--- a/TCC/Memorial.docx
+++ b/TCC/Memorial.docx
@@ -717,14 +717,6 @@
               <w:color w:val="2F5496" w:themeColor="accent1" w:themeShade="BF"/>
               <w:sz w:val="24"/>
               <w:szCs w:val="24"/>
-              <w14:textFill>
-                <w14:solidFill>
-                  <w14:schemeClr w14:val="accent1">
-                    <w14:lumMod w14:val="75000"/>
-                    <w14:lumMod w14:val="75000"/>
-                  </w14:schemeClr>
-                </w14:solidFill>
-              </w14:textFill>
             </w:rPr>
           </w:pPr>
         </w:p>
@@ -735,9 +727,9 @@
               <w:rFonts w:asciiTheme="minorHAnsi" w:eastAsiaTheme="minorEastAsia" w:hAnsiTheme="minorHAnsi"/>
               <w:b w:val="0"/>
               <w:caps w:val="0"/>
-              <w:sz w:val="22"/>
-              <w:szCs w:val="22"/>
+              <w:kern w:val="2"/>
               <w:lang w:eastAsia="pt-BR"/>
+              <w14:ligatures w14:val="standardContextual"/>
             </w:rPr>
           </w:pPr>
           <w:r>
@@ -761,7 +753,7 @@
             </w:rPr>
             <w:fldChar w:fldCharType="separate"/>
           </w:r>
-          <w:hyperlink w:anchor="_Toc122039059" w:history="1">
+          <w:hyperlink w:anchor="_Toc222648850" w:history="1">
             <w:r>
               <w:rPr>
                 <w:rStyle w:val="Hyperlink"/>
@@ -773,9 +765,9 @@
                 <w:rFonts w:asciiTheme="minorHAnsi" w:eastAsiaTheme="minorEastAsia" w:hAnsiTheme="minorHAnsi"/>
                 <w:b w:val="0"/>
                 <w:caps w:val="0"/>
-                <w:sz w:val="22"/>
-                <w:szCs w:val="22"/>
+                <w:kern w:val="2"/>
                 <w:lang w:eastAsia="pt-BR"/>
+                <w14:ligatures w14:val="standardContextual"/>
               </w:rPr>
               <w:tab/>
             </w:r>
@@ -801,7 +793,7 @@
               <w:rPr>
                 <w:webHidden/>
               </w:rPr>
-              <w:instrText xml:space="preserve"> PAGEREF _Toc122039059 \h </w:instrText>
+              <w:instrText xml:space="preserve"> PAGEREF _Toc222648850 \h </w:instrText>
             </w:r>
             <w:r>
               <w:rPr>
@@ -835,12 +827,12 @@
               <w:rFonts w:asciiTheme="minorHAnsi" w:eastAsiaTheme="minorEastAsia" w:hAnsiTheme="minorHAnsi" w:cstheme="minorBidi"/>
               <w:b w:val="0"/>
               <w:bCs w:val="0"/>
-              <w:sz w:val="22"/>
-              <w:szCs w:val="22"/>
+              <w:kern w:val="2"/>
               <w:lang w:eastAsia="pt-BR"/>
+              <w14:ligatures w14:val="standardContextual"/>
             </w:rPr>
           </w:pPr>
-          <w:hyperlink w:anchor="_Toc122039060" w:history="1">
+          <w:hyperlink w:anchor="_Toc222648851" w:history="1">
             <w:r>
               <w:rPr>
                 <w:rStyle w:val="Hyperlink"/>
@@ -852,9 +844,9 @@
                 <w:rFonts w:asciiTheme="minorHAnsi" w:eastAsiaTheme="minorEastAsia" w:hAnsiTheme="minorHAnsi" w:cstheme="minorBidi"/>
                 <w:b w:val="0"/>
                 <w:bCs w:val="0"/>
-                <w:sz w:val="22"/>
-                <w:szCs w:val="22"/>
+                <w:kern w:val="2"/>
                 <w:lang w:eastAsia="pt-BR"/>
+                <w14:ligatures w14:val="standardContextual"/>
               </w:rPr>
               <w:tab/>
             </w:r>
@@ -862,6 +854,245 @@
               <w:rPr>
                 <w:rStyle w:val="Hyperlink"/>
               </w:rPr>
+              <w:t>Experiência em Gestão de Projetos</w:t>
+            </w:r>
+            <w:r>
+              <w:rPr>
+                <w:webHidden/>
+              </w:rPr>
+              <w:tab/>
+            </w:r>
+            <w:r>
+              <w:rPr>
+                <w:webHidden/>
+              </w:rPr>
+              <w:fldChar w:fldCharType="begin"/>
+            </w:r>
+            <w:r>
+              <w:rPr>
+                <w:webHidden/>
+              </w:rPr>
+              <w:instrText xml:space="preserve"> PAGEREF _Toc222648851 \h </w:instrText>
+            </w:r>
+            <w:r>
+              <w:rPr>
+                <w:webHidden/>
+              </w:rPr>
+            </w:r>
+            <w:r>
+              <w:rPr>
+                <w:webHidden/>
+              </w:rPr>
+              <w:fldChar w:fldCharType="separate"/>
+            </w:r>
+            <w:r>
+              <w:rPr>
+                <w:webHidden/>
+              </w:rPr>
+              <w:t>3</w:t>
+            </w:r>
+            <w:r>
+              <w:rPr>
+                <w:webHidden/>
+              </w:rPr>
+              <w:fldChar w:fldCharType="end"/>
+            </w:r>
+          </w:hyperlink>
+        </w:p>
+        <w:p>
+          <w:pPr>
+            <w:pStyle w:val="Sumrio2"/>
+            <w:rPr>
+              <w:rFonts w:asciiTheme="minorHAnsi" w:eastAsiaTheme="minorEastAsia" w:hAnsiTheme="minorHAnsi" w:cstheme="minorBidi"/>
+              <w:b w:val="0"/>
+              <w:bCs w:val="0"/>
+              <w:kern w:val="2"/>
+              <w:lang w:eastAsia="pt-BR"/>
+              <w14:ligatures w14:val="standardContextual"/>
+            </w:rPr>
+          </w:pPr>
+          <w:hyperlink w:anchor="_Toc222648852" w:history="1">
+            <w:r>
+              <w:rPr>
+                <w:rStyle w:val="Hyperlink"/>
+              </w:rPr>
+              <w:t>1.2.</w:t>
+            </w:r>
+            <w:r>
+              <w:rPr>
+                <w:rFonts w:asciiTheme="minorHAnsi" w:eastAsiaTheme="minorEastAsia" w:hAnsiTheme="minorHAnsi" w:cstheme="minorBidi"/>
+                <w:b w:val="0"/>
+                <w:bCs w:val="0"/>
+                <w:kern w:val="2"/>
+                <w:lang w:eastAsia="pt-BR"/>
+                <w14:ligatures w14:val="standardContextual"/>
+              </w:rPr>
+              <w:tab/>
+            </w:r>
+            <w:r>
+              <w:rPr>
+                <w:rStyle w:val="Hyperlink"/>
+              </w:rPr>
+              <w:t>Motivação para a especialização em Desenvolvimento Full Stack na PUC RS</w:t>
+            </w:r>
+            <w:r>
+              <w:rPr>
+                <w:webHidden/>
+              </w:rPr>
+              <w:tab/>
+            </w:r>
+            <w:r>
+              <w:rPr>
+                <w:webHidden/>
+              </w:rPr>
+              <w:fldChar w:fldCharType="begin"/>
+            </w:r>
+            <w:r>
+              <w:rPr>
+                <w:webHidden/>
+              </w:rPr>
+              <w:instrText xml:space="preserve"> PAGEREF _Toc222648852 \h </w:instrText>
+            </w:r>
+            <w:r>
+              <w:rPr>
+                <w:webHidden/>
+              </w:rPr>
+            </w:r>
+            <w:r>
+              <w:rPr>
+                <w:webHidden/>
+              </w:rPr>
+              <w:fldChar w:fldCharType="separate"/>
+            </w:r>
+            <w:r>
+              <w:rPr>
+                <w:webHidden/>
+              </w:rPr>
+              <w:t>4</w:t>
+            </w:r>
+            <w:r>
+              <w:rPr>
+                <w:webHidden/>
+              </w:rPr>
+              <w:fldChar w:fldCharType="end"/>
+            </w:r>
+          </w:hyperlink>
+        </w:p>
+        <w:p>
+          <w:pPr>
+            <w:pStyle w:val="Sumrio2"/>
+            <w:rPr>
+              <w:rFonts w:asciiTheme="minorHAnsi" w:eastAsiaTheme="minorEastAsia" w:hAnsiTheme="minorHAnsi" w:cstheme="minorBidi"/>
+              <w:b w:val="0"/>
+              <w:bCs w:val="0"/>
+              <w:kern w:val="2"/>
+              <w:lang w:eastAsia="pt-BR"/>
+              <w14:ligatures w14:val="standardContextual"/>
+            </w:rPr>
+          </w:pPr>
+          <w:hyperlink w:anchor="_Toc222648853" w:history="1">
+            <w:r>
+              <w:rPr>
+                <w:rStyle w:val="Hyperlink"/>
+              </w:rPr>
+              <w:t>1.3.</w:t>
+            </w:r>
+            <w:r>
+              <w:rPr>
+                <w:rFonts w:asciiTheme="minorHAnsi" w:eastAsiaTheme="minorEastAsia" w:hAnsiTheme="minorHAnsi" w:cstheme="minorBidi"/>
+                <w:b w:val="0"/>
+                <w:bCs w:val="0"/>
+                <w:kern w:val="2"/>
+                <w:lang w:eastAsia="pt-BR"/>
+                <w14:ligatures w14:val="standardContextual"/>
+              </w:rPr>
+              <w:tab/>
+            </w:r>
+            <w:r>
+              <w:rPr>
+                <w:rStyle w:val="Hyperlink"/>
+              </w:rPr>
+              <w:t>Conexão com a solução a ser implementada</w:t>
+            </w:r>
+            <w:r>
+              <w:rPr>
+                <w:webHidden/>
+              </w:rPr>
+              <w:tab/>
+            </w:r>
+            <w:r>
+              <w:rPr>
+                <w:webHidden/>
+              </w:rPr>
+              <w:fldChar w:fldCharType="begin"/>
+            </w:r>
+            <w:r>
+              <w:rPr>
+                <w:webHidden/>
+              </w:rPr>
+              <w:instrText xml:space="preserve"> PAGEREF _Toc222648853 \h </w:instrText>
+            </w:r>
+            <w:r>
+              <w:rPr>
+                <w:webHidden/>
+              </w:rPr>
+            </w:r>
+            <w:r>
+              <w:rPr>
+                <w:webHidden/>
+              </w:rPr>
+              <w:fldChar w:fldCharType="separate"/>
+            </w:r>
+            <w:r>
+              <w:rPr>
+                <w:webHidden/>
+              </w:rPr>
+              <w:t>4</w:t>
+            </w:r>
+            <w:r>
+              <w:rPr>
+                <w:webHidden/>
+              </w:rPr>
+              <w:fldChar w:fldCharType="end"/>
+            </w:r>
+          </w:hyperlink>
+        </w:p>
+        <w:p>
+          <w:pPr>
+            <w:pStyle w:val="Sumrio2"/>
+            <w:rPr>
+              <w:rFonts w:asciiTheme="minorHAnsi" w:eastAsiaTheme="minorEastAsia" w:hAnsiTheme="minorHAnsi" w:cstheme="minorBidi"/>
+              <w:b w:val="0"/>
+              <w:bCs w:val="0"/>
+              <w:kern w:val="2"/>
+              <w:lang w:eastAsia="pt-BR"/>
+              <w14:ligatures w14:val="standardContextual"/>
+            </w:rPr>
+          </w:pPr>
+          <w:hyperlink w:anchor="_Toc222648854" w:history="1">
+            <w:r>
+              <w:rPr>
+                <w:rStyle w:val="Hyperlink"/>
+                <w:highlight w:val="yellow"/>
+              </w:rPr>
+              <w:t>1.4.</w:t>
+            </w:r>
+            <w:r>
+              <w:rPr>
+                <w:rFonts w:asciiTheme="minorHAnsi" w:eastAsiaTheme="minorEastAsia" w:hAnsiTheme="minorHAnsi" w:cstheme="minorBidi"/>
+                <w:b w:val="0"/>
+                <w:bCs w:val="0"/>
+                <w:kern w:val="2"/>
+                <w:lang w:eastAsia="pt-BR"/>
+                <w14:ligatures w14:val="standardContextual"/>
+              </w:rPr>
+              <w:tab/>
+            </w:r>
+            <w:r>
+              <w:rPr>
+                <w:rStyle w:val="Hyperlink"/>
+                <w:highlight w:val="yellow"/>
+              </w:rPr>
               <w:t>Título Secundário</w:t>
             </w:r>
             <w:r>
@@ -880,7 +1111,7 @@
               <w:rPr>
                 <w:webHidden/>
               </w:rPr>
-              <w:instrText xml:space="preserve"> PAGEREF _Toc122039060 \h </w:instrText>
+              <w:instrText xml:space="preserve"> PAGEREF _Toc222648854 \h </w:instrText>
             </w:r>
             <w:r>
               <w:rPr>
@@ -897,7 +1128,7 @@
               <w:rPr>
                 <w:webHidden/>
               </w:rPr>
-              <w:t>3</w:t>
+              <w:t>5</w:t>
             </w:r>
             <w:r>
               <w:rPr>
@@ -914,32 +1145,34 @@
               <w:rFonts w:asciiTheme="minorHAnsi" w:eastAsiaTheme="minorEastAsia" w:hAnsiTheme="minorHAnsi" w:cstheme="minorBidi"/>
               <w:i w:val="0"/>
               <w:iCs w:val="0"/>
-              <w:sz w:val="22"/>
-              <w:szCs w:val="22"/>
+              <w:kern w:val="2"/>
               <w:lang w:eastAsia="pt-BR"/>
+              <w14:ligatures w14:val="standardContextual"/>
             </w:rPr>
           </w:pPr>
-          <w:hyperlink w:anchor="_Toc122039061" w:history="1">
+          <w:hyperlink w:anchor="_Toc222648855" w:history="1">
             <w:r>
               <w:rPr>
                 <w:rStyle w:val="Hyperlink"/>
-              </w:rPr>
-              <w:t>1.1.1.</w:t>
+                <w:highlight w:val="yellow"/>
+              </w:rPr>
+              <w:t>1.4.1.</w:t>
             </w:r>
             <w:r>
               <w:rPr>
                 <w:rFonts w:asciiTheme="minorHAnsi" w:eastAsiaTheme="minorEastAsia" w:hAnsiTheme="minorHAnsi" w:cstheme="minorBidi"/>
                 <w:i w:val="0"/>
                 <w:iCs w:val="0"/>
-                <w:sz w:val="22"/>
-                <w:szCs w:val="22"/>
+                <w:kern w:val="2"/>
                 <w:lang w:eastAsia="pt-BR"/>
+                <w14:ligatures w14:val="standardContextual"/>
               </w:rPr>
               <w:tab/>
             </w:r>
             <w:r>
               <w:rPr>
                 <w:rStyle w:val="Hyperlink"/>
+                <w:highlight w:val="yellow"/>
               </w:rPr>
               <w:t>Título Terciário</w:t>
             </w:r>
@@ -959,7 +1192,7 @@
               <w:rPr>
                 <w:webHidden/>
               </w:rPr>
-              <w:instrText xml:space="preserve"> PAGEREF _Toc122039061 \h </w:instrText>
+              <w:instrText xml:space="preserve"> PAGEREF _Toc222648855 \h </w:instrText>
             </w:r>
             <w:r>
               <w:rPr>
@@ -976,7 +1209,7 @@
               <w:rPr>
                 <w:webHidden/>
               </w:rPr>
-              <w:t>3</w:t>
+              <w:t>5</w:t>
             </w:r>
             <w:r>
               <w:rPr>
@@ -991,30 +1224,32 @@
             <w:pStyle w:val="Sumrio4"/>
             <w:rPr>
               <w:rFonts w:asciiTheme="minorHAnsi" w:eastAsiaTheme="minorEastAsia" w:hAnsiTheme="minorHAnsi" w:cstheme="minorBidi"/>
-              <w:sz w:val="22"/>
-              <w:szCs w:val="22"/>
+              <w:kern w:val="2"/>
               <w:lang w:eastAsia="pt-BR"/>
+              <w14:ligatures w14:val="standardContextual"/>
             </w:rPr>
           </w:pPr>
-          <w:hyperlink w:anchor="_Toc122039062" w:history="1">
+          <w:hyperlink w:anchor="_Toc222648856" w:history="1">
             <w:r>
               <w:rPr>
                 <w:rStyle w:val="Hyperlink"/>
-              </w:rPr>
-              <w:t>1.1.1.1.</w:t>
+                <w:highlight w:val="yellow"/>
+              </w:rPr>
+              <w:t>1.4.1.1.</w:t>
             </w:r>
             <w:r>
               <w:rPr>
                 <w:rFonts w:asciiTheme="minorHAnsi" w:eastAsiaTheme="minorEastAsia" w:hAnsiTheme="minorHAnsi" w:cstheme="minorBidi"/>
-                <w:sz w:val="22"/>
-                <w:szCs w:val="22"/>
+                <w:kern w:val="2"/>
                 <w:lang w:eastAsia="pt-BR"/>
+                <w14:ligatures w14:val="standardContextual"/>
               </w:rPr>
               <w:tab/>
             </w:r>
             <w:r>
               <w:rPr>
                 <w:rStyle w:val="Hyperlink"/>
+                <w:highlight w:val="yellow"/>
               </w:rPr>
               <w:t>Título Quaternário</w:t>
             </w:r>
@@ -1034,7 +1269,7 @@
               <w:rPr>
                 <w:webHidden/>
               </w:rPr>
-              <w:instrText xml:space="preserve"> PAGEREF _Toc122039062 \h </w:instrText>
+              <w:instrText xml:space="preserve"> PAGEREF _Toc222648856 \h </w:instrText>
             </w:r>
             <w:r>
               <w:rPr>
@@ -1051,7 +1286,7 @@
               <w:rPr>
                 <w:webHidden/>
               </w:rPr>
-              <w:t>3</w:t>
+              <w:t>5</w:t>
             </w:r>
             <w:r>
               <w:rPr>
@@ -1068,12 +1303,12 @@
               <w:rFonts w:asciiTheme="minorHAnsi" w:eastAsiaTheme="minorEastAsia" w:hAnsiTheme="minorHAnsi"/>
               <w:b w:val="0"/>
               <w:caps w:val="0"/>
-              <w:sz w:val="22"/>
-              <w:szCs w:val="22"/>
+              <w:kern w:val="2"/>
               <w:lang w:eastAsia="pt-BR"/>
+              <w14:ligatures w14:val="standardContextual"/>
             </w:rPr>
           </w:pPr>
-          <w:hyperlink w:anchor="_Toc122039063" w:history="1">
+          <w:hyperlink w:anchor="_Toc222648857" w:history="1">
             <w:r>
               <w:rPr>
                 <w:rStyle w:val="Hyperlink"/>
@@ -1085,9 +1320,9 @@
                 <w:rFonts w:asciiTheme="minorHAnsi" w:eastAsiaTheme="minorEastAsia" w:hAnsiTheme="minorHAnsi"/>
                 <w:b w:val="0"/>
                 <w:caps w:val="0"/>
-                <w:sz w:val="22"/>
-                <w:szCs w:val="22"/>
+                <w:kern w:val="2"/>
                 <w:lang w:eastAsia="pt-BR"/>
+                <w14:ligatures w14:val="standardContextual"/>
               </w:rPr>
               <w:tab/>
             </w:r>
@@ -1113,7 +1348,7 @@
               <w:rPr>
                 <w:webHidden/>
               </w:rPr>
-              <w:instrText xml:space="preserve"> PAGEREF _Toc122039063 \h </w:instrText>
+              <w:instrText xml:space="preserve"> PAGEREF _Toc222648857 \h </w:instrText>
             </w:r>
             <w:r>
               <w:rPr>
@@ -1130,7 +1365,7 @@
               <w:rPr>
                 <w:webHidden/>
               </w:rPr>
-              <w:t>4</w:t>
+              <w:t>6</w:t>
             </w:r>
             <w:r>
               <w:rPr>
@@ -1147,12 +1382,12 @@
               <w:rFonts w:asciiTheme="minorHAnsi" w:eastAsiaTheme="minorEastAsia" w:hAnsiTheme="minorHAnsi"/>
               <w:b w:val="0"/>
               <w:caps w:val="0"/>
-              <w:sz w:val="22"/>
-              <w:szCs w:val="22"/>
+              <w:kern w:val="2"/>
               <w:lang w:eastAsia="pt-BR"/>
+              <w14:ligatures w14:val="standardContextual"/>
             </w:rPr>
           </w:pPr>
-          <w:hyperlink w:anchor="_Toc122039064" w:history="1">
+          <w:hyperlink w:anchor="_Toc222648858" w:history="1">
             <w:r>
               <w:rPr>
                 <w:rStyle w:val="Hyperlink"/>
@@ -1164,9 +1399,9 @@
                 <w:rFonts w:asciiTheme="minorHAnsi" w:eastAsiaTheme="minorEastAsia" w:hAnsiTheme="minorHAnsi"/>
                 <w:b w:val="0"/>
                 <w:caps w:val="0"/>
-                <w:sz w:val="22"/>
-                <w:szCs w:val="22"/>
+                <w:kern w:val="2"/>
                 <w:lang w:eastAsia="pt-BR"/>
+                <w14:ligatures w14:val="standardContextual"/>
               </w:rPr>
               <w:tab/>
             </w:r>
@@ -1192,7 +1427,7 @@
               <w:rPr>
                 <w:webHidden/>
               </w:rPr>
-              <w:instrText xml:space="preserve"> PAGEREF _Toc122039064 \h </w:instrText>
+              <w:instrText xml:space="preserve"> PAGEREF _Toc222648858 \h </w:instrText>
             </w:r>
             <w:r>
               <w:rPr>
@@ -1209,7 +1444,880 @@
               <w:rPr>
                 <w:webHidden/>
               </w:rPr>
-              <w:t>5</w:t>
+              <w:t>8</w:t>
+            </w:r>
+            <w:r>
+              <w:rPr>
+                <w:webHidden/>
+              </w:rPr>
+              <w:fldChar w:fldCharType="end"/>
+            </w:r>
+          </w:hyperlink>
+        </w:p>
+        <w:p>
+          <w:pPr>
+            <w:pStyle w:val="Sumrio2"/>
+            <w:rPr>
+              <w:rFonts w:asciiTheme="minorHAnsi" w:eastAsiaTheme="minorEastAsia" w:hAnsiTheme="minorHAnsi" w:cstheme="minorBidi"/>
+              <w:b w:val="0"/>
+              <w:bCs w:val="0"/>
+              <w:kern w:val="2"/>
+              <w:lang w:eastAsia="pt-BR"/>
+              <w14:ligatures w14:val="standardContextual"/>
+            </w:rPr>
+          </w:pPr>
+          <w:hyperlink w:anchor="_Toc222648859" w:history="1">
+            <w:r>
+              <w:rPr>
+                <w:rStyle w:val="Hyperlink"/>
+                <w:lang w:val="en-US"/>
+              </w:rPr>
+              <w:t>3.1.</w:t>
+            </w:r>
+            <w:r>
+              <w:rPr>
+                <w:rFonts w:asciiTheme="minorHAnsi" w:eastAsiaTheme="minorEastAsia" w:hAnsiTheme="minorHAnsi" w:cstheme="minorBidi"/>
+                <w:b w:val="0"/>
+                <w:bCs w:val="0"/>
+                <w:kern w:val="2"/>
+                <w:lang w:eastAsia="pt-BR"/>
+                <w14:ligatures w14:val="standardContextual"/>
+              </w:rPr>
+              <w:tab/>
+            </w:r>
+            <w:r>
+              <w:rPr>
+                <w:rStyle w:val="Hyperlink"/>
+                <w:lang w:val="en-US"/>
+              </w:rPr>
+              <w:t>Front-end: React.js e Tailwind CSS</w:t>
+            </w:r>
+            <w:r>
+              <w:rPr>
+                <w:webHidden/>
+              </w:rPr>
+              <w:tab/>
+            </w:r>
+            <w:r>
+              <w:rPr>
+                <w:webHidden/>
+              </w:rPr>
+              <w:fldChar w:fldCharType="begin"/>
+            </w:r>
+            <w:r>
+              <w:rPr>
+                <w:webHidden/>
+              </w:rPr>
+              <w:instrText xml:space="preserve"> PAGEREF _Toc222648859 \h </w:instrText>
+            </w:r>
+            <w:r>
+              <w:rPr>
+                <w:webHidden/>
+              </w:rPr>
+            </w:r>
+            <w:r>
+              <w:rPr>
+                <w:webHidden/>
+              </w:rPr>
+              <w:fldChar w:fldCharType="separate"/>
+            </w:r>
+            <w:r>
+              <w:rPr>
+                <w:webHidden/>
+              </w:rPr>
+              <w:t>8</w:t>
+            </w:r>
+            <w:r>
+              <w:rPr>
+                <w:webHidden/>
+              </w:rPr>
+              <w:fldChar w:fldCharType="end"/>
+            </w:r>
+          </w:hyperlink>
+        </w:p>
+        <w:p>
+          <w:pPr>
+            <w:pStyle w:val="Sumrio3"/>
+            <w:rPr>
+              <w:rFonts w:asciiTheme="minorHAnsi" w:eastAsiaTheme="minorEastAsia" w:hAnsiTheme="minorHAnsi" w:cstheme="minorBidi"/>
+              <w:i w:val="0"/>
+              <w:iCs w:val="0"/>
+              <w:kern w:val="2"/>
+              <w:lang w:eastAsia="pt-BR"/>
+              <w14:ligatures w14:val="standardContextual"/>
+            </w:rPr>
+          </w:pPr>
+          <w:hyperlink w:anchor="_Toc222648860" w:history="1">
+            <w:r>
+              <w:rPr>
+                <w:rStyle w:val="Hyperlink"/>
+              </w:rPr>
+              <w:t>3.1.1.</w:t>
+            </w:r>
+            <w:r>
+              <w:rPr>
+                <w:rFonts w:asciiTheme="minorHAnsi" w:eastAsiaTheme="minorEastAsia" w:hAnsiTheme="minorHAnsi" w:cstheme="minorBidi"/>
+                <w:i w:val="0"/>
+                <w:iCs w:val="0"/>
+                <w:kern w:val="2"/>
+                <w:lang w:eastAsia="pt-BR"/>
+                <w14:ligatures w14:val="standardContextual"/>
+              </w:rPr>
+              <w:tab/>
+            </w:r>
+            <w:r>
+              <w:rPr>
+                <w:rStyle w:val="Hyperlink"/>
+              </w:rPr>
+              <w:t>React.js:</w:t>
+            </w:r>
+            <w:r>
+              <w:rPr>
+                <w:webHidden/>
+              </w:rPr>
+              <w:tab/>
+            </w:r>
+            <w:r>
+              <w:rPr>
+                <w:webHidden/>
+              </w:rPr>
+              <w:fldChar w:fldCharType="begin"/>
+            </w:r>
+            <w:r>
+              <w:rPr>
+                <w:webHidden/>
+              </w:rPr>
+              <w:instrText xml:space="preserve"> PAGEREF _Toc222648860 \h </w:instrText>
+            </w:r>
+            <w:r>
+              <w:rPr>
+                <w:webHidden/>
+              </w:rPr>
+            </w:r>
+            <w:r>
+              <w:rPr>
+                <w:webHidden/>
+              </w:rPr>
+              <w:fldChar w:fldCharType="separate"/>
+            </w:r>
+            <w:r>
+              <w:rPr>
+                <w:webHidden/>
+              </w:rPr>
+              <w:t>8</w:t>
+            </w:r>
+            <w:r>
+              <w:rPr>
+                <w:webHidden/>
+              </w:rPr>
+              <w:fldChar w:fldCharType="end"/>
+            </w:r>
+          </w:hyperlink>
+        </w:p>
+        <w:p>
+          <w:pPr>
+            <w:pStyle w:val="Sumrio3"/>
+            <w:rPr>
+              <w:rFonts w:asciiTheme="minorHAnsi" w:eastAsiaTheme="minorEastAsia" w:hAnsiTheme="minorHAnsi" w:cstheme="minorBidi"/>
+              <w:i w:val="0"/>
+              <w:iCs w:val="0"/>
+              <w:kern w:val="2"/>
+              <w:lang w:eastAsia="pt-BR"/>
+              <w14:ligatures w14:val="standardContextual"/>
+            </w:rPr>
+          </w:pPr>
+          <w:hyperlink w:anchor="_Toc222648861" w:history="1">
+            <w:r>
+              <w:rPr>
+                <w:rStyle w:val="Hyperlink"/>
+              </w:rPr>
+              <w:t>3.1.2.</w:t>
+            </w:r>
+            <w:r>
+              <w:rPr>
+                <w:rFonts w:asciiTheme="minorHAnsi" w:eastAsiaTheme="minorEastAsia" w:hAnsiTheme="minorHAnsi" w:cstheme="minorBidi"/>
+                <w:i w:val="0"/>
+                <w:iCs w:val="0"/>
+                <w:kern w:val="2"/>
+                <w:lang w:eastAsia="pt-BR"/>
+                <w14:ligatures w14:val="standardContextual"/>
+              </w:rPr>
+              <w:tab/>
+            </w:r>
+            <w:r>
+              <w:rPr>
+                <w:rStyle w:val="Hyperlink"/>
+              </w:rPr>
+              <w:t>Tailwind CSS:</w:t>
+            </w:r>
+            <w:r>
+              <w:rPr>
+                <w:webHidden/>
+              </w:rPr>
+              <w:tab/>
+            </w:r>
+            <w:r>
+              <w:rPr>
+                <w:webHidden/>
+              </w:rPr>
+              <w:fldChar w:fldCharType="begin"/>
+            </w:r>
+            <w:r>
+              <w:rPr>
+                <w:webHidden/>
+              </w:rPr>
+              <w:instrText xml:space="preserve"> PAGEREF _Toc222648861 \h </w:instrText>
+            </w:r>
+            <w:r>
+              <w:rPr>
+                <w:webHidden/>
+              </w:rPr>
+            </w:r>
+            <w:r>
+              <w:rPr>
+                <w:webHidden/>
+              </w:rPr>
+              <w:fldChar w:fldCharType="separate"/>
+            </w:r>
+            <w:r>
+              <w:rPr>
+                <w:webHidden/>
+              </w:rPr>
+              <w:t>9</w:t>
+            </w:r>
+            <w:r>
+              <w:rPr>
+                <w:webHidden/>
+              </w:rPr>
+              <w:fldChar w:fldCharType="end"/>
+            </w:r>
+          </w:hyperlink>
+        </w:p>
+        <w:p>
+          <w:pPr>
+            <w:pStyle w:val="Sumrio2"/>
+            <w:rPr>
+              <w:rFonts w:asciiTheme="minorHAnsi" w:eastAsiaTheme="minorEastAsia" w:hAnsiTheme="minorHAnsi" w:cstheme="minorBidi"/>
+              <w:b w:val="0"/>
+              <w:bCs w:val="0"/>
+              <w:kern w:val="2"/>
+              <w:lang w:eastAsia="pt-BR"/>
+              <w14:ligatures w14:val="standardContextual"/>
+            </w:rPr>
+          </w:pPr>
+          <w:hyperlink w:anchor="_Toc222648862" w:history="1">
+            <w:r>
+              <w:rPr>
+                <w:rStyle w:val="Hyperlink"/>
+                <w:lang w:val="en-US"/>
+              </w:rPr>
+              <w:t>3.2.</w:t>
+            </w:r>
+            <w:r>
+              <w:rPr>
+                <w:rFonts w:asciiTheme="minorHAnsi" w:eastAsiaTheme="minorEastAsia" w:hAnsiTheme="minorHAnsi" w:cstheme="minorBidi"/>
+                <w:b w:val="0"/>
+                <w:bCs w:val="0"/>
+                <w:kern w:val="2"/>
+                <w:lang w:eastAsia="pt-BR"/>
+                <w14:ligatures w14:val="standardContextual"/>
+              </w:rPr>
+              <w:tab/>
+            </w:r>
+            <w:r>
+              <w:rPr>
+                <w:rStyle w:val="Hyperlink"/>
+                <w:lang w:val="en-US"/>
+              </w:rPr>
+              <w:t>Back-end: Node.js e Express</w:t>
+            </w:r>
+            <w:r>
+              <w:rPr>
+                <w:webHidden/>
+              </w:rPr>
+              <w:tab/>
+            </w:r>
+            <w:r>
+              <w:rPr>
+                <w:webHidden/>
+              </w:rPr>
+              <w:fldChar w:fldCharType="begin"/>
+            </w:r>
+            <w:r>
+              <w:rPr>
+                <w:webHidden/>
+              </w:rPr>
+              <w:instrText xml:space="preserve"> PAGEREF _Toc222648862 \h </w:instrText>
+            </w:r>
+            <w:r>
+              <w:rPr>
+                <w:webHidden/>
+              </w:rPr>
+            </w:r>
+            <w:r>
+              <w:rPr>
+                <w:webHidden/>
+              </w:rPr>
+              <w:fldChar w:fldCharType="separate"/>
+            </w:r>
+            <w:r>
+              <w:rPr>
+                <w:webHidden/>
+              </w:rPr>
+              <w:t>9</w:t>
+            </w:r>
+            <w:r>
+              <w:rPr>
+                <w:webHidden/>
+              </w:rPr>
+              <w:fldChar w:fldCharType="end"/>
+            </w:r>
+          </w:hyperlink>
+        </w:p>
+        <w:p>
+          <w:pPr>
+            <w:pStyle w:val="Sumrio3"/>
+            <w:rPr>
+              <w:rFonts w:asciiTheme="minorHAnsi" w:eastAsiaTheme="minorEastAsia" w:hAnsiTheme="minorHAnsi" w:cstheme="minorBidi"/>
+              <w:i w:val="0"/>
+              <w:iCs w:val="0"/>
+              <w:kern w:val="2"/>
+              <w:lang w:eastAsia="pt-BR"/>
+              <w14:ligatures w14:val="standardContextual"/>
+            </w:rPr>
+          </w:pPr>
+          <w:hyperlink w:anchor="_Toc222648863" w:history="1">
+            <w:r>
+              <w:rPr>
+                <w:rStyle w:val="Hyperlink"/>
+              </w:rPr>
+              <w:t>3.2.1.</w:t>
+            </w:r>
+            <w:r>
+              <w:rPr>
+                <w:rFonts w:asciiTheme="minorHAnsi" w:eastAsiaTheme="minorEastAsia" w:hAnsiTheme="minorHAnsi" w:cstheme="minorBidi"/>
+                <w:i w:val="0"/>
+                <w:iCs w:val="0"/>
+                <w:kern w:val="2"/>
+                <w:lang w:eastAsia="pt-BR"/>
+                <w14:ligatures w14:val="standardContextual"/>
+              </w:rPr>
+              <w:tab/>
+            </w:r>
+            <w:r>
+              <w:rPr>
+                <w:rStyle w:val="Hyperlink"/>
+              </w:rPr>
+              <w:t>Node.js:</w:t>
+            </w:r>
+            <w:r>
+              <w:rPr>
+                <w:webHidden/>
+              </w:rPr>
+              <w:tab/>
+            </w:r>
+            <w:r>
+              <w:rPr>
+                <w:webHidden/>
+              </w:rPr>
+              <w:fldChar w:fldCharType="begin"/>
+            </w:r>
+            <w:r>
+              <w:rPr>
+                <w:webHidden/>
+              </w:rPr>
+              <w:instrText xml:space="preserve"> PAGEREF _Toc222648863 \h </w:instrText>
+            </w:r>
+            <w:r>
+              <w:rPr>
+                <w:webHidden/>
+              </w:rPr>
+            </w:r>
+            <w:r>
+              <w:rPr>
+                <w:webHidden/>
+              </w:rPr>
+              <w:fldChar w:fldCharType="separate"/>
+            </w:r>
+            <w:r>
+              <w:rPr>
+                <w:webHidden/>
+              </w:rPr>
+              <w:t>9</w:t>
+            </w:r>
+            <w:r>
+              <w:rPr>
+                <w:webHidden/>
+              </w:rPr>
+              <w:fldChar w:fldCharType="end"/>
+            </w:r>
+          </w:hyperlink>
+        </w:p>
+        <w:p>
+          <w:pPr>
+            <w:pStyle w:val="Sumrio3"/>
+            <w:rPr>
+              <w:rFonts w:asciiTheme="minorHAnsi" w:eastAsiaTheme="minorEastAsia" w:hAnsiTheme="minorHAnsi" w:cstheme="minorBidi"/>
+              <w:i w:val="0"/>
+              <w:iCs w:val="0"/>
+              <w:kern w:val="2"/>
+              <w:lang w:eastAsia="pt-BR"/>
+              <w14:ligatures w14:val="standardContextual"/>
+            </w:rPr>
+          </w:pPr>
+          <w:hyperlink w:anchor="_Toc222648864" w:history="1">
+            <w:r>
+              <w:rPr>
+                <w:rStyle w:val="Hyperlink"/>
+              </w:rPr>
+              <w:t>3.2.2.</w:t>
+            </w:r>
+            <w:r>
+              <w:rPr>
+                <w:rFonts w:asciiTheme="minorHAnsi" w:eastAsiaTheme="minorEastAsia" w:hAnsiTheme="minorHAnsi" w:cstheme="minorBidi"/>
+                <w:i w:val="0"/>
+                <w:iCs w:val="0"/>
+                <w:kern w:val="2"/>
+                <w:lang w:eastAsia="pt-BR"/>
+                <w14:ligatures w14:val="standardContextual"/>
+              </w:rPr>
+              <w:tab/>
+            </w:r>
+            <w:r>
+              <w:rPr>
+                <w:rStyle w:val="Hyperlink"/>
+              </w:rPr>
+              <w:t>Express:</w:t>
+            </w:r>
+            <w:r>
+              <w:rPr>
+                <w:webHidden/>
+              </w:rPr>
+              <w:tab/>
+            </w:r>
+            <w:r>
+              <w:rPr>
+                <w:webHidden/>
+              </w:rPr>
+              <w:fldChar w:fldCharType="begin"/>
+            </w:r>
+            <w:r>
+              <w:rPr>
+                <w:webHidden/>
+              </w:rPr>
+              <w:instrText xml:space="preserve"> PAGEREF _Toc222648864 \h </w:instrText>
+            </w:r>
+            <w:r>
+              <w:rPr>
+                <w:webHidden/>
+              </w:rPr>
+            </w:r>
+            <w:r>
+              <w:rPr>
+                <w:webHidden/>
+              </w:rPr>
+              <w:fldChar w:fldCharType="separate"/>
+            </w:r>
+            <w:r>
+              <w:rPr>
+                <w:webHidden/>
+              </w:rPr>
+              <w:t>10</w:t>
+            </w:r>
+            <w:r>
+              <w:rPr>
+                <w:webHidden/>
+              </w:rPr>
+              <w:fldChar w:fldCharType="end"/>
+            </w:r>
+          </w:hyperlink>
+        </w:p>
+        <w:p>
+          <w:pPr>
+            <w:pStyle w:val="Sumrio2"/>
+            <w:rPr>
+              <w:rFonts w:asciiTheme="minorHAnsi" w:eastAsiaTheme="minorEastAsia" w:hAnsiTheme="minorHAnsi" w:cstheme="minorBidi"/>
+              <w:b w:val="0"/>
+              <w:bCs w:val="0"/>
+              <w:kern w:val="2"/>
+              <w:lang w:eastAsia="pt-BR"/>
+              <w14:ligatures w14:val="standardContextual"/>
+            </w:rPr>
+          </w:pPr>
+          <w:hyperlink w:anchor="_Toc222648865" w:history="1">
+            <w:r>
+              <w:rPr>
+                <w:rStyle w:val="Hyperlink"/>
+              </w:rPr>
+              <w:t>3.3.</w:t>
+            </w:r>
+            <w:r>
+              <w:rPr>
+                <w:rFonts w:asciiTheme="minorHAnsi" w:eastAsiaTheme="minorEastAsia" w:hAnsiTheme="minorHAnsi" w:cstheme="minorBidi"/>
+                <w:b w:val="0"/>
+                <w:bCs w:val="0"/>
+                <w:kern w:val="2"/>
+                <w:lang w:eastAsia="pt-BR"/>
+                <w14:ligatures w14:val="standardContextual"/>
+              </w:rPr>
+              <w:tab/>
+            </w:r>
+            <w:r>
+              <w:rPr>
+                <w:rStyle w:val="Hyperlink"/>
+              </w:rPr>
+              <w:t>Banco de Dados: Google Firebase (Firestore)</w:t>
+            </w:r>
+            <w:r>
+              <w:rPr>
+                <w:webHidden/>
+              </w:rPr>
+              <w:tab/>
+            </w:r>
+            <w:r>
+              <w:rPr>
+                <w:webHidden/>
+              </w:rPr>
+              <w:fldChar w:fldCharType="begin"/>
+            </w:r>
+            <w:r>
+              <w:rPr>
+                <w:webHidden/>
+              </w:rPr>
+              <w:instrText xml:space="preserve"> PAGEREF _Toc222648865 \h </w:instrText>
+            </w:r>
+            <w:r>
+              <w:rPr>
+                <w:webHidden/>
+              </w:rPr>
+            </w:r>
+            <w:r>
+              <w:rPr>
+                <w:webHidden/>
+              </w:rPr>
+              <w:fldChar w:fldCharType="separate"/>
+            </w:r>
+            <w:r>
+              <w:rPr>
+                <w:webHidden/>
+              </w:rPr>
+              <w:t>10</w:t>
+            </w:r>
+            <w:r>
+              <w:rPr>
+                <w:webHidden/>
+              </w:rPr>
+              <w:fldChar w:fldCharType="end"/>
+            </w:r>
+          </w:hyperlink>
+        </w:p>
+        <w:p>
+          <w:pPr>
+            <w:pStyle w:val="Sumrio3"/>
+            <w:rPr>
+              <w:rFonts w:asciiTheme="minorHAnsi" w:eastAsiaTheme="minorEastAsia" w:hAnsiTheme="minorHAnsi" w:cstheme="minorBidi"/>
+              <w:i w:val="0"/>
+              <w:iCs w:val="0"/>
+              <w:kern w:val="2"/>
+              <w:lang w:eastAsia="pt-BR"/>
+              <w14:ligatures w14:val="standardContextual"/>
+            </w:rPr>
+          </w:pPr>
+          <w:hyperlink w:anchor="_Toc222648866" w:history="1">
+            <w:r>
+              <w:rPr>
+                <w:rStyle w:val="Hyperlink"/>
+              </w:rPr>
+              <w:t>3.3.1.</w:t>
+            </w:r>
+            <w:r>
+              <w:rPr>
+                <w:rFonts w:asciiTheme="minorHAnsi" w:eastAsiaTheme="minorEastAsia" w:hAnsiTheme="minorHAnsi" w:cstheme="minorBidi"/>
+                <w:i w:val="0"/>
+                <w:iCs w:val="0"/>
+                <w:kern w:val="2"/>
+                <w:lang w:eastAsia="pt-BR"/>
+                <w14:ligatures w14:val="standardContextual"/>
+              </w:rPr>
+              <w:tab/>
+            </w:r>
+            <w:r>
+              <w:rPr>
+                <w:rStyle w:val="Hyperlink"/>
+              </w:rPr>
+              <w:t>ORM (Object-Relational Mapper) no contexto do Firebase:</w:t>
+            </w:r>
+            <w:r>
+              <w:rPr>
+                <w:webHidden/>
+              </w:rPr>
+              <w:tab/>
+            </w:r>
+            <w:r>
+              <w:rPr>
+                <w:webHidden/>
+              </w:rPr>
+              <w:fldChar w:fldCharType="begin"/>
+            </w:r>
+            <w:r>
+              <w:rPr>
+                <w:webHidden/>
+              </w:rPr>
+              <w:instrText xml:space="preserve"> PAGEREF _Toc222648866 \h </w:instrText>
+            </w:r>
+            <w:r>
+              <w:rPr>
+                <w:webHidden/>
+              </w:rPr>
+            </w:r>
+            <w:r>
+              <w:rPr>
+                <w:webHidden/>
+              </w:rPr>
+              <w:fldChar w:fldCharType="separate"/>
+            </w:r>
+            <w:r>
+              <w:rPr>
+                <w:webHidden/>
+              </w:rPr>
+              <w:t>11</w:t>
+            </w:r>
+            <w:r>
+              <w:rPr>
+                <w:webHidden/>
+              </w:rPr>
+              <w:fldChar w:fldCharType="end"/>
+            </w:r>
+          </w:hyperlink>
+        </w:p>
+        <w:p>
+          <w:pPr>
+            <w:pStyle w:val="Sumrio2"/>
+            <w:rPr>
+              <w:rFonts w:asciiTheme="minorHAnsi" w:eastAsiaTheme="minorEastAsia" w:hAnsiTheme="minorHAnsi" w:cstheme="minorBidi"/>
+              <w:b w:val="0"/>
+              <w:bCs w:val="0"/>
+              <w:kern w:val="2"/>
+              <w:lang w:eastAsia="pt-BR"/>
+              <w14:ligatures w14:val="standardContextual"/>
+            </w:rPr>
+          </w:pPr>
+          <w:hyperlink w:anchor="_Toc222648867" w:history="1">
+            <w:r>
+              <w:rPr>
+                <w:rStyle w:val="Hyperlink"/>
+              </w:rPr>
+              <w:t>3.4.</w:t>
+            </w:r>
+            <w:r>
+              <w:rPr>
+                <w:rFonts w:asciiTheme="minorHAnsi" w:eastAsiaTheme="minorEastAsia" w:hAnsiTheme="minorHAnsi" w:cstheme="minorBidi"/>
+                <w:b w:val="0"/>
+                <w:bCs w:val="0"/>
+                <w:kern w:val="2"/>
+                <w:lang w:eastAsia="pt-BR"/>
+                <w14:ligatures w14:val="standardContextual"/>
+              </w:rPr>
+              <w:tab/>
+            </w:r>
+            <w:r>
+              <w:rPr>
+                <w:rStyle w:val="Hyperlink"/>
+              </w:rPr>
+              <w:t>Autenticação: JSON Web Tokens (JWT)</w:t>
+            </w:r>
+            <w:r>
+              <w:rPr>
+                <w:webHidden/>
+              </w:rPr>
+              <w:tab/>
+            </w:r>
+            <w:r>
+              <w:rPr>
+                <w:webHidden/>
+              </w:rPr>
+              <w:fldChar w:fldCharType="begin"/>
+            </w:r>
+            <w:r>
+              <w:rPr>
+                <w:webHidden/>
+              </w:rPr>
+              <w:instrText xml:space="preserve"> PAGEREF _Toc222648867 \h </w:instrText>
+            </w:r>
+            <w:r>
+              <w:rPr>
+                <w:webHidden/>
+              </w:rPr>
+            </w:r>
+            <w:r>
+              <w:rPr>
+                <w:webHidden/>
+              </w:rPr>
+              <w:fldChar w:fldCharType="separate"/>
+            </w:r>
+            <w:r>
+              <w:rPr>
+                <w:webHidden/>
+              </w:rPr>
+              <w:t>11</w:t>
+            </w:r>
+            <w:r>
+              <w:rPr>
+                <w:webHidden/>
+              </w:rPr>
+              <w:fldChar w:fldCharType="end"/>
+            </w:r>
+          </w:hyperlink>
+        </w:p>
+        <w:p>
+          <w:pPr>
+            <w:pStyle w:val="Sumrio2"/>
+            <w:rPr>
+              <w:rFonts w:asciiTheme="minorHAnsi" w:eastAsiaTheme="minorEastAsia" w:hAnsiTheme="minorHAnsi" w:cstheme="minorBidi"/>
+              <w:b w:val="0"/>
+              <w:bCs w:val="0"/>
+              <w:kern w:val="2"/>
+              <w:lang w:eastAsia="pt-BR"/>
+              <w14:ligatures w14:val="standardContextual"/>
+            </w:rPr>
+          </w:pPr>
+          <w:hyperlink w:anchor="_Toc222648868" w:history="1">
+            <w:r>
+              <w:rPr>
+                <w:rStyle w:val="Hyperlink"/>
+              </w:rPr>
+              <w:t>3.5.</w:t>
+            </w:r>
+            <w:r>
+              <w:rPr>
+                <w:rFonts w:asciiTheme="minorHAnsi" w:eastAsiaTheme="minorEastAsia" w:hAnsiTheme="minorHAnsi" w:cstheme="minorBidi"/>
+                <w:b w:val="0"/>
+                <w:bCs w:val="0"/>
+                <w:kern w:val="2"/>
+                <w:lang w:eastAsia="pt-BR"/>
+                <w14:ligatures w14:val="standardContextual"/>
+              </w:rPr>
+              <w:tab/>
+            </w:r>
+            <w:r>
+              <w:rPr>
+                <w:rStyle w:val="Hyperlink"/>
+              </w:rPr>
+              <w:t>Ferramentas de Desenvolvimento: Git/GitHub e Docker</w:t>
+            </w:r>
+            <w:r>
+              <w:rPr>
+                <w:webHidden/>
+              </w:rPr>
+              <w:tab/>
+            </w:r>
+            <w:r>
+              <w:rPr>
+                <w:webHidden/>
+              </w:rPr>
+              <w:fldChar w:fldCharType="begin"/>
+            </w:r>
+            <w:r>
+              <w:rPr>
+                <w:webHidden/>
+              </w:rPr>
+              <w:instrText xml:space="preserve"> PAGEREF _Toc222648868 \h </w:instrText>
+            </w:r>
+            <w:r>
+              <w:rPr>
+                <w:webHidden/>
+              </w:rPr>
+            </w:r>
+            <w:r>
+              <w:rPr>
+                <w:webHidden/>
+              </w:rPr>
+              <w:fldChar w:fldCharType="separate"/>
+            </w:r>
+            <w:r>
+              <w:rPr>
+                <w:webHidden/>
+              </w:rPr>
+              <w:t>12</w:t>
+            </w:r>
+            <w:r>
+              <w:rPr>
+                <w:webHidden/>
+              </w:rPr>
+              <w:fldChar w:fldCharType="end"/>
+            </w:r>
+          </w:hyperlink>
+        </w:p>
+        <w:p>
+          <w:pPr>
+            <w:pStyle w:val="Sumrio3"/>
+            <w:rPr>
+              <w:rFonts w:asciiTheme="minorHAnsi" w:eastAsiaTheme="minorEastAsia" w:hAnsiTheme="minorHAnsi" w:cstheme="minorBidi"/>
+              <w:i w:val="0"/>
+              <w:iCs w:val="0"/>
+              <w:kern w:val="2"/>
+              <w:lang w:eastAsia="pt-BR"/>
+              <w14:ligatures w14:val="standardContextual"/>
+            </w:rPr>
+          </w:pPr>
+          <w:hyperlink w:anchor="_Toc222648869" w:history="1">
+            <w:r>
+              <w:rPr>
+                <w:rStyle w:val="Hyperlink"/>
+              </w:rPr>
+              <w:t>3.5.1.</w:t>
+            </w:r>
+            <w:r>
+              <w:rPr>
+                <w:rFonts w:asciiTheme="minorHAnsi" w:eastAsiaTheme="minorEastAsia" w:hAnsiTheme="minorHAnsi" w:cstheme="minorBidi"/>
+                <w:i w:val="0"/>
+                <w:iCs w:val="0"/>
+                <w:kern w:val="2"/>
+                <w:lang w:eastAsia="pt-BR"/>
+                <w14:ligatures w14:val="standardContextual"/>
+              </w:rPr>
+              <w:tab/>
+            </w:r>
+            <w:r>
+              <w:rPr>
+                <w:rStyle w:val="Hyperlink"/>
+              </w:rPr>
+              <w:t>Git e GitHub:</w:t>
+            </w:r>
+            <w:r>
+              <w:rPr>
+                <w:webHidden/>
+              </w:rPr>
+              <w:tab/>
+            </w:r>
+            <w:r>
+              <w:rPr>
+                <w:webHidden/>
+              </w:rPr>
+              <w:fldChar w:fldCharType="begin"/>
+            </w:r>
+            <w:r>
+              <w:rPr>
+                <w:webHidden/>
+              </w:rPr>
+              <w:instrText xml:space="preserve"> PAGEREF _Toc222648869 \h </w:instrText>
+            </w:r>
+            <w:r>
+              <w:rPr>
+                <w:webHidden/>
+              </w:rPr>
+            </w:r>
+            <w:r>
+              <w:rPr>
+                <w:webHidden/>
+              </w:rPr>
+              <w:fldChar w:fldCharType="separate"/>
+            </w:r>
+            <w:r>
+              <w:rPr>
+                <w:webHidden/>
+              </w:rPr>
+              <w:t>12</w:t>
             </w:r>
             <w:r>
               <w:rPr>
@@ -1226,12 +2334,12 @@
               <w:rFonts w:asciiTheme="minorHAnsi" w:eastAsiaTheme="minorEastAsia" w:hAnsiTheme="minorHAnsi"/>
               <w:b w:val="0"/>
               <w:caps w:val="0"/>
-              <w:sz w:val="22"/>
-              <w:szCs w:val="22"/>
+              <w:kern w:val="2"/>
               <w:lang w:eastAsia="pt-BR"/>
+              <w14:ligatures w14:val="standardContextual"/>
             </w:rPr>
           </w:pPr>
-          <w:hyperlink w:anchor="_Toc122039065" w:history="1">
+          <w:hyperlink w:anchor="_Toc222648870" w:history="1">
             <w:r>
               <w:rPr>
                 <w:rStyle w:val="Hyperlink"/>
@@ -1243,9 +2351,9 @@
                 <w:rFonts w:asciiTheme="minorHAnsi" w:eastAsiaTheme="minorEastAsia" w:hAnsiTheme="minorHAnsi"/>
                 <w:b w:val="0"/>
                 <w:caps w:val="0"/>
-                <w:sz w:val="22"/>
-                <w:szCs w:val="22"/>
+                <w:kern w:val="2"/>
                 <w:lang w:eastAsia="pt-BR"/>
+                <w14:ligatures w14:val="standardContextual"/>
               </w:rPr>
               <w:tab/>
             </w:r>
@@ -1271,7 +2379,7 @@
               <w:rPr>
                 <w:webHidden/>
               </w:rPr>
-              <w:instrText xml:space="preserve"> PAGEREF _Toc122039065 \h </w:instrText>
+              <w:instrText xml:space="preserve"> PAGEREF _Toc222648870 \h </w:instrText>
             </w:r>
             <w:r>
               <w:rPr>
@@ -1288,7 +2396,7 @@
               <w:rPr>
                 <w:webHidden/>
               </w:rPr>
-              <w:t>6</w:t>
+              <w:t>14</w:t>
             </w:r>
             <w:r>
               <w:rPr>
@@ -1305,12 +2413,12 @@
               <w:rFonts w:asciiTheme="minorHAnsi" w:eastAsiaTheme="minorEastAsia" w:hAnsiTheme="minorHAnsi"/>
               <w:b w:val="0"/>
               <w:caps w:val="0"/>
-              <w:sz w:val="22"/>
-              <w:szCs w:val="22"/>
+              <w:kern w:val="2"/>
               <w:lang w:eastAsia="pt-BR"/>
+              <w14:ligatures w14:val="standardContextual"/>
             </w:rPr>
           </w:pPr>
-          <w:hyperlink w:anchor="_Toc122039066" w:history="1">
+          <w:hyperlink w:anchor="_Toc222648871" w:history="1">
             <w:r>
               <w:rPr>
                 <w:rStyle w:val="Hyperlink"/>
@@ -1322,9 +2430,9 @@
                 <w:rFonts w:asciiTheme="minorHAnsi" w:eastAsiaTheme="minorEastAsia" w:hAnsiTheme="minorHAnsi"/>
                 <w:b w:val="0"/>
                 <w:caps w:val="0"/>
-                <w:sz w:val="22"/>
-                <w:szCs w:val="22"/>
+                <w:kern w:val="2"/>
                 <w:lang w:eastAsia="pt-BR"/>
+                <w14:ligatures w14:val="standardContextual"/>
               </w:rPr>
               <w:tab/>
             </w:r>
@@ -1350,7 +2458,7 @@
               <w:rPr>
                 <w:webHidden/>
               </w:rPr>
-              <w:instrText xml:space="preserve"> PAGEREF _Toc122039066 \h </w:instrText>
+              <w:instrText xml:space="preserve"> PAGEREF _Toc222648871 \h </w:instrText>
             </w:r>
             <w:r>
               <w:rPr>
@@ -1367,7 +2475,7 @@
               <w:rPr>
                 <w:webHidden/>
               </w:rPr>
-              <w:t>7</w:t>
+              <w:t>16</w:t>
             </w:r>
             <w:r>
               <w:rPr>
@@ -1384,12 +2492,12 @@
               <w:rFonts w:asciiTheme="minorHAnsi" w:eastAsiaTheme="minorEastAsia" w:hAnsiTheme="minorHAnsi"/>
               <w:b w:val="0"/>
               <w:caps w:val="0"/>
-              <w:sz w:val="22"/>
-              <w:szCs w:val="22"/>
+              <w:kern w:val="2"/>
               <w:lang w:eastAsia="pt-BR"/>
+              <w14:ligatures w14:val="standardContextual"/>
             </w:rPr>
           </w:pPr>
-          <w:hyperlink w:anchor="_Toc122039067" w:history="1">
+          <w:hyperlink w:anchor="_Toc222648872" w:history="1">
             <w:r>
               <w:rPr>
                 <w:rStyle w:val="Hyperlink"/>
@@ -1412,7 +2520,7 @@
               <w:rPr>
                 <w:webHidden/>
               </w:rPr>
-              <w:instrText xml:space="preserve"> PAGEREF _Toc122039067 \h </w:instrText>
+              <w:instrText xml:space="preserve"> PAGEREF _Toc222648872 \h </w:instrText>
             </w:r>
             <w:r>
               <w:rPr>
@@ -1429,7 +2537,7 @@
               <w:rPr>
                 <w:webHidden/>
               </w:rPr>
-              <w:t>8</w:t>
+              <w:t>18</w:t>
             </w:r>
             <w:r>
               <w:rPr>
@@ -1480,126 +2588,6 @@
         <w:jc w:val="center"/>
         <w:rPr>
           <w:rFonts w:ascii="Arial" w:hAnsi="Arial" w:cs="Arial"/>
-          <w:color w:val="FFFFFF" w:themeColor="background1"/>
-          <w:sz w:val="24"/>
-          <w:szCs w:val="24"/>
-        </w:rPr>
-      </w:pPr>
-    </w:p>
-    <w:p>
-      <w:pPr>
-        <w:spacing w:after="0" w:line="360" w:lineRule="auto"/>
-        <w:jc w:val="center"/>
-        <w:rPr>
-          <w:rFonts w:ascii="Arial" w:hAnsi="Arial" w:cs="Arial"/>
-          <w:color w:val="FFFFFF" w:themeColor="background1"/>
-          <w:sz w:val="24"/>
-          <w:szCs w:val="24"/>
-        </w:rPr>
-      </w:pPr>
-    </w:p>
-    <w:p>
-      <w:pPr>
-        <w:spacing w:after="0" w:line="360" w:lineRule="auto"/>
-        <w:jc w:val="center"/>
-        <w:rPr>
-          <w:rFonts w:ascii="Arial" w:hAnsi="Arial" w:cs="Arial"/>
-          <w:color w:val="FFFFFF" w:themeColor="background1"/>
-          <w:sz w:val="24"/>
-          <w:szCs w:val="24"/>
-        </w:rPr>
-      </w:pPr>
-    </w:p>
-    <w:p>
-      <w:pPr>
-        <w:spacing w:after="0" w:line="360" w:lineRule="auto"/>
-        <w:jc w:val="center"/>
-        <w:rPr>
-          <w:rFonts w:ascii="Arial" w:hAnsi="Arial" w:cs="Arial"/>
-          <w:color w:val="FFFFFF" w:themeColor="background1"/>
-          <w:sz w:val="24"/>
-          <w:szCs w:val="24"/>
-        </w:rPr>
-      </w:pPr>
-    </w:p>
-    <w:p>
-      <w:pPr>
-        <w:spacing w:after="0" w:line="360" w:lineRule="auto"/>
-        <w:jc w:val="center"/>
-        <w:rPr>
-          <w:rFonts w:ascii="Arial" w:hAnsi="Arial" w:cs="Arial"/>
-          <w:color w:val="FFFFFF" w:themeColor="background1"/>
-          <w:sz w:val="24"/>
-          <w:szCs w:val="24"/>
-        </w:rPr>
-      </w:pPr>
-    </w:p>
-    <w:p>
-      <w:pPr>
-        <w:spacing w:after="0" w:line="360" w:lineRule="auto"/>
-        <w:jc w:val="center"/>
-        <w:rPr>
-          <w:rFonts w:ascii="Arial" w:hAnsi="Arial" w:cs="Arial"/>
-          <w:color w:val="FFFFFF" w:themeColor="background1"/>
-          <w:sz w:val="24"/>
-          <w:szCs w:val="24"/>
-        </w:rPr>
-      </w:pPr>
-    </w:p>
-    <w:p>
-      <w:pPr>
-        <w:spacing w:after="0" w:line="360" w:lineRule="auto"/>
-        <w:jc w:val="center"/>
-        <w:rPr>
-          <w:rFonts w:ascii="Arial" w:hAnsi="Arial" w:cs="Arial"/>
-          <w:color w:val="FFFFFF" w:themeColor="background1"/>
-          <w:sz w:val="24"/>
-          <w:szCs w:val="24"/>
-        </w:rPr>
-      </w:pPr>
-    </w:p>
-    <w:p>
-      <w:pPr>
-        <w:spacing w:after="0" w:line="360" w:lineRule="auto"/>
-        <w:jc w:val="center"/>
-        <w:rPr>
-          <w:rFonts w:ascii="Arial" w:hAnsi="Arial" w:cs="Arial"/>
-          <w:color w:val="FFFFFF" w:themeColor="background1"/>
-          <w:sz w:val="24"/>
-          <w:szCs w:val="24"/>
-        </w:rPr>
-      </w:pPr>
-    </w:p>
-    <w:p>
-      <w:pPr>
-        <w:spacing w:after="0" w:line="360" w:lineRule="auto"/>
-        <w:jc w:val="center"/>
-        <w:rPr>
-          <w:rFonts w:ascii="Arial" w:hAnsi="Arial" w:cs="Arial"/>
-          <w:color w:val="FFFFFF" w:themeColor="background1"/>
-          <w:sz w:val="24"/>
-          <w:szCs w:val="24"/>
-        </w:rPr>
-      </w:pPr>
-    </w:p>
-    <w:p>
-      <w:pPr>
-        <w:spacing w:after="0" w:line="360" w:lineRule="auto"/>
-        <w:jc w:val="center"/>
-        <w:rPr>
-          <w:rFonts w:ascii="Arial" w:hAnsi="Arial" w:cs="Arial"/>
-          <w:color w:val="FFFFFF" w:themeColor="background1"/>
-          <w:sz w:val="24"/>
-          <w:szCs w:val="24"/>
-        </w:rPr>
-      </w:pPr>
-    </w:p>
-    <w:p>
-      <w:pPr>
-        <w:spacing w:after="0" w:line="360" w:lineRule="auto"/>
-        <w:jc w:val="center"/>
-        <w:rPr>
-          <w:rFonts w:ascii="Arial" w:hAnsi="Arial" w:cs="Arial"/>
           <w:color w:val="000000" w:themeColor="text1"/>
           <w:sz w:val="24"/>
           <w:szCs w:val="24"/>
@@ -1656,7 +2644,7 @@
         </w:rPr>
       </w:pPr>
       <w:bookmarkStart w:id="0" w:name="_Toc74097690"/>
-      <w:bookmarkStart w:id="1" w:name="_Toc122039059"/>
+      <w:bookmarkStart w:id="1" w:name="_Toc222648850"/>
       <w:r>
         <w:lastRenderedPageBreak/>
         <w:t>Trajetória Pessoal</w:t>
@@ -1752,13 +2740,7 @@
         <w:pStyle w:val="CorpodoTexto"/>
       </w:pPr>
       <w:r>
-        <w:t xml:space="preserve">Minha jornada profissional e acadêmica tem sido pautada pela busca contínua por conhecimento e pela aplicação estratégica da tecnologia para otimizar processos e resolver desafios complexos. Iniciando minha formação superior, graduei em Análise de Sistemas no Instituto de Ensino Superior FUCAPI em 2003, um marco que solidificou minha base no universo da tecnologia da informação. Complementarmente, em 2006, aprofundei-me em aspectos mais específicos do desenvolvimento web ao concluir minha pós-graduação em Tecnologia Web na Universidade Federal do Amazonas </w:t>
-      </w:r>
-      <w:r>
-        <w:t xml:space="preserve">– </w:t>
-      </w:r>
-      <w:r>
-        <w:t>UFAM. A paixão por gerenciar e estruturar projetos de TI me levou a buscar uma especialização em Gerenciamento de Projetos, finalizando um MBA no Instituto de Ensino Superior FUCAPI em 2008.</w:t>
+        <w:t>Minha jornada profissional e acadêmica tem sido pautada pela busca contínua por conhecimento e pela aplicação estratégica da tecnologia para otimizar processos e resolver desafios complexos. Iniciando minha formação superior, graduei em Análise de Sistemas no Instituto de Ensino Superior FUCAPI em 2003, um marco que solidificou minha base no universo da tecnologia da informação. Complementarmente, em 2006, aprofundei-me em aspectos mais específicos do desenvolvimento web ao concluir minha pós-graduação em Tecnologia Web na Universidade Federal do Amazonas – UFAM. A paixão por gerenciar e estruturar projetos de TI me levou a buscar uma especialização em Gerenciamento de Projetos, finalizando um MBA no Instituto de Ensino Superior FUCAPI em 2008.</w:t>
       </w:r>
     </w:p>
     <w:p>
@@ -1783,15 +2765,16 @@
         <w:spacing w:before="240"/>
         <w:ind w:left="1145"/>
       </w:pPr>
+      <w:bookmarkStart w:id="2" w:name="_Toc222648851"/>
       <w:r>
         <w:t>Experiência em Gestão de Projetos</w:t>
       </w:r>
-    </w:p>
-    <w:p>
-      <w:pPr>
-        <w:pStyle w:val="CorpodoTexto"/>
-      </w:pPr>
-      <w:bookmarkStart w:id="2" w:name="_Toc122039061"/>
+      <w:bookmarkEnd w:id="2"/>
+    </w:p>
+    <w:p>
+      <w:pPr>
+        <w:pStyle w:val="CorpodoTexto"/>
+      </w:pPr>
       <w:r>
         <w:t>Minha expertise em gestão de projetos começou a ser consolidada em 20</w:t>
       </w:r>
@@ -1898,6 +2881,7 @@
         <w:spacing w:before="240"/>
         <w:ind w:left="1145"/>
       </w:pPr>
+      <w:bookmarkStart w:id="3" w:name="_Toc222648852"/>
       <w:r>
         <w:t xml:space="preserve">Motivação para a </w:t>
       </w:r>
@@ -1922,6 +2906,7 @@
       <w:r>
         <w:t>RS</w:t>
       </w:r>
+      <w:bookmarkEnd w:id="3"/>
     </w:p>
     <w:p>
       <w:pPr>
@@ -1945,6 +2930,7 @@
         <w:spacing w:before="240"/>
         <w:ind w:left="1145"/>
       </w:pPr>
+      <w:bookmarkStart w:id="4" w:name="_Toc222648853"/>
       <w:r>
         <w:t xml:space="preserve">Conexão com a </w:t>
       </w:r>
@@ -1966,6 +2952,7 @@
       <w:r>
         <w:t>mplementada</w:t>
       </w:r>
+      <w:bookmarkEnd w:id="4"/>
     </w:p>
     <w:p>
       <w:pPr>
@@ -1976,7 +2963,13 @@
       </w:r>
       <w:r>
         <w:lastRenderedPageBreak/>
-        <w:t>da vida do cidadão por meio da tecnologia. A Prefeitura de Manaus tem como objetivo primordial servir à população, e muitas vezes, a distância entre o cidadão e a administração pública impede que as demandas sejam comunicadas e resolvidas de forma eficaz. Percebo que uma das grandes barreiras é a falta de um canal direto e intuitivo para o cidadão reportar problemas ou registrar ocorrências, e para os gestores darem um retorno transparente.</w:t>
+        <w:t xml:space="preserve">da vida do cidadão por meio da tecnologia. A Prefeitura de Manaus tem como objetivo primordial servir à população, e muitas vezes, a distância entre o cidadão e a administração pública impede que as demandas sejam comunicadas e resolvidas de forma eficaz. Percebo que uma das grandes barreiras é a falta de um canal direto e intuitivo para o cidadão reportar problemas ou registrar ocorrências, e para os gestores darem um retorno </w:t>
+      </w:r>
+      <w:r>
+        <w:t xml:space="preserve">rápido e </w:t>
+      </w:r>
+      <w:r>
+        <w:t>transparente.</w:t>
       </w:r>
     </w:p>
     <w:p>
@@ -1993,7 +2986,7 @@
         <w:t>Sistema Colaborativo</w:t>
       </w:r>
       <w:r>
-        <w:t xml:space="preserve"> onde o cidadão pode registrar um problema ou ocorrência de forma simplificada. Em contrapartida, um gestor público de uma esfera determinada (municipal, estadual ou até federal) poderia atuar e responder sobre essa questão, oferecendo uma solução ou um plano de ação claro e transparente. Este sistema não só democratiza o acesso à comunicação com o poder público, como também fornece à gestão uma rica base de dados para entender as necessidades da população e direcionar esforços de forma mais estratégica, pavimentando o caminho para futuras otimizações baseadas em análise de dados e, quem sabe, inteligência artificial, no espírito da minha busca por sistemas mais eficientes e inteligentes.</w:t>
+        <w:t xml:space="preserve"> onde o cidadão pode registrar um problema ou ocorrência de forma simplificada. Em contrapartida, um gestor público de uma esfera determinada (municipal, estadual ou até federal) poderia atuar e responder sobre essa questão, oferecendo uma solução ou um plano de ação claro e transparente. Este sistema não só democratiza o acesso à comunicação com o poder público, como também fornece à gestão uma rica base de dados para entender as necessidades da população e direcionar esforços de forma mais estratégica, pavimentando o caminho para futuras otimizações baseadas em análise de dados e, quem sabe, inteligência artificial.</w:t>
       </w:r>
     </w:p>
     <w:p>
@@ -2008,15 +3001,14 @@
           <w:highlight w:val="yellow"/>
         </w:rPr>
       </w:pPr>
-      <w:bookmarkStart w:id="3" w:name="_Toc122039060"/>
-      <w:bookmarkEnd w:id="2"/>
+      <w:bookmarkStart w:id="5" w:name="_Toc222648854"/>
       <w:r>
         <w:rPr>
           <w:highlight w:val="yellow"/>
         </w:rPr>
         <w:t>Título Secundário</w:t>
       </w:r>
-      <w:bookmarkEnd w:id="3"/>
+      <w:bookmarkEnd w:id="5"/>
     </w:p>
     <w:p>
       <w:pPr>
@@ -2025,12 +3017,14 @@
           <w:highlight w:val="yellow"/>
         </w:rPr>
       </w:pPr>
+      <w:bookmarkStart w:id="6" w:name="_Toc222648855"/>
       <w:r>
         <w:rPr>
           <w:highlight w:val="yellow"/>
         </w:rPr>
         <w:t>Título Terciário</w:t>
       </w:r>
+      <w:bookmarkEnd w:id="6"/>
     </w:p>
     <w:p>
       <w:pPr>
@@ -2039,14 +3033,14 @@
           <w:highlight w:val="yellow"/>
         </w:rPr>
       </w:pPr>
-      <w:bookmarkStart w:id="4" w:name="_Toc122039062"/>
+      <w:bookmarkStart w:id="7" w:name="_Toc222648856"/>
       <w:r>
         <w:rPr>
           <w:highlight w:val="yellow"/>
         </w:rPr>
         <w:t>Título Quaternário</w:t>
       </w:r>
-      <w:bookmarkEnd w:id="4"/>
+      <w:bookmarkEnd w:id="7"/>
     </w:p>
     <w:p>
       <w:pPr>
@@ -2085,12 +3079,12 @@
           </w14:textFill>
         </w:rPr>
       </w:pPr>
-      <w:bookmarkStart w:id="5" w:name="_Toc122039063"/>
+      <w:bookmarkStart w:id="8" w:name="_Toc222648857"/>
       <w:r>
         <w:lastRenderedPageBreak/>
         <w:t>Organização do Portfólio</w:t>
       </w:r>
-      <w:bookmarkEnd w:id="5"/>
+      <w:bookmarkEnd w:id="8"/>
     </w:p>
     <w:p>
       <w:pPr>
@@ -2177,6 +3171,140 @@
         <w:pStyle w:val="CorpodoTexto"/>
       </w:pPr>
       <w:r>
+        <w:t xml:space="preserve">A jornada de aprendizado ao longo da pós-graduação foi bem intensa e repleta de momentos para colocar em prática tudo que vinha sendo absorvido. Para ter um registro organizado e apresentar a evolução dos meus conhecimentos e habilidades técnicas, mantive um portfólio de projetos acessível publicamente no meu perfil do GitHub, que pode ser encontrado em </w:t>
+      </w:r>
+      <w:r>
+        <w:t>https://github.com/heliomlima</w:t>
+      </w:r>
+      <w:r>
+        <w:t>. Este repositório não é só um diário do meu desenvolvimento, mas também serve para ilustrar a variedade de desafios e as soluções que procurei implementar.</w:t>
+      </w:r>
+    </w:p>
+    <w:p>
+      <w:pPr>
+        <w:pStyle w:val="CorpodoTexto"/>
+      </w:pPr>
+      <w:r>
+        <w:t>Dentro desse portfólio digital, é possível ver alguns dos primeiros passos, principalmente em lógica e programação. Por exemplo, vários trabalhos que foram desenvolvidos para a disciplina de Fundamentos e Algoritmos estão lá. Coisas como o projeto de "Cálculo de idade", o "Cálculo Uber" – que apesar do nome não é sobre o aplicativo, mas sim um exercício de lógica – e as implementações das estruturas de dados básicas "Fila" e "Pilha". Esses exercícios foram importantes para firmar bem os conceitos essenciais</w:t>
+      </w:r>
+      <w:r>
+        <w:t>.</w:t>
+      </w:r>
+      <w:r>
+        <w:t xml:space="preserve"> A</w:t>
+      </w:r>
+      <w:r>
+        <w:t xml:space="preserve"> </w:t>
+      </w:r>
+      <w:r>
+        <w:t xml:space="preserve">base que </w:t>
+      </w:r>
+      <w:r>
+        <w:t>eu</w:t>
+      </w:r>
+      <w:r>
+        <w:t xml:space="preserve"> precisa</w:t>
+      </w:r>
+      <w:r>
+        <w:t>va</w:t>
+      </w:r>
+      <w:r>
+        <w:t xml:space="preserve"> para avançar para coisas mais complexas.</w:t>
+      </w:r>
+    </w:p>
+    <w:p>
+      <w:pPr>
+        <w:pStyle w:val="CorpodoTexto"/>
+      </w:pPr>
+      <w:r>
+        <w:t xml:space="preserve">Mais adiante, já com uma visão um pouco mais avançada, a disciplina de </w:t>
+      </w:r>
+      <w:proofErr w:type="spellStart"/>
+      <w:r>
+        <w:t>DevOps</w:t>
+      </w:r>
+      <w:proofErr w:type="spellEnd"/>
+      <w:r>
+        <w:t xml:space="preserve"> Básico me deu a chance de explorar conceitos de infraestrutura e automação. Disso, surgiu o projeto "Conversão de temperatura". Ele foi feito em </w:t>
+      </w:r>
+      <w:proofErr w:type="spellStart"/>
+      <w:r>
+        <w:t>NodeJS</w:t>
+      </w:r>
+      <w:proofErr w:type="spellEnd"/>
+      <w:r>
+        <w:t xml:space="preserve"> e teve como principal meta mostrar como a gente consegue criar ambientes </w:t>
+      </w:r>
+      <w:proofErr w:type="spellStart"/>
+      <w:r>
+        <w:t>containerizados</w:t>
+      </w:r>
+      <w:proofErr w:type="spellEnd"/>
+      <w:r>
+        <w:t>, uma técnica vital no mundo do desenvolvimento de hoje. É um exemplo claro de como empacotar uma aplicação para que ela funcione de forma consistente em qualquer ambiente, o que é bem útil na prática.</w:t>
+      </w:r>
+    </w:p>
+    <w:p>
+      <w:pPr>
+        <w:pStyle w:val="CorpodoTexto"/>
+      </w:pPr>
+      <w:r>
+        <w:t xml:space="preserve">E, claro, com um significado especial, temos o projeto que resume toda essa formação: o Sistema Colaborativo Cidadão-Governo, cujo repositório está em </w:t>
+      </w:r>
+      <w:r>
+        <w:t>https://github.com/heliomlima/RequerimentosCidadao</w:t>
+      </w:r>
+      <w:r>
+        <w:t xml:space="preserve">. Este é, de fato, o projeto central do meu Trabalho de Conclusão de Curso. A ideia é desenvolver uma ferramenta digital que aproxime o cidadão da administração pública municipal, facilitando o registro e o acompanhamento transparente de ocorrências. A escolha da tecnologia – React.js, </w:t>
+      </w:r>
+      <w:proofErr w:type="spellStart"/>
+      <w:r>
+        <w:t>Tailwind</w:t>
+      </w:r>
+      <w:proofErr w:type="spellEnd"/>
+      <w:r>
+        <w:t xml:space="preserve"> CSS, Node.js, Express e Google </w:t>
+      </w:r>
+      <w:proofErr w:type="spellStart"/>
+      <w:r>
+        <w:t>Firebase</w:t>
+      </w:r>
+      <w:proofErr w:type="spellEnd"/>
+      <w:r>
+        <w:t xml:space="preserve"> (</w:t>
+      </w:r>
+      <w:proofErr w:type="spellStart"/>
+      <w:r>
+        <w:t>Firestore</w:t>
+      </w:r>
+      <w:proofErr w:type="spellEnd"/>
+      <w:r>
+        <w:t xml:space="preserve">) </w:t>
+      </w:r>
+      <w:r>
+        <w:lastRenderedPageBreak/>
+        <w:t xml:space="preserve">– reflete a busca por construir aplicações robustas e que escalem, além de aprofundar as abordagens full </w:t>
+      </w:r>
+      <w:proofErr w:type="spellStart"/>
+      <w:r>
+        <w:t>stack</w:t>
+      </w:r>
+      <w:proofErr w:type="spellEnd"/>
+      <w:r>
+        <w:t xml:space="preserve"> estudadas. Esse trabalho final integra muitos dos recursos e lições explorados, mostrando como a teoria se transformou em uma solução bem concreta e com bastante potencial de impacto.</w:t>
+      </w:r>
+    </w:p>
+    <w:p>
+      <w:pPr>
+        <w:pStyle w:val="CorpodoTexto"/>
+        <w:rPr>
+          <w:highlight w:val="yellow"/>
+        </w:rPr>
+      </w:pPr>
+      <w:r>
+        <w:rPr>
+          <w:highlight w:val="yellow"/>
+        </w:rPr>
         <w:t xml:space="preserve">Apresentar detalhes sobre o portfólio elaborado ao longo de seu curso de formação. Detalhe itens como: local do repositório, contexto da solução elaborada e disciplinas em que foi pedida. </w:t>
       </w:r>
     </w:p>
@@ -2191,6 +3319,9 @@
         </w:sectPr>
       </w:pPr>
       <w:r>
+        <w:rPr>
+          <w:highlight w:val="yellow"/>
+        </w:rPr>
         <w:t>Informações adicionais que entendas ser interessante de serem apresentadas podem ser incluídas.</w:t>
       </w:r>
     </w:p>
@@ -2207,12 +3338,12 @@
           </w14:textFill>
         </w:rPr>
       </w:pPr>
-      <w:bookmarkStart w:id="6" w:name="_Toc122039064"/>
+      <w:bookmarkStart w:id="9" w:name="_Toc222648858"/>
       <w:r>
         <w:lastRenderedPageBreak/>
         <w:t>Recursos explorados e suas aplicações</w:t>
       </w:r>
-      <w:bookmarkEnd w:id="6"/>
+      <w:bookmarkEnd w:id="9"/>
     </w:p>
     <w:p>
       <w:pPr>
@@ -2311,10 +3442,6 @@
       </w:r>
       <w:proofErr w:type="spellStart"/>
       <w:r>
-        <w:rPr>
-          <w:i/>
-          <w:iCs/>
-        </w:rPr>
         <w:t>stack</w:t>
       </w:r>
       <w:proofErr w:type="spellEnd"/>
@@ -2322,18 +3449,10 @@
         <w:t xml:space="preserve"> tecnológica </w:t>
       </w:r>
       <w:r>
-        <w:rPr>
-          <w:i/>
-          <w:iCs/>
-        </w:rPr>
         <w:t xml:space="preserve">full </w:t>
       </w:r>
       <w:proofErr w:type="spellStart"/>
       <w:r>
-        <w:rPr>
-          <w:i/>
-          <w:iCs/>
-        </w:rPr>
         <w:t>stack</w:t>
       </w:r>
       <w:proofErr w:type="spellEnd"/>
@@ -2341,49 +3460,56 @@
         <w:t xml:space="preserve"> moderna e amplamente utilizada no mercado, compreendendo tecnologias de </w:t>
       </w:r>
       <w:r>
-        <w:rPr>
-          <w:i/>
-          <w:iCs/>
-        </w:rPr>
-        <w:t>Front-</w:t>
-      </w:r>
-      <w:proofErr w:type="spellStart"/>
-      <w:r>
-        <w:rPr>
-          <w:i/>
-          <w:iCs/>
-        </w:rPr>
+        <w:t>f</w:t>
+      </w:r>
+      <w:r>
+        <w:t>ront-</w:t>
+      </w:r>
+      <w:proofErr w:type="spellStart"/>
+      <w:r>
         <w:t>end</w:t>
       </w:r>
       <w:proofErr w:type="spellEnd"/>
       <w:r>
         <w:t xml:space="preserve">, </w:t>
       </w:r>
-      <w:r>
-        <w:rPr>
-          <w:i/>
-          <w:iCs/>
-        </w:rPr>
-        <w:t>Back-</w:t>
-      </w:r>
-      <w:proofErr w:type="spellStart"/>
-      <w:r>
-        <w:rPr>
-          <w:i/>
-          <w:iCs/>
-        </w:rPr>
-        <w:t>end</w:t>
-      </w:r>
-      <w:proofErr w:type="spellEnd"/>
-      <w:r>
-        <w:t xml:space="preserve">, Banco de Dados, Autenticação e ferramentas de desenvolvimento. A seguir, detalha-se cada componente da </w:t>
-      </w:r>
-      <w:proofErr w:type="spellStart"/>
-      <w:r>
-        <w:rPr>
-          <w:i/>
-          <w:iCs/>
-        </w:rPr>
+      <w:proofErr w:type="spellStart"/>
+      <w:r>
+        <w:t>b</w:t>
+      </w:r>
+      <w:r>
+        <w:t>ack-end</w:t>
+      </w:r>
+      <w:proofErr w:type="spellEnd"/>
+      <w:r>
+        <w:t xml:space="preserve">, </w:t>
+      </w:r>
+      <w:r>
+        <w:t>b</w:t>
+      </w:r>
+      <w:r>
+        <w:t xml:space="preserve">anco de </w:t>
+      </w:r>
+      <w:r>
+        <w:t>d</w:t>
+      </w:r>
+      <w:r>
+        <w:t xml:space="preserve">ados, </w:t>
+      </w:r>
+      <w:r>
+        <w:t>a</w:t>
+      </w:r>
+      <w:r>
+        <w:t>utenticação e ferramentas de desenvolvimento. A seguir, detalh</w:t>
+      </w:r>
+      <w:r>
+        <w:t>o</w:t>
+      </w:r>
+      <w:r>
+        <w:t xml:space="preserve"> cada componente da </w:t>
+      </w:r>
+      <w:proofErr w:type="spellStart"/>
+      <w:r>
         <w:t>stack</w:t>
       </w:r>
       <w:proofErr w:type="spellEnd"/>
@@ -2405,12 +3531,14 @@
           <w:lang w:val="en-US"/>
         </w:rPr>
       </w:pPr>
+      <w:bookmarkStart w:id="10" w:name="_Toc222648859"/>
       <w:r>
         <w:rPr>
           <w:lang w:val="en-US"/>
         </w:rPr>
         <w:t>Front-end: React.js e Tailwind CSS</w:t>
       </w:r>
+      <w:bookmarkEnd w:id="10"/>
     </w:p>
     <w:p>
       <w:pPr>
@@ -2420,18 +3548,13 @@
         <w:t xml:space="preserve">O </w:t>
       </w:r>
       <w:r>
-        <w:rPr>
-          <w:i/>
-          <w:iCs/>
-        </w:rPr>
-        <w:t>Front-</w:t>
-      </w:r>
-      <w:proofErr w:type="spellStart"/>
-      <w:r>
-        <w:rPr>
-          <w:i/>
-          <w:iCs/>
-        </w:rPr>
+        <w:t>f</w:t>
+      </w:r>
+      <w:r>
+        <w:t>ront-</w:t>
+      </w:r>
+      <w:proofErr w:type="spellStart"/>
+      <w:r>
         <w:t>end</w:t>
       </w:r>
       <w:proofErr w:type="spellEnd"/>
@@ -2439,10 +3562,6 @@
         <w:t xml:space="preserve"> da aplicação, responsável pela interação direta com o usuário (cidadão e gestor), foi desenvolvido com </w:t>
       </w:r>
       <w:r>
-        <w:rPr>
-          <w:i/>
-          <w:iCs/>
-        </w:rPr>
         <w:t>React.js</w:t>
       </w:r>
       <w:r>
@@ -2450,18 +3569,10 @@
       </w:r>
       <w:proofErr w:type="spellStart"/>
       <w:r>
-        <w:rPr>
-          <w:i/>
-          <w:iCs/>
-        </w:rPr>
         <w:t>Tailwind</w:t>
       </w:r>
       <w:proofErr w:type="spellEnd"/>
       <w:r>
-        <w:rPr>
-          <w:i/>
-          <w:iCs/>
-        </w:rPr>
         <w:t xml:space="preserve"> CSS</w:t>
       </w:r>
       <w:r>
@@ -2478,9 +3589,11 @@
         <w:pStyle w:val="Ttulo3"/>
         <w:ind w:left="1701" w:hanging="709"/>
       </w:pPr>
+      <w:bookmarkStart w:id="11" w:name="_Toc222648860"/>
       <w:r>
         <w:t>React.js:</w:t>
       </w:r>
+      <w:bookmarkEnd w:id="11"/>
     </w:p>
     <w:p>
       <w:pPr>
@@ -2494,10 +3607,6 @@
         <w:t xml:space="preserve">Justificativa: </w:t>
       </w:r>
       <w:r>
-        <w:rPr>
-          <w:i/>
-          <w:iCs/>
-        </w:rPr>
         <w:t>React.js</w:t>
       </w:r>
       <w:r>
@@ -2505,10 +3614,6 @@
       </w:r>
       <w:proofErr w:type="spellStart"/>
       <w:r>
-        <w:rPr>
-          <w:i/>
-          <w:iCs/>
-        </w:rPr>
         <w:t>JavaScript</w:t>
       </w:r>
       <w:proofErr w:type="spellEnd"/>
@@ -2618,6 +3723,7 @@
         <w:pStyle w:val="Ttulo3"/>
         <w:ind w:left="1701" w:hanging="709"/>
       </w:pPr>
+      <w:bookmarkStart w:id="12" w:name="_Toc222648861"/>
       <w:proofErr w:type="spellStart"/>
       <w:r>
         <w:t>Tailwind</w:t>
@@ -2626,6 +3732,7 @@
       <w:r>
         <w:t xml:space="preserve"> CSS:</w:t>
       </w:r>
+      <w:bookmarkEnd w:id="12"/>
     </w:p>
     <w:p>
       <w:pPr>
@@ -2796,12 +3903,14 @@
           <w:lang w:val="en-US"/>
         </w:rPr>
       </w:pPr>
+      <w:bookmarkStart w:id="13" w:name="_Toc222648862"/>
       <w:r>
         <w:rPr>
           <w:lang w:val="en-US"/>
         </w:rPr>
         <w:t>Back-end: Node.js e Express</w:t>
       </w:r>
+      <w:bookmarkEnd w:id="13"/>
     </w:p>
     <w:p>
       <w:pPr>
@@ -2850,9 +3959,11 @@
         <w:pStyle w:val="Ttulo3"/>
         <w:ind w:left="1701" w:hanging="709"/>
       </w:pPr>
+      <w:bookmarkStart w:id="14" w:name="_Toc222648863"/>
       <w:r>
         <w:t>Node.js:</w:t>
       </w:r>
+      <w:bookmarkEnd w:id="14"/>
     </w:p>
     <w:p>
       <w:pPr>
@@ -3002,9 +4113,11 @@
         <w:pStyle w:val="Ttulo3"/>
         <w:ind w:left="1701" w:hanging="709"/>
       </w:pPr>
+      <w:bookmarkStart w:id="15" w:name="_Toc222648864"/>
       <w:r>
         <w:t>Express:</w:t>
       </w:r>
+      <w:bookmarkEnd w:id="15"/>
     </w:p>
     <w:p>
       <w:pPr>
@@ -3095,6 +4208,7 @@
         <w:spacing w:before="240"/>
         <w:ind w:left="1145"/>
       </w:pPr>
+      <w:bookmarkStart w:id="16" w:name="_Toc222648865"/>
       <w:r>
         <w:t xml:space="preserve">Banco de Dados: Google </w:t>
       </w:r>
@@ -3114,6 +4228,7 @@
       <w:r>
         <w:t>)</w:t>
       </w:r>
+      <w:bookmarkEnd w:id="16"/>
     </w:p>
     <w:p>
       <w:pPr>
@@ -3335,6 +4450,7 @@
         <w:pStyle w:val="Ttulo3"/>
         <w:ind w:left="1701" w:hanging="709"/>
       </w:pPr>
+      <w:bookmarkStart w:id="17" w:name="_Toc222648866"/>
       <w:r>
         <w:t>ORM (</w:t>
       </w:r>
@@ -3368,6 +4484,7 @@
       <w:r>
         <w:t>:</w:t>
       </w:r>
+      <w:bookmarkEnd w:id="17"/>
     </w:p>
     <w:p>
       <w:pPr>
@@ -3599,9 +4716,11 @@
         <w:spacing w:before="240"/>
         <w:ind w:left="1145"/>
       </w:pPr>
+      <w:bookmarkStart w:id="18" w:name="_Toc222648867"/>
       <w:r>
         <w:t>Autenticação: JSON Web Tokens (JWT)</w:t>
       </w:r>
+      <w:bookmarkEnd w:id="18"/>
     </w:p>
     <w:p>
       <w:pPr>
@@ -3884,6 +5003,7 @@
         <w:spacing w:before="240"/>
         <w:ind w:left="1145"/>
       </w:pPr>
+      <w:bookmarkStart w:id="19" w:name="_Toc222648868"/>
       <w:r>
         <w:t xml:space="preserve">Ferramentas de Desenvolvimento: </w:t>
       </w:r>
@@ -3895,6 +5015,7 @@
       <w:r>
         <w:t>/GitHub e Docker</w:t>
       </w:r>
+      <w:bookmarkEnd w:id="19"/>
     </w:p>
     <w:p>
       <w:pPr>
@@ -3922,6 +5043,7 @@
         <w:pStyle w:val="Ttulo3"/>
         <w:ind w:left="1701" w:hanging="709"/>
       </w:pPr>
+      <w:bookmarkStart w:id="20" w:name="_Toc222648869"/>
       <w:proofErr w:type="spellStart"/>
       <w:r>
         <w:t>Git</w:t>
@@ -3930,6 +5052,7 @@
       <w:r>
         <w:t xml:space="preserve"> e GitHub:</w:t>
       </w:r>
+      <w:bookmarkEnd w:id="20"/>
     </w:p>
     <w:p>
       <w:pPr>
@@ -4317,18 +5440,14 @@
     <w:p>
       <w:pPr>
         <w:pStyle w:val="CorpodoTexto"/>
-      </w:pPr>
-    </w:p>
-    <w:p>
-      <w:pPr>
-        <w:pStyle w:val="CorpodoTexto"/>
-      </w:pPr>
-    </w:p>
-    <w:p>
-      <w:pPr>
-        <w:pStyle w:val="CorpodoTexto"/>
-      </w:pPr>
-      <w:r>
+        <w:rPr>
+          <w:highlight w:val="yellow"/>
+        </w:rPr>
+      </w:pPr>
+      <w:r>
+        <w:rPr>
+          <w:highlight w:val="yellow"/>
+        </w:rPr>
         <w:t>Ao longo do curso, você foi exposto a diferentes ferramentas, tecnologias e plataformas. Estes são recursos essenciais para um profissional capacitado para o desenvolvimento de uma solução completa.</w:t>
       </w:r>
     </w:p>
@@ -4337,33 +5456,11 @@
         <w:pStyle w:val="CorpodoTexto"/>
       </w:pPr>
       <w:r>
+        <w:rPr>
+          <w:highlight w:val="yellow"/>
+        </w:rPr>
         <w:t>Escolha alguns dos recursos com quais vivenciou e aponte sua aplicação na construção de uma solução fullstack.</w:t>
       </w:r>
-    </w:p>
-    <w:p>
-      <w:pPr>
-        <w:pStyle w:val="CorpodoTexto"/>
-      </w:pPr>
-    </w:p>
-    <w:p>
-      <w:pPr>
-        <w:pStyle w:val="CorpodoTexto"/>
-      </w:pPr>
-    </w:p>
-    <w:p>
-      <w:pPr>
-        <w:pStyle w:val="CorpodoTexto"/>
-      </w:pPr>
-    </w:p>
-    <w:p>
-      <w:pPr>
-        <w:pStyle w:val="CorpodoTexto"/>
-      </w:pPr>
-    </w:p>
-    <w:p>
-      <w:pPr>
-        <w:pStyle w:val="CorpodoTexto"/>
-      </w:pPr>
     </w:p>
     <w:p>
       <w:pPr>
@@ -4414,12 +5511,12 @@
           </w14:textFill>
         </w:rPr>
       </w:pPr>
-      <w:bookmarkStart w:id="7" w:name="_Toc122039065"/>
+      <w:bookmarkStart w:id="21" w:name="_Toc222648870"/>
       <w:r>
         <w:lastRenderedPageBreak/>
         <w:t>Lições aprendidas durante a formação</w:t>
       </w:r>
-      <w:bookmarkEnd w:id="7"/>
+      <w:bookmarkEnd w:id="21"/>
     </w:p>
     <w:p>
       <w:pPr>
@@ -4514,6 +5611,89 @@
         <w:pStyle w:val="CorpodoTexto"/>
       </w:pPr>
       <w:r>
+        <w:t>A pós-graduação em Desenvolvimento Full Stack na PUC RS, embora tenha sido riquíssima em conteúdo técnico e me proporcionado um conhecimento aprofundado em diversas ferramentas e arquiteturas, trouxe consigo uma série de desafios que foram muito além da codificação e das complexidades de frameworks. Talvez a maior lição, e o maior desafio mesmo que enfrentei, tenha sido a organização pessoal. Para mim, essa foi a primeira experiência com uma pós-graduação na modalidade EAD, e devo confessar que subestimei o quanto seria complicado gerenciar meu próprio tempo e manter a disciplina.</w:t>
+      </w:r>
+    </w:p>
+    <w:p>
+      <w:pPr>
+        <w:pStyle w:val="CorpodoTexto"/>
+      </w:pPr>
+    </w:p>
+    <w:p>
+      <w:pPr>
+        <w:pStyle w:val="CorpodoTexto"/>
+      </w:pPr>
+      <w:r>
+        <w:t>A flexibilidade do ensino a distância, que a princípio parecia uma grande vantagem e um facilitador, acabou se tornando um complicador enorme. Aquela ideia de "vou assistir a aula quando der" me levou a um malabarismo constante para equilibrar as videoaulas, que exigem um tempo dedicado de atenção e foco, com a execução das avaliações e, principalmente, a dedicação ao Trabalho de Conclusão de Curso. Muitas vezes me vi apertado, com aquela sensação de estar correndo atrás do prejuízo, sabe? É bem diferente de um curso presencial, onde os horários são fixos e te obrigam a uma rotina. Aqui, a disciplina precisa vir de você mesmo, e construir essa rotina num dia a dia já cheio de outras responsabilidades profissionais e pessoais foi, sim, uma pedra no sapato e tanto.</w:t>
+      </w:r>
+    </w:p>
+    <w:p>
+      <w:pPr>
+        <w:pStyle w:val="CorpodoTexto"/>
+      </w:pPr>
+    </w:p>
+    <w:p>
+      <w:pPr>
+        <w:pStyle w:val="CorpodoTexto"/>
+      </w:pPr>
+      <w:r>
+        <w:t xml:space="preserve">Outro ponto que senti bastante falta, e que considero crucial para um curso tão prático e técnico como o desenvolvimento full </w:t>
+      </w:r>
+      <w:proofErr w:type="spellStart"/>
+      <w:r>
+        <w:t>stack</w:t>
+      </w:r>
+      <w:proofErr w:type="spellEnd"/>
+      <w:r>
+        <w:t xml:space="preserve">, foi a interação direta e orgânica com outros alunos e professores. No ambiente online, por mais fóruns e grupos de discussão que existam, a troca de experiência não é a mesma. Aquela discussão rápida depois da aula, a ajuda de um colega para debugar um erro em conjunto ou a orientação imediata do professor num conceito mais complexo, faz uma diferença brutal. Desenvolver sistemas é, por natureza, um processo muito colaborativo, e a </w:t>
+      </w:r>
+      <w:r>
+        <w:lastRenderedPageBreak/>
+        <w:t>ausência desse contato mais espontâneo e humano impactou, de certa forma, a fluidez do aprendizado e até a sensação de pertencimento à turma.</w:t>
+      </w:r>
+    </w:p>
+    <w:p>
+      <w:pPr>
+        <w:pStyle w:val="CorpodoTexto"/>
+      </w:pPr>
+    </w:p>
+    <w:p>
+      <w:pPr>
+        <w:pStyle w:val="CorpodoTexto"/>
+      </w:pPr>
+      <w:r>
+        <w:t>Refletindo sobre toda essa experiência, até penso em fazer uma outra pós-graduação EAD no futuro. Mas só se for um curso com um perfil mais teórico, onde a leitura e o estudo individual talvez se encaixem melhor na minha forma de aprender à distância e na minha disponibilidade. E, o mais importante, terei que me comprometer a reservar um período fixo e diário para me dedicar exclusivamente às aulas e atividades. Não dá para improvisar nesse tipo de formação.</w:t>
+      </w:r>
+    </w:p>
+    <w:p>
+      <w:pPr>
+        <w:pStyle w:val="CorpodoTexto"/>
+      </w:pPr>
+    </w:p>
+    <w:p>
+      <w:pPr>
+        <w:pStyle w:val="CorpodoTexto"/>
+      </w:pPr>
+      <w:r>
+        <w:t>No entanto, e isso é o mais importante, apesar de todos esses percalços e dificuldades na organização e interação, aprendi, de forma quase que obrigatória, a priorizar o estudo e a visualização das aulas do curso. Tive que desenvolver uma resiliência e uma capacidade de planejamento que eu não sabia que tinha, ou que não havia sido tão exigida antes. Com certeza, essa lição de casa me ajudará imensamente na minha vida profissional. No dia a dia de um gestor de projetos de TI, e em qualquer função hoje em dia, aliás, a gente precisa constantemente priorizar atividades urgentes e necessárias, equilibrar demandas e manter o foco. Essa pós, mesmo com seus desafios de modalidade, me deu um treino e tanto nessa área, me preparando ainda mais para a realidade do mercado, onde a priorização é a chave para o sucesso.</w:t>
+      </w:r>
+    </w:p>
+    <w:p>
+      <w:pPr>
+        <w:pStyle w:val="CorpodoTexto"/>
+      </w:pPr>
+    </w:p>
+    <w:p>
+      <w:pPr>
+        <w:pStyle w:val="CorpodoTexto"/>
+        <w:rPr>
+          <w:highlight w:val="yellow"/>
+        </w:rPr>
+      </w:pPr>
+      <w:r>
+        <w:rPr>
+          <w:highlight w:val="yellow"/>
+        </w:rPr>
         <w:t>Sempre que participamos de uma atividade formativa somos expostos a situações das quais não somente a habilidade técnica é suficiente. Aceitando tais situações, tiramos lições que nos ajudam a ser profissionais melhores. Exemplos são, mas não se limitam a situações como:</w:t>
       </w:r>
     </w:p>
@@ -4524,8 +5704,14 @@
           <w:ilvl w:val="0"/>
           <w:numId w:val="3"/>
         </w:numPr>
-      </w:pPr>
-      <w:r>
+        <w:rPr>
+          <w:highlight w:val="yellow"/>
+        </w:rPr>
+      </w:pPr>
+      <w:r>
+        <w:rPr>
+          <w:highlight w:val="yellow"/>
+        </w:rPr>
         <w:t>Resolução de conflitos</w:t>
       </w:r>
     </w:p>
@@ -4536,8 +5722,14 @@
           <w:ilvl w:val="0"/>
           <w:numId w:val="3"/>
         </w:numPr>
-      </w:pPr>
-      <w:r>
+        <w:rPr>
+          <w:highlight w:val="yellow"/>
+        </w:rPr>
+      </w:pPr>
+      <w:r>
+        <w:rPr>
+          <w:highlight w:val="yellow"/>
+        </w:rPr>
         <w:t>Organização pessoal</w:t>
       </w:r>
     </w:p>
@@ -4548,8 +5740,14 @@
           <w:ilvl w:val="0"/>
           <w:numId w:val="3"/>
         </w:numPr>
-      </w:pPr>
-      <w:r>
+        <w:rPr>
+          <w:highlight w:val="yellow"/>
+        </w:rPr>
+      </w:pPr>
+      <w:r>
+        <w:rPr>
+          <w:highlight w:val="yellow"/>
+        </w:rPr>
         <w:t>Adequação de critérios de qualidade</w:t>
       </w:r>
     </w:p>
@@ -4560,9 +5758,15 @@
           <w:ilvl w:val="0"/>
           <w:numId w:val="3"/>
         </w:numPr>
-      </w:pPr>
-      <w:proofErr w:type="spellStart"/>
-      <w:r>
+        <w:rPr>
+          <w:highlight w:val="yellow"/>
+        </w:rPr>
+      </w:pPr>
+      <w:proofErr w:type="spellStart"/>
+      <w:r>
+        <w:rPr>
+          <w:highlight w:val="yellow"/>
+        </w:rPr>
         <w:t>Etc</w:t>
       </w:r>
       <w:proofErr w:type="spellEnd"/>
@@ -4572,88 +5776,14 @@
         <w:pStyle w:val="CorpodoTexto"/>
       </w:pPr>
       <w:r>
-        <w:t xml:space="preserve">Aponte e detalhe lições aprendidas ou aguçadas que acreditas terem sido importantes durante o seu curso de formação. </w:t>
-      </w:r>
-    </w:p>
-    <w:p>
-      <w:pPr>
-        <w:pStyle w:val="CorpodoTexto"/>
-      </w:pPr>
-    </w:p>
-    <w:p>
-      <w:pPr>
-        <w:pStyle w:val="CorpodoTexto"/>
-      </w:pPr>
-    </w:p>
-    <w:p>
-      <w:pPr>
-        <w:pStyle w:val="CorpodoTexto"/>
-      </w:pPr>
-    </w:p>
-    <w:p>
-      <w:pPr>
-        <w:pStyle w:val="CorpodoTexto"/>
-      </w:pPr>
-    </w:p>
-    <w:p>
-      <w:pPr>
-        <w:pStyle w:val="CorpodoTexto"/>
-      </w:pPr>
-    </w:p>
-    <w:p>
-      <w:pPr>
-        <w:pStyle w:val="CorpodoTexto"/>
-      </w:pPr>
-    </w:p>
-    <w:p>
-      <w:pPr>
-        <w:pStyle w:val="CorpodoTexto"/>
-      </w:pPr>
-    </w:p>
-    <w:p>
-      <w:pPr>
-        <w:pStyle w:val="CorpodoTexto"/>
-      </w:pPr>
-    </w:p>
-    <w:p>
-      <w:pPr>
-        <w:pStyle w:val="CorpodoTexto"/>
-      </w:pPr>
-    </w:p>
-    <w:p>
-      <w:pPr>
-        <w:pStyle w:val="CorpodoTexto"/>
-      </w:pPr>
-    </w:p>
-    <w:p>
-      <w:pPr>
-        <w:pStyle w:val="CorpodoTexto"/>
-      </w:pPr>
-    </w:p>
-    <w:p>
-      <w:pPr>
-        <w:pStyle w:val="CorpodoTexto"/>
-      </w:pPr>
-    </w:p>
-    <w:p>
-      <w:pPr>
-        <w:pStyle w:val="CorpodoTexto"/>
-      </w:pPr>
-    </w:p>
-    <w:p>
-      <w:pPr>
-        <w:pStyle w:val="CorpodoTexto"/>
-      </w:pPr>
-    </w:p>
-    <w:p>
-      <w:pPr>
-        <w:pStyle w:val="CorpodoTexto"/>
-      </w:pPr>
-    </w:p>
-    <w:p>
-      <w:pPr>
-        <w:pStyle w:val="CorpodoTexto"/>
-      </w:pPr>
+        <w:rPr>
+          <w:highlight w:val="yellow"/>
+        </w:rPr>
+        <w:t>Aponte e detalhe lições aprendidas ou aguçadas que acreditas terem sido importantes durante o seu curso de formação.</w:t>
+      </w:r>
+      <w:r>
+        <w:t xml:space="preserve"> </w:t>
+      </w:r>
     </w:p>
     <w:p>
       <w:pPr>
@@ -4673,12 +5803,12 @@
           </w14:textFill>
         </w:rPr>
       </w:pPr>
-      <w:bookmarkStart w:id="8" w:name="_Toc122039066"/>
+      <w:bookmarkStart w:id="22" w:name="_Toc222648871"/>
       <w:r>
         <w:lastRenderedPageBreak/>
         <w:t>Competências e expectativas</w:t>
       </w:r>
-      <w:bookmarkEnd w:id="8"/>
+      <w:bookmarkEnd w:id="22"/>
       <w:r>
         <w:t xml:space="preserve"> </w:t>
       </w:r>
@@ -4776,22 +5906,105 @@
         <w:pStyle w:val="CorpodoTexto"/>
       </w:pPr>
       <w:r>
+        <w:t xml:space="preserve">Ao iniciar a pós-graduação em Desenvolvimento Full Stack, confesso que me peguei pensando se realmente teria condições de finalizá-la. A verdade é que fazia muito tempo, décadas na verdade, desde o início dos anos 2000, que eu não atuava diretamente como desenvolvedor. O universo da programação mudou drasticamente nesse período; linguagens evoluíram, novas surgiram, e as arquiteturas de sistemas se transformaram de formas que </w:t>
+      </w:r>
+      <w:proofErr w:type="gramStart"/>
+      <w:r>
+        <w:t>eu, na minha atuação como gestor, apenas acompanhava</w:t>
+      </w:r>
+      <w:proofErr w:type="gramEnd"/>
+      <w:r>
+        <w:t xml:space="preserve"> de longe, conceitualmente. Havia um receio genuíno de que a distância entre o que eu sabia e o que era exigido hoje seria grande demais para ser superada em um curso de pós-graduação EAD, com todos os desafios de organização pessoal que mencionei anteriormente.</w:t>
+      </w:r>
+    </w:p>
+    <w:p>
+      <w:pPr>
+        <w:pStyle w:val="CorpodoTexto"/>
+      </w:pPr>
+      <w:r>
+        <w:t>No entanto, esse receio se dissipou rapidamente, e de forma muito positiva, após o contato com as primeiras disciplinas. O material do curso, devo dizer, é excelente, com uma profundidade e clareza que me surpreenderam. A grade curricular é muito bem preparada e sequenciada, construindo o conhecimento de forma lógica e progressiva. Sinto que ela realmente prepara o aluno para os desafios e as exigências do mundo do desenvolvimento atual. Essa estrutura didática foi fundamental para me colocar de volta no ritmo e para preencher as lacunas que o tempo havia criado em meu conhecimento. O curso me ajudou bastante nessa atualização tecnológica, apresentando as ferramentas, frameworks e abordagens mais modernas de uma forma extremamente eficaz.</w:t>
+      </w:r>
+    </w:p>
+    <w:p>
+      <w:pPr>
+        <w:pStyle w:val="CorpodoTexto"/>
+      </w:pPr>
+      <w:r>
+        <w:t xml:space="preserve">Mas o ponto de virada, onde me senti realmente capacitado e atualizado nas novas tecnologias, foi quando concluí as aulas de </w:t>
+      </w:r>
+      <w:proofErr w:type="spellStart"/>
+      <w:r>
+        <w:t>DevOps</w:t>
+      </w:r>
+      <w:proofErr w:type="spellEnd"/>
+      <w:r>
+        <w:t xml:space="preserve">. Essa parte do curso foi um divisor de águas. Até então, eu só conhecia os conceitos por alto, a teoria da automação, da entrega contínua, da infraestrutura como código. As aulas de </w:t>
+      </w:r>
+      <w:proofErr w:type="spellStart"/>
+      <w:r>
+        <w:t>DevOps</w:t>
+      </w:r>
+      <w:proofErr w:type="spellEnd"/>
+      <w:r>
+        <w:t xml:space="preserve"> detalharam um mundo que, para mim, era mais uma ideia abstrata. Colocar a mão na massa, entender os pipelines, os contêineres e a cultura de colaboração entre desenvolvimento e operações, me deu uma confiança enorme. Foi ali que percebi que todo o esforço, mesmo com os desafios da modalidade a distância e da falta de interação direta, estava valendo a pena.</w:t>
+      </w:r>
+    </w:p>
+    <w:p>
+      <w:pPr>
+        <w:pStyle w:val="CorpodoTexto"/>
+      </w:pPr>
+      <w:r>
+        <w:lastRenderedPageBreak/>
+        <w:t xml:space="preserve">Olhando para o futuro, e sendo bem sincero, não pretendo atuar diretamente como desenvolvedor full </w:t>
+      </w:r>
+      <w:proofErr w:type="spellStart"/>
+      <w:r>
+        <w:t>stack</w:t>
+      </w:r>
+      <w:proofErr w:type="spellEnd"/>
+      <w:r>
+        <w:t xml:space="preserve"> no meu dia a dia profissional, no sentido de ser um "codificador" em tempo integral. Minha paixão e minha expertise continuam sendo na gestão de projetos de TI e na estratégia. Contudo, os conhecimentos adquiridos nesta pós-graduação mudarão completamente a forma como faço a gestão de projetos e como determino a estratégia do órgão em que atuo. Agora, tenho uma compreensão muito mais profunda e prática dos desafios técnicos enfrentados pelas equipes de desenvolvimento. Posso tomar decisões mais informadas, planejar projetos com maior realismo, dialogar com os times de tecnologia em um nível muito mais técnico e identificar oportunidades de inovação com muito mais propriedade. Acredito firmemente que essa bagagem técnica me permitirá ser um gestor mais eficaz, capaz de liderar a transformação digital e de pavimentar o caminho para a implementação de soluções ainda mais eficientes e inteligentes na administração pública.</w:t>
+      </w:r>
+    </w:p>
+    <w:p>
+      <w:pPr>
+        <w:pStyle w:val="CorpodoTexto"/>
+        <w:rPr>
+          <w:highlight w:val="yellow"/>
+        </w:rPr>
+      </w:pPr>
+      <w:r>
+        <w:rPr>
+          <w:highlight w:val="yellow"/>
+        </w:rPr>
         <w:t>O curso finaliza, porém, as experiências técnicas e pessoais adquiridas ao longo do curso permitem que apliquemos tais habilidades no mercado de trabalho.</w:t>
       </w:r>
     </w:p>
     <w:p>
       <w:pPr>
         <w:pStyle w:val="CorpodoTexto"/>
-      </w:pPr>
-      <w:r>
+        <w:rPr>
+          <w:highlight w:val="yellow"/>
+        </w:rPr>
+      </w:pPr>
+      <w:r>
+        <w:rPr>
+          <w:highlight w:val="yellow"/>
+        </w:rPr>
         <w:t xml:space="preserve">Nesta seção, faça uma autoavaliação pessoal e técnica no decorrer do curso. Traga percepções de sentimentos (empolgação, maturidade, frustrações) com as quais conviveu até chegar neste ponto. Traga também suas percepções com relação a, por exemplo, satisfações ou frustrações de capacidades que alcançou ao longo da sua formação. Por exemplo, qual o primeiro momento em que se sentiu como um profissional capacitado a realizar as atividades esperadas de um egresso do curso, ou quando dedicou </w:t>
       </w:r>
       <w:proofErr w:type="gramStart"/>
       <w:r>
+        <w:rPr>
+          <w:highlight w:val="yellow"/>
+        </w:rPr>
         <w:t>tempo</w:t>
       </w:r>
       <w:proofErr w:type="gramEnd"/>
       <w:r>
+        <w:rPr>
+          <w:highlight w:val="yellow"/>
+        </w:rPr>
         <w:t xml:space="preserve"> mas sentia-se longe de tal possibilidade.</w:t>
       </w:r>
     </w:p>
@@ -4801,14 +6014,23 @@
         <w:ind w:firstLine="0"/>
       </w:pPr>
       <w:r>
+        <w:rPr>
+          <w:highlight w:val="yellow"/>
+        </w:rPr>
         <w:t>Por fim, aponte suas expectativas. Quais possibilidade de atuação profissional entendes adequadas e qual(</w:t>
       </w:r>
       <w:proofErr w:type="spellStart"/>
       <w:r>
+        <w:rPr>
+          <w:highlight w:val="yellow"/>
+        </w:rPr>
         <w:t>is</w:t>
       </w:r>
       <w:proofErr w:type="spellEnd"/>
       <w:r>
+        <w:rPr>
+          <w:highlight w:val="yellow"/>
+        </w:rPr>
         <w:t>) pretende seguir?</w:t>
       </w:r>
     </w:p>
@@ -4841,12 +6063,12 @@
           </w14:textFill>
         </w:rPr>
       </w:pPr>
-      <w:bookmarkStart w:id="9" w:name="_Toc122039067"/>
+      <w:bookmarkStart w:id="23" w:name="_Toc222648872"/>
       <w:r>
         <w:lastRenderedPageBreak/>
         <w:t>Referências</w:t>
       </w:r>
-      <w:bookmarkEnd w:id="9"/>
+      <w:bookmarkEnd w:id="23"/>
     </w:p>
     <w:p>
       <w:pPr>
@@ -6748,6 +7970,7 @@
   <w:style w:type="character" w:default="1" w:styleId="Fontepargpadro">
     <w:name w:val="Default Paragraph Font"/>
     <w:uiPriority w:val="1"/>
+    <w:semiHidden/>
     <w:unhideWhenUsed/>
   </w:style>
   <w:style w:type="table" w:default="1" w:styleId="Tabelanormal">

--- a/TCC/Memorial.docx
+++ b/TCC/Memorial.docx
@@ -86,7 +86,7 @@
           </mc:Choice>
           <mc:Fallback>
             <w:pict>
-              <v:rect w14:anchorId="5D0ED12C" id="Rectangle 18" o:spid="_x0000_s1026" style="position:absolute;margin-left:0;margin-top:-85.05pt;width:601.8pt;height:885.9pt;z-index:-251657216;visibility:visible;mso-wrap-style:square;mso-width-percent:0;mso-height-percent:0;mso-wrap-distance-left:9pt;mso-wrap-distance-top:0;mso-wrap-distance-right:9pt;mso-wrap-distance-bottom:0;mso-position-horizontal:left;mso-position-horizontal-relative:page;mso-position-vertical:absolute;mso-position-vertical-relative:text;mso-width-percent:0;mso-height-percent:0;mso-width-relative:margin;mso-height-relative:margin;v-text-anchor:top" o:gfxdata="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" fillcolor="#15222d" strokecolor="#203644">
+              <v:rect w14:anchorId="270965B8" id="Rectangle 18" o:spid="_x0000_s1026" style="position:absolute;margin-left:0;margin-top:-85.05pt;width:601.8pt;height:885.9pt;z-index:-251657216;visibility:visible;mso-wrap-style:square;mso-width-percent:0;mso-height-percent:0;mso-wrap-distance-left:9pt;mso-wrap-distance-top:0;mso-wrap-distance-right:9pt;mso-wrap-distance-bottom:0;mso-position-horizontal:left;mso-position-horizontal-relative:page;mso-position-vertical:absolute;mso-position-vertical-relative:text;mso-width-percent:0;mso-height-percent:0;mso-width-relative:margin;mso-height-relative:margin;v-text-anchor:top" o:gfxdata="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" fillcolor="#15222d" strokecolor="#203644">
                 <w10:wrap anchorx="page"/>
               </v:rect>
             </w:pict>
@@ -315,7 +315,7 @@
           <w:sz w:val="24"/>
           <w:szCs w:val="24"/>
         </w:rPr>
-        <w:t>NOME DO ALUNO</w:t>
+        <w:t>HÉLIO MARCOS MENEZES DE LIMA</w:t>
       </w:r>
     </w:p>
     <w:p>
@@ -627,7 +627,7 @@
           </mc:Choice>
           <mc:Fallback>
             <w:pict>
-              <v:group w14:anchorId="27DE4281" id="Agrupar 62" o:spid="_x0000_s1026" style="width:228pt;height:30.5pt;mso-position-horizontal-relative:char;mso-position-vertical-relative:line" coordsize="28956,3873" o:gfxdata="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">
+              <v:group w14:anchorId="64EDE92E" id="Agrupar 62" o:spid="_x0000_s1026" style="width:228pt;height:30.5pt;mso-position-horizontal-relative:char;mso-position-vertical-relative:line" coordsize="28956,3873" o:gfxdata="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">
                 <v:shapetype id="_x0000_t75" coordsize="21600,21600" o:spt="75" o:preferrelative="t" path="m@4@5l@4@11@9@11@9@5xe" filled="f" stroked="f">
                   <v:stroke joinstyle="miter"/>
                   <v:formulas>
@@ -717,6 +717,14 @@
               <w:color w:val="2F5496" w:themeColor="accent1" w:themeShade="BF"/>
               <w:sz w:val="24"/>
               <w:szCs w:val="24"/>
+              <w14:textFill>
+                <w14:solidFill>
+                  <w14:schemeClr w14:val="accent1">
+                    <w14:lumMod w14:val="75000"/>
+                    <w14:lumMod w14:val="75000"/>
+                  </w14:schemeClr>
+                </w14:solidFill>
+              </w14:textFill>
             </w:rPr>
           </w:pPr>
         </w:p>
@@ -2617,12 +2625,7 @@
           <w:szCs w:val="24"/>
         </w:rPr>
         <w:sectPr>
-          <w:headerReference w:type="even" r:id="rId12"/>
-          <w:headerReference w:type="default" r:id="rId13"/>
-          <w:footerReference w:type="even" r:id="rId14"/>
-          <w:footerReference w:type="default" r:id="rId15"/>
-          <w:headerReference w:type="first" r:id="rId16"/>
-          <w:footerReference w:type="first" r:id="rId17"/>
+          <w:footerReference w:type="default" r:id="rId12"/>
           <w:pgSz w:w="11906" w:h="16838"/>
           <w:pgMar w:top="1701" w:right="1134" w:bottom="1134" w:left="1701" w:header="709" w:footer="709" w:gutter="0"/>
           <w:cols w:space="708"/>
@@ -2722,7 +2725,7 @@
           </mc:Choice>
           <mc:Fallback>
             <w:pict>
-              <v:line w14:anchorId="46D259E3" id="Line 2" o:spid="_x0000_s1026" style="visibility:visible;mso-wrap-style:square;mso-left-percent:-10001;mso-top-percent:-10001;mso-position-horizontal:absolute;mso-position-horizontal-relative:char;mso-position-vertical:absolute;mso-position-vertical-relative:line;mso-left-percent:-10001;mso-top-percent:-10001" from="0,0" to="108.7pt,0" o:gfxdata="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" strokecolor="#e5cc80" strokeweight="2.25pt">
+              <v:line w14:anchorId="2E0C7FD4" id="Line 2" o:spid="_x0000_s1026" style="visibility:visible;mso-wrap-style:square;mso-left-percent:-10001;mso-top-percent:-10001;mso-position-horizontal:absolute;mso-position-horizontal-relative:char;mso-position-vertical:absolute;mso-position-vertical-relative:line;mso-left-percent:-10001;mso-top-percent:-10001" from="0,0" to="108.7pt,0" o:gfxdata="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" strokecolor="#e5cc80" strokeweight="2.25pt">
                 <w10:anchorlock/>
               </v:line>
             </w:pict>
@@ -2980,64 +2983,75 @@
         <w:t xml:space="preserve">Nesse contexto, vislumbro que uma ferramenta digital que aproxime o cidadão dos gestores da Prefeitura pode ser transformadora. É com essa premissa que meu projeto de TCC se alinha: a implementação de um </w:t>
       </w:r>
       <w:r>
+        <w:t>s</w:t>
+      </w:r>
+      <w:r>
+        <w:t xml:space="preserve">istema </w:t>
+      </w:r>
+      <w:r>
+        <w:t>onde o cidadão pode registrar um problema ou ocorrência de forma simplificada</w:t>
+      </w:r>
+      <w:r>
+        <w:t xml:space="preserve">, o Requerimento do Cidadão – </w:t>
+      </w:r>
+      <w:proofErr w:type="spellStart"/>
+      <w:r>
+        <w:t>ReqCidadão</w:t>
+      </w:r>
+      <w:proofErr w:type="spellEnd"/>
+      <w:r>
+        <w:t>. Em contrapartida, um gestor público de uma esfera determinada (municipal, estadual ou até federal) poderia atuar e responder sobre essa questão, oferecendo uma solução ou um plano de ação claro e transparente. Este sistema não só democratiza o acesso à comunicação com o poder público, como também fornece à gestão uma rica base de dados para entender as necessidades da população e direcionar esforços de forma mais estratégica, pavimentando o caminho para futuras otimizações baseadas em análise de dados e, quem sabe, inteligência artificial.</w:t>
+      </w:r>
+    </w:p>
+    <w:p>
+      <w:pPr>
+        <w:pStyle w:val="CorpodoTexto"/>
+      </w:pPr>
+    </w:p>
+    <w:p>
+      <w:pPr>
+        <w:pStyle w:val="Ttulo2"/>
         <w:rPr>
           <w:highlight w:val="yellow"/>
         </w:rPr>
-        <w:t>Sistema Colaborativo</w:t>
-      </w:r>
-      <w:r>
-        <w:t xml:space="preserve"> onde o cidadão pode registrar um problema ou ocorrência de forma simplificada. Em contrapartida, um gestor público de uma esfera determinada (municipal, estadual ou até federal) poderia atuar e responder sobre essa questão, oferecendo uma solução ou um plano de ação claro e transparente. Este sistema não só democratiza o acesso à comunicação com o poder público, como também fornece à gestão uma rica base de dados para entender as necessidades da população e direcionar esforços de forma mais estratégica, pavimentando o caminho para futuras otimizações baseadas em análise de dados e, quem sabe, inteligência artificial.</w:t>
-      </w:r>
-    </w:p>
-    <w:p>
-      <w:pPr>
-        <w:pStyle w:val="CorpodoTexto"/>
-      </w:pPr>
-    </w:p>
-    <w:p>
-      <w:pPr>
-        <w:pStyle w:val="Ttulo2"/>
+      </w:pPr>
+      <w:bookmarkStart w:id="5" w:name="_Toc222648854"/>
+      <w:r>
         <w:rPr>
           <w:highlight w:val="yellow"/>
         </w:rPr>
-      </w:pPr>
-      <w:bookmarkStart w:id="5" w:name="_Toc222648854"/>
-      <w:r>
+        <w:t>Título Secundário</w:t>
+      </w:r>
+      <w:bookmarkEnd w:id="5"/>
+    </w:p>
+    <w:p>
+      <w:pPr>
+        <w:pStyle w:val="Ttulo3"/>
         <w:rPr>
           <w:highlight w:val="yellow"/>
         </w:rPr>
-        <w:t>Título Secundário</w:t>
-      </w:r>
-      <w:bookmarkEnd w:id="5"/>
-    </w:p>
-    <w:p>
-      <w:pPr>
-        <w:pStyle w:val="Ttulo3"/>
+      </w:pPr>
+      <w:bookmarkStart w:id="6" w:name="_Toc222648855"/>
+      <w:r>
         <w:rPr>
           <w:highlight w:val="yellow"/>
         </w:rPr>
-      </w:pPr>
-      <w:bookmarkStart w:id="6" w:name="_Toc222648855"/>
-      <w:r>
+        <w:t>Título Terciário</w:t>
+      </w:r>
+      <w:bookmarkEnd w:id="6"/>
+    </w:p>
+    <w:p>
+      <w:pPr>
+        <w:pStyle w:val="Ttulo4"/>
         <w:rPr>
           <w:highlight w:val="yellow"/>
         </w:rPr>
-        <w:t>Título Terciário</w:t>
-      </w:r>
-      <w:bookmarkEnd w:id="6"/>
-    </w:p>
-    <w:p>
-      <w:pPr>
-        <w:pStyle w:val="Ttulo4"/>
+      </w:pPr>
+      <w:bookmarkStart w:id="7" w:name="_Toc222648856"/>
+      <w:r>
         <w:rPr>
           <w:highlight w:val="yellow"/>
         </w:rPr>
-      </w:pPr>
-      <w:bookmarkStart w:id="7" w:name="_Toc222648856"/>
-      <w:r>
-        <w:rPr>
-          <w:highlight w:val="yellow"/>
-        </w:rPr>
         <w:t>Título Quaternário</w:t>
       </w:r>
       <w:bookmarkEnd w:id="7"/>
@@ -3056,8 +3070,8 @@
       <w:pPr>
         <w:pStyle w:val="CorpodoTexto"/>
         <w:sectPr>
-          <w:headerReference w:type="default" r:id="rId18"/>
-          <w:footerReference w:type="default" r:id="rId19"/>
+          <w:headerReference w:type="default" r:id="rId13"/>
+          <w:footerReference w:type="default" r:id="rId14"/>
           <w:pgSz w:w="11906" w:h="16838"/>
           <w:pgMar w:top="1701" w:right="1134" w:bottom="1134" w:left="1701" w:header="1134" w:footer="709" w:gutter="0"/>
           <w:pgNumType w:start="3"/>
@@ -3153,7 +3167,7 @@
           </mc:Choice>
           <mc:Fallback>
             <w:pict>
-              <v:line w14:anchorId="39527D8B" id="Line 2" o:spid="_x0000_s1026" style="visibility:visible;mso-wrap-style:square;mso-left-percent:-10001;mso-top-percent:-10001;mso-position-horizontal:absolute;mso-position-horizontal-relative:char;mso-position-vertical:absolute;mso-position-vertical-relative:line;mso-left-percent:-10001;mso-top-percent:-10001" from="0,0" to="108.7pt,0" o:gfxdata="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" strokecolor="#e5cc80" strokeweight="2.25pt">
+              <v:line w14:anchorId="55B3F8DA" id="Line 2" o:spid="_x0000_s1026" style="visibility:visible;mso-wrap-style:square;mso-left-percent:-10001;mso-top-percent:-10001;mso-position-horizontal:absolute;mso-position-horizontal-relative:char;mso-position-vertical:absolute;mso-position-vertical-relative:line;mso-left-percent:-10001;mso-top-percent:-10001" from="0,0" to="108.7pt,0" o:gfxdata="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" strokecolor="#e5cc80" strokeweight="2.25pt">
                 <w10:anchorlock/>
               </v:line>
             </w:pict>
@@ -3249,7 +3263,15 @@
         <w:pStyle w:val="CorpodoTexto"/>
       </w:pPr>
       <w:r>
-        <w:t xml:space="preserve">E, claro, com um significado especial, temos o projeto que resume toda essa formação: o Sistema Colaborativo Cidadão-Governo, cujo repositório está em </w:t>
+        <w:t xml:space="preserve">E, claro, com um significado especial, temos o projeto que resume toda essa formação: o </w:t>
+      </w:r>
+      <w:proofErr w:type="spellStart"/>
+      <w:r>
+        <w:t>ReqCidadão</w:t>
+      </w:r>
+      <w:proofErr w:type="spellEnd"/>
+      <w:r>
+        <w:t xml:space="preserve">, cujo repositório está em </w:t>
       </w:r>
       <w:r>
         <w:t>https://github.com/heliomlima/RequerimentosCidadao</w:t>
@@ -3412,7 +3434,7 @@
           </mc:Choice>
           <mc:Fallback>
             <w:pict>
-              <v:line w14:anchorId="4FC6F0AA" id="Line 2" o:spid="_x0000_s1026" style="visibility:visible;mso-wrap-style:square;mso-left-percent:-10001;mso-top-percent:-10001;mso-position-horizontal:absolute;mso-position-horizontal-relative:char;mso-position-vertical:absolute;mso-position-vertical-relative:line;mso-left-percent:-10001;mso-top-percent:-10001" from="0,0" to="108.7pt,0" o:gfxdata="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" strokecolor="#e5cc80" strokeweight="2.25pt">
+              <v:line w14:anchorId="22A3FB3C" id="Line 2" o:spid="_x0000_s1026" style="visibility:visible;mso-wrap-style:square;mso-left-percent:-10001;mso-top-percent:-10001;mso-position-horizontal:absolute;mso-position-horizontal-relative:char;mso-position-vertical:absolute;mso-position-vertical-relative:line;mso-left-percent:-10001;mso-top-percent:-10001" from="0,0" to="108.7pt,0" o:gfxdata="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" strokecolor="#e5cc80" strokeweight="2.25pt">
                 <w10:anchorlock/>
               </v:line>
             </w:pict>
@@ -3438,7 +3460,15 @@
         <w:pStyle w:val="CorpodoTexto"/>
       </w:pPr>
       <w:r>
-        <w:t xml:space="preserve">A construção de uma solução completa como o Sistema Colaborativo Cidadão-Governo exige a seleção cuidadosa de tecnologias e ferramentas que garantam robustez, escalabilidade, segurança e uma excelente experiência de usuário. Para atender a esses requisitos, optou-se por uma </w:t>
+        <w:t xml:space="preserve">A construção de uma solução completa como o </w:t>
+      </w:r>
+      <w:proofErr w:type="spellStart"/>
+      <w:r>
+        <w:t>ReqCidadão</w:t>
+      </w:r>
+      <w:proofErr w:type="spellEnd"/>
+      <w:r>
+        <w:t xml:space="preserve"> exige a seleção cuidadosa de tecnologias e ferramentas que garantam robustez, escalabilidade, segurança e uma excelente experiência de usuário. Para atender a esses requisitos, optou-se por uma </w:t>
       </w:r>
       <w:proofErr w:type="spellStart"/>
       <w:r>
@@ -3618,16 +3648,7 @@
       </w:r>
       <w:proofErr w:type="spellEnd"/>
       <w:r>
-        <w:t xml:space="preserve"> desenvolvida pelo Facebook, foi escolhida por sua abordagem baseada em componentes, que promove a modularidade, reutilização de código e facilita a manutenção de interfaces complexas </w:t>
-      </w:r>
-      <w:r>
-        <w:rPr>
-          <w:highlight w:val="yellow"/>
-        </w:rPr>
-        <w:t>(FACEBOOK, [s.d.])</w:t>
-      </w:r>
-      <w:r>
-        <w:t xml:space="preserve">. Sua natureza declarativa simplifica o desenvolvimento de </w:t>
+        <w:t xml:space="preserve"> desenvolvida pelo Facebook, foi escolhida por sua abordagem baseada em componentes, que promove a modularidade, reutilização de código e facilita a manutenção de interfaces complexas. Sua natureza declarativa simplifica o desenvolvimento de </w:t>
       </w:r>
       <w:proofErr w:type="spellStart"/>
       <w:r>
@@ -3638,10 +3659,19 @@
         <w:t xml:space="preserve"> interativas e eficientes, enquanto o conceito de Virtual DOM otimiza a atualização da interface, resultando em uma experiência de usuário fluida e responsiva </w:t>
       </w:r>
       <w:r>
-        <w:rPr>
-          <w:highlight w:val="yellow"/>
-        </w:rPr>
-        <w:t>(ABRAMOV; HACKWORT, 2016)</w:t>
+        <w:t>(</w:t>
+      </w:r>
+      <w:r>
+        <w:t>PORTO</w:t>
+      </w:r>
+      <w:r>
+        <w:t>, 20</w:t>
+      </w:r>
+      <w:r>
+        <w:t>24</w:t>
+      </w:r>
+      <w:r>
+        <w:t>)</w:t>
       </w:r>
       <w:r>
         <w:t xml:space="preserve">. Além disso, a vasta comunidade e o ecossistema maduro do </w:t>
@@ -3668,48 +3698,35 @@
       <w:r>
         <w:t xml:space="preserve">Aplicação: No </w:t>
       </w:r>
-      <w:r>
-        <w:rPr>
-          <w:highlight w:val="yellow"/>
-        </w:rPr>
-        <w:t>Sistema Colaborativo Cidadão-Governo</w:t>
-      </w:r>
+      <w:proofErr w:type="spellStart"/>
+      <w:r>
+        <w:t>ReqCidadão</w:t>
+      </w:r>
+      <w:proofErr w:type="spellEnd"/>
       <w:r>
         <w:t xml:space="preserve">, o </w:t>
       </w:r>
       <w:r>
-        <w:rPr>
-          <w:i/>
-          <w:iCs/>
-        </w:rPr>
         <w:t>React.js</w:t>
       </w:r>
       <w:r>
         <w:t xml:space="preserve"> é empregado na construção de todas as interfaces do usuário, desde as telas de </w:t>
       </w:r>
       <w:r>
-        <w:rPr>
-          <w:i/>
-          <w:iCs/>
-        </w:rPr>
         <w:t>login</w:t>
       </w:r>
       <w:r>
         <w:t xml:space="preserve"> e cadastro até os </w:t>
       </w:r>
       <w:r>
-        <w:rPr>
-          <w:i/>
-          <w:iCs/>
-        </w:rPr>
         <w:t>dashboards</w:t>
       </w:r>
       <w:r>
-        <w:t xml:space="preserve"> de visualização e </w:t>
+        <w:t xml:space="preserve"> de visualização e gerenciamento de ocorrências para cidadãos e gestores. A arquitetura de componentes permitiu criar </w:t>
       </w:r>
       <w:r>
         <w:lastRenderedPageBreak/>
-        <w:t>gerenciamento de ocorrências para cidadãos e gestores. A arquitetura de componentes permitiu criar elementos reutilizáveis para formulários de registro de ocorrências, listas de notificações, e painéis de controle, garantindo consistência visual e funcional em toda a aplicação.</w:t>
+        <w:t>elementos reutilizáveis para formulários de registro de ocorrências, listas de notificações, e painéis de controle, garantindo consistência visual e funcional em toda a aplicação.</w:t>
       </w:r>
     </w:p>
     <w:p>
@@ -3747,28 +3764,23 @@
       </w:r>
       <w:proofErr w:type="spellStart"/>
       <w:r>
+        <w:t>Tailwind</w:t>
+      </w:r>
+      <w:proofErr w:type="spellEnd"/>
+      <w:r>
         <w:rPr>
           <w:i/>
           <w:iCs/>
         </w:rPr>
-        <w:t>Tailwind</w:t>
-      </w:r>
-      <w:proofErr w:type="spellEnd"/>
-      <w:r>
-        <w:rPr>
-          <w:i/>
-          <w:iCs/>
-        </w:rPr>
-        <w:t xml:space="preserve"> CSS</w:t>
+        <w:t xml:space="preserve"> </w:t>
+      </w:r>
+      <w:r>
+        <w:t>CSS</w:t>
       </w:r>
       <w:r>
         <w:t xml:space="preserve"> é um </w:t>
       </w:r>
       <w:r>
-        <w:rPr>
-          <w:i/>
-          <w:iCs/>
-        </w:rPr>
         <w:t>framework</w:t>
       </w:r>
       <w:r>
@@ -3776,73 +3788,47 @@
       </w:r>
       <w:proofErr w:type="spellStart"/>
       <w:r>
-        <w:rPr>
-          <w:i/>
-          <w:iCs/>
-        </w:rPr>
         <w:t>utility-first</w:t>
       </w:r>
       <w:proofErr w:type="spellEnd"/>
       <w:r>
-        <w:t xml:space="preserve">, o que significa que ele oferece uma vasta gama de classes utilitárias de baixo nível diretamente no HTML/JSX para estilizar elementos </w:t>
-      </w:r>
-      <w:r>
-        <w:rPr>
-          <w:highlight w:val="yellow"/>
-        </w:rPr>
-        <w:t>(TAILWIND LABS, [s.d.])</w:t>
-      </w:r>
-      <w:r>
-        <w:t xml:space="preserve">. Essa abordagem acelera significativamente o processo de </w:t>
-      </w:r>
-      <w:r>
-        <w:rPr>
-          <w:i/>
-          <w:iCs/>
-        </w:rPr>
+        <w:t xml:space="preserve">, o que significa que ele oferece uma vasta gama de classes utilitárias de baixo nível diretamente no HTML/JSX para estilizar </w:t>
+      </w:r>
+      <w:r>
+        <w:t>elementos (</w:t>
+      </w:r>
+      <w:r>
+        <w:t>WATHAN, 2017</w:t>
+      </w:r>
+      <w:r>
+        <w:t>). Essa abordagem acelera significativamen</w:t>
+      </w:r>
+      <w:r>
+        <w:t xml:space="preserve">te o processo de </w:t>
+      </w:r>
+      <w:r>
         <w:t>design</w:t>
       </w:r>
       <w:r>
         <w:t xml:space="preserve"> e desenvolvimento, eliminando a necessidade de escrever CSS customizado para a maioria dos componentes. Ele também facilita a criação de </w:t>
       </w:r>
       <w:r>
-        <w:rPr>
-          <w:i/>
-          <w:iCs/>
-        </w:rPr>
         <w:t>designs</w:t>
       </w:r>
       <w:r>
         <w:t xml:space="preserve"> responsivos por padrão, com classes específicas para diferentes tamanhos de tela, garantindo que a aplicação se adapte perfeitamente a dispositivos móveis, </w:t>
       </w:r>
       <w:r>
-        <w:rPr>
-          <w:i/>
-          <w:iCs/>
-        </w:rPr>
-        <w:t>tablets</w:t>
-      </w:r>
-      <w:r>
-        <w:t xml:space="preserve"> e </w:t>
-      </w:r>
-      <w:r>
-        <w:rPr>
-          <w:i/>
-          <w:iCs/>
-        </w:rPr>
-        <w:t>desktops</w:t>
-      </w:r>
-      <w:r>
-        <w:t xml:space="preserve"> </w:t>
-      </w:r>
-      <w:r>
-        <w:rPr>
-          <w:highlight w:val="yellow"/>
-        </w:rPr>
-        <w:t>(ADAMS, 2017)</w:t>
-      </w:r>
-      <w:r>
-        <w:t>.</w:t>
+        <w:t xml:space="preserve">tablets e </w:t>
+      </w:r>
+      <w:r>
+        <w:t>desktops (</w:t>
+      </w:r>
+      <w:r>
+        <w:t>WATHAN</w:t>
+      </w:r>
+      <w:r>
+        <w:t>, 2017).</w:t>
       </w:r>
     </w:p>
     <w:p>
@@ -3858,10 +3844,6 @@
       </w:r>
       <w:proofErr w:type="spellStart"/>
       <w:r>
-        <w:rPr>
-          <w:i/>
-          <w:iCs/>
-        </w:rPr>
         <w:t>Tailwind</w:t>
       </w:r>
       <w:proofErr w:type="spellEnd"/>
@@ -3869,20 +3851,12 @@
         <w:t xml:space="preserve"> CSS é utilizado para estilizar todos os componentes da interface do usuário do </w:t>
       </w:r>
       <w:r>
-        <w:rPr>
-          <w:i/>
-          <w:iCs/>
-        </w:rPr>
         <w:t>React.js</w:t>
       </w:r>
       <w:r>
         <w:t xml:space="preserve">. Ele garante a aplicação de um </w:t>
       </w:r>
       <w:r>
-        <w:rPr>
-          <w:i/>
-          <w:iCs/>
-        </w:rPr>
         <w:t>design</w:t>
       </w:r>
       <w:r>
@@ -3919,31 +3893,22 @@
       <w:r>
         <w:t xml:space="preserve">A camada de </w:t>
       </w:r>
-      <w:r>
-        <w:rPr>
-          <w:i/>
-          <w:iCs/>
-        </w:rPr>
-        <w:t>Back-</w:t>
-      </w:r>
-      <w:proofErr w:type="spellStart"/>
-      <w:r>
-        <w:rPr>
-          <w:i/>
-          <w:iCs/>
-        </w:rPr>
-        <w:t>end</w:t>
+      <w:proofErr w:type="spellStart"/>
+      <w:r>
+        <w:t>b</w:t>
+      </w:r>
+      <w:r>
+        <w:t>ack-end</w:t>
       </w:r>
       <w:proofErr w:type="spellEnd"/>
       <w:r>
         <w:t xml:space="preserve"> é o cérebro da aplicação, responsável pela lógica de negócio, autenticação, interação com o banco de dados e exposição de APIs para o </w:t>
       </w:r>
       <w:r>
-        <w:rPr>
-          <w:i/>
-          <w:iCs/>
-        </w:rPr>
-        <w:t>Front-end</w:t>
+        <w:t>f</w:t>
+      </w:r>
+      <w:r>
+        <w:t>ront-end</w:t>
       </w:r>
       <w:r>
         <w:t>.</w:t>
@@ -4005,7 +3970,13 @@
         <w:t xml:space="preserve">bloqueante construído sobre o motor V8 do </w:t>
       </w:r>
       <w:r>
-        <w:t>Google Chrome (DAHL, 2010)</w:t>
+        <w:t>Google Chrome (DAHL, 201</w:t>
+      </w:r>
+      <w:r>
+        <w:t>1</w:t>
+      </w:r>
+      <w:r>
+        <w:t>)</w:t>
       </w:r>
       <w:r>
         <w:t xml:space="preserve">. Sua escolha se justifica pela capacidade de lidar com um grande número de conexões simultâneas de forma eficiente, ideal para aplicações que exigem tempo real ou alta concorrência. Permite o uso </w:t>
@@ -4050,11 +4021,29 @@
         <w:t xml:space="preserve">), o que otimiza o aprendizado e a troca de contexto para o desenvolvedor. É altamente escalável e possui um ecossistema robusto de pacotes </w:t>
       </w:r>
       <w:r>
+        <w:t>(CANTELON</w:t>
+      </w:r>
+      <w:r>
+        <w:t xml:space="preserve">; HARTER; </w:t>
+      </w:r>
+      <w:r>
+        <w:t>HOLOWAYCHUK</w:t>
+      </w:r>
+      <w:r>
+        <w:t xml:space="preserve">; </w:t>
+      </w:r>
+      <w:r>
+        <w:t>RAJLICH</w:t>
+      </w:r>
+      <w:r>
+        <w:t>, 2013</w:t>
+      </w:r>
+      <w:r>
         <w:rPr>
           <w:i/>
           <w:iCs/>
         </w:rPr>
-        <w:t>(CANTELON, 2013)</w:t>
+        <w:t>)</w:t>
       </w:r>
       <w:r>
         <w:t>.</w:t>
@@ -4077,14 +4066,19 @@
       <w:r>
         <w:t xml:space="preserve"> serve como a base para o servidor da aplicação, executando toda a lógica de negócio do </w:t>
       </w:r>
-      <w:r>
-        <w:t>Sistema Colaborativo</w:t>
-      </w:r>
+      <w:proofErr w:type="spellStart"/>
+      <w:r>
+        <w:t>ReqCidadão</w:t>
+      </w:r>
+      <w:proofErr w:type="spellEnd"/>
       <w:r>
         <w:t xml:space="preserve">. Ele gerencia as requisições HTTP do </w:t>
       </w:r>
       <w:r>
-        <w:t>Front-</w:t>
+        <w:t>f</w:t>
+      </w:r>
+      <w:r>
+        <w:t>ront-</w:t>
       </w:r>
       <w:proofErr w:type="spellStart"/>
       <w:r>
@@ -4132,39 +4126,24 @@
       </w:r>
       <w:proofErr w:type="spellStart"/>
       <w:r>
-        <w:rPr>
-          <w:i/>
-          <w:iCs/>
-        </w:rPr>
         <w:t>RESTful</w:t>
       </w:r>
       <w:proofErr w:type="spellEnd"/>
       <w:r>
-        <w:t xml:space="preserve"> e aplicações web </w:t>
-      </w:r>
-      <w:r>
-        <w:rPr>
-          <w:highlight w:val="yellow"/>
-        </w:rPr>
-        <w:t>(TJ, [s.d.])</w:t>
-      </w:r>
-      <w:r>
-        <w:t xml:space="preserve">. Sua leveza e extensibilidade permitem criar uma estrutura personalizada para o </w:t>
-      </w:r>
-      <w:r>
-        <w:rPr>
-          <w:i/>
-          <w:iCs/>
-        </w:rPr>
-        <w:t>Back-</w:t>
-      </w:r>
-      <w:proofErr w:type="spellStart"/>
-      <w:r>
-        <w:rPr>
-          <w:i/>
-          <w:iCs/>
-        </w:rPr>
-        <w:t>end</w:t>
+        <w:t xml:space="preserve"> e aplicações </w:t>
+      </w:r>
+      <w:r>
+        <w:t>web (TJ, [s.d.]). Sua</w:t>
+      </w:r>
+      <w:r>
+        <w:t xml:space="preserve"> leveza e extensibilidade permitem criar uma estrutura personalizada para o </w:t>
+      </w:r>
+      <w:proofErr w:type="spellStart"/>
+      <w:r>
+        <w:t>b</w:t>
+      </w:r>
+      <w:r>
+        <w:t>ack-end</w:t>
       </w:r>
       <w:proofErr w:type="spellEnd"/>
       <w:r>
@@ -4183,18 +4162,13 @@
         <w:t xml:space="preserve">Aplicação: O Express é utilizado para definir as rotas da API REST que o </w:t>
       </w:r>
       <w:r>
-        <w:rPr>
-          <w:i/>
-          <w:iCs/>
-        </w:rPr>
-        <w:t>Front-</w:t>
-      </w:r>
-      <w:proofErr w:type="spellStart"/>
-      <w:r>
-        <w:rPr>
-          <w:i/>
-          <w:iCs/>
-        </w:rPr>
+        <w:t>f</w:t>
+      </w:r>
+      <w:r>
+        <w:t>ront-</w:t>
+      </w:r>
+      <w:proofErr w:type="spellStart"/>
+      <w:r>
         <w:t>end</w:t>
       </w:r>
       <w:proofErr w:type="spellEnd"/>
@@ -4238,18 +4212,10 @@
         <w:t xml:space="preserve">A persistência dos dados é um pilar fundamental para o sistema, e para isso, o </w:t>
       </w:r>
       <w:r>
-        <w:rPr>
-          <w:i/>
-          <w:iCs/>
-        </w:rPr>
         <w:t xml:space="preserve">Google </w:t>
       </w:r>
       <w:proofErr w:type="spellStart"/>
       <w:r>
-        <w:rPr>
-          <w:i/>
-          <w:iCs/>
-        </w:rPr>
         <w:t>Firebase</w:t>
       </w:r>
       <w:proofErr w:type="spellEnd"/>
@@ -4258,10 +4224,6 @@
       </w:r>
       <w:proofErr w:type="spellStart"/>
       <w:r>
-        <w:rPr>
-          <w:i/>
-          <w:iCs/>
-        </w:rPr>
         <w:t>Firestore</w:t>
       </w:r>
       <w:proofErr w:type="spellEnd"/>
@@ -4286,18 +4248,10 @@
         <w:t xml:space="preserve">Justificativa: O </w:t>
       </w:r>
       <w:r>
-        <w:rPr>
-          <w:i/>
-          <w:iCs/>
-        </w:rPr>
         <w:t xml:space="preserve">Google </w:t>
       </w:r>
       <w:proofErr w:type="spellStart"/>
       <w:r>
-        <w:rPr>
-          <w:i/>
-          <w:iCs/>
-        </w:rPr>
         <w:t>Firebase</w:t>
       </w:r>
       <w:proofErr w:type="spellEnd"/>
@@ -4306,10 +4260,6 @@
       </w:r>
       <w:proofErr w:type="spellStart"/>
       <w:r>
-        <w:rPr>
-          <w:i/>
-          <w:iCs/>
-        </w:rPr>
         <w:t>backend</w:t>
       </w:r>
       <w:proofErr w:type="spellEnd"/>
@@ -4325,27 +4275,16 @@
         <w:t xml:space="preserve">), incluindo autenticação, armazenamento e banco de dados </w:t>
       </w:r>
       <w:r>
-        <w:rPr>
-          <w:highlight w:val="yellow"/>
-        </w:rPr>
         <w:t>(GOOGLE, [s.d.])</w:t>
       </w:r>
       <w:r>
         <w:t xml:space="preserve">. A escolha do </w:t>
       </w:r>
       <w:r>
-        <w:rPr>
-          <w:i/>
-          <w:iCs/>
-        </w:rPr>
         <w:t xml:space="preserve">Cloud </w:t>
       </w:r>
       <w:proofErr w:type="spellStart"/>
       <w:r>
-        <w:rPr>
-          <w:i/>
-          <w:iCs/>
-        </w:rPr>
         <w:t>Firestore</w:t>
       </w:r>
       <w:proofErr w:type="spellEnd"/>
@@ -4354,10 +4293,6 @@
       </w:r>
       <w:proofErr w:type="spellStart"/>
       <w:r>
-        <w:rPr>
-          <w:i/>
-          <w:iCs/>
-        </w:rPr>
         <w:t>NoSQL</w:t>
       </w:r>
       <w:proofErr w:type="spellEnd"/>
@@ -4369,23 +4304,14 @@
         <w:t xml:space="preserve">integração, escalabilidade automática e recursos de sincronização de dados em tempo real, que são cruciais para um sistema onde as atualizações de ocorrências e respostas precisam ser rapidamente refletidas para os usuários </w:t>
       </w:r>
       <w:r>
-        <w:rPr>
-          <w:highlight w:val="yellow"/>
-        </w:rPr>
         <w:t>(GOOGLE, [</w:t>
       </w:r>
       <w:proofErr w:type="gramStart"/>
       <w:r>
-        <w:rPr>
-          <w:highlight w:val="yellow"/>
-        </w:rPr>
         <w:t>s.d.]b</w:t>
       </w:r>
       <w:proofErr w:type="gramEnd"/>
       <w:r>
-        <w:rPr>
-          <w:highlight w:val="yellow"/>
-        </w:rPr>
         <w:t>)</w:t>
       </w:r>
       <w:r>
@@ -4393,10 +4319,6 @@
       </w:r>
       <w:proofErr w:type="spellStart"/>
       <w:r>
-        <w:rPr>
-          <w:i/>
-          <w:iCs/>
-        </w:rPr>
         <w:t>serverless</w:t>
       </w:r>
       <w:proofErr w:type="spellEnd"/>
@@ -4405,10 +4327,6 @@
       </w:r>
       <w:proofErr w:type="spellStart"/>
       <w:r>
-        <w:rPr>
-          <w:i/>
-          <w:iCs/>
-        </w:rPr>
         <w:t>Firebase</w:t>
       </w:r>
       <w:proofErr w:type="spellEnd"/>
@@ -4429,10 +4347,6 @@
       </w:r>
       <w:proofErr w:type="spellStart"/>
       <w:r>
-        <w:rPr>
-          <w:i/>
-          <w:iCs/>
-        </w:rPr>
         <w:t>Firestore</w:t>
       </w:r>
       <w:proofErr w:type="spellEnd"/>
@@ -4494,18 +4408,10 @@
         <w:t xml:space="preserve">É importante ressaltar que o conceito de ORM, tradicionalmente aplicado a bancos de dados relacionais para mapear objetos de código a tabelas de banco de dados, não se aplica diretamente ao </w:t>
       </w:r>
       <w:r>
-        <w:rPr>
-          <w:i/>
-          <w:iCs/>
-        </w:rPr>
         <w:t xml:space="preserve">Cloud </w:t>
       </w:r>
       <w:proofErr w:type="spellStart"/>
       <w:r>
-        <w:rPr>
-          <w:i/>
-          <w:iCs/>
-        </w:rPr>
         <w:t>Firestore</w:t>
       </w:r>
       <w:proofErr w:type="spellEnd"/>
@@ -4514,10 +4420,6 @@
       </w:r>
       <w:proofErr w:type="spellStart"/>
       <w:r>
-        <w:rPr>
-          <w:i/>
-          <w:iCs/>
-        </w:rPr>
         <w:t>NoSQL</w:t>
       </w:r>
       <w:proofErr w:type="spellEnd"/>
@@ -4534,10 +4436,6 @@
       </w:r>
       <w:proofErr w:type="spellStart"/>
       <w:r>
-        <w:rPr>
-          <w:i/>
-          <w:iCs/>
-        </w:rPr>
         <w:t>Firestore</w:t>
       </w:r>
       <w:proofErr w:type="spellEnd"/>
@@ -4546,55 +4444,19 @@
       </w:r>
       <w:proofErr w:type="spellStart"/>
       <w:r>
-        <w:rPr>
-          <w:i/>
-          <w:iCs/>
-        </w:rPr>
         <w:t>Firebase</w:t>
       </w:r>
       <w:proofErr w:type="spellEnd"/>
       <w:r>
-        <w:rPr>
-          <w:i/>
-          <w:iCs/>
-        </w:rPr>
-        <w:t xml:space="preserve"> SDK</w:t>
-      </w:r>
-      <w:r>
-        <w:t xml:space="preserve"> (</w:t>
-      </w:r>
-      <w:r>
-        <w:rPr>
-          <w:i/>
-          <w:iCs/>
-        </w:rPr>
-        <w:t xml:space="preserve">Software </w:t>
-      </w:r>
-      <w:proofErr w:type="spellStart"/>
-      <w:r>
-        <w:rPr>
-          <w:i/>
-          <w:iCs/>
-        </w:rPr>
+        <w:t xml:space="preserve"> SDK (Software </w:t>
+      </w:r>
+      <w:proofErr w:type="spellStart"/>
+      <w:r>
         <w:t>Development</w:t>
       </w:r>
       <w:proofErr w:type="spellEnd"/>
       <w:r>
-        <w:rPr>
-          <w:i/>
-          <w:iCs/>
-        </w:rPr>
-        <w:t xml:space="preserve"> Kit</w:t>
-      </w:r>
-      <w:r>
-        <w:t xml:space="preserve">) para </w:t>
-      </w:r>
-      <w:r>
-        <w:rPr>
-          <w:i/>
-          <w:iCs/>
-        </w:rPr>
-        <w:t>Node.js</w:t>
+        <w:t xml:space="preserve"> Kit) para Node.js</w:t>
       </w:r>
       <w:r>
         <w:t>. Este SDK fornece métodos e interfaces que permitem realizar operações de CRUD (</w:t>
@@ -4616,23 +4478,14 @@
         <w:t xml:space="preserve">, Update, Delete) em coleções e documentos de forma programática, abstraindo as complexidades da comunicação com o banco de dados </w:t>
       </w:r>
       <w:r>
-        <w:rPr>
-          <w:highlight w:val="yellow"/>
-        </w:rPr>
         <w:t>(GOOGLE, [</w:t>
       </w:r>
       <w:proofErr w:type="gramStart"/>
       <w:r>
-        <w:rPr>
-          <w:highlight w:val="yellow"/>
-        </w:rPr>
         <w:t>s.d.]a</w:t>
       </w:r>
       <w:proofErr w:type="gramEnd"/>
       <w:r>
-        <w:rPr>
-          <w:highlight w:val="yellow"/>
-        </w:rPr>
         <w:t>)</w:t>
       </w:r>
       <w:r>
@@ -4647,18 +4500,10 @@
         <w:t>Para manter a organização e facilitar a manutenção do código, são utilizadas camadas de acesso a dados (</w:t>
       </w:r>
       <w:r>
-        <w:rPr>
-          <w:i/>
-          <w:iCs/>
-        </w:rPr>
         <w:t xml:space="preserve">Data Access </w:t>
       </w:r>
       <w:proofErr w:type="spellStart"/>
       <w:r>
-        <w:rPr>
-          <w:i/>
-          <w:iCs/>
-        </w:rPr>
         <w:t>Layers</w:t>
       </w:r>
       <w:proofErr w:type="spellEnd"/>
@@ -4675,10 +4520,6 @@
       </w:r>
       <w:proofErr w:type="spellStart"/>
       <w:r>
-        <w:rPr>
-          <w:i/>
-          <w:iCs/>
-        </w:rPr>
         <w:t>TypeScript</w:t>
       </w:r>
       <w:proofErr w:type="spellEnd"/>
@@ -4687,10 +4528,6 @@
       </w:r>
       <w:proofErr w:type="spellStart"/>
       <w:r>
-        <w:rPr>
-          <w:i/>
-          <w:iCs/>
-        </w:rPr>
         <w:t>JavaScript</w:t>
       </w:r>
       <w:proofErr w:type="spellEnd"/>
@@ -4699,10 +4536,6 @@
       </w:r>
       <w:proofErr w:type="spellStart"/>
       <w:r>
-        <w:rPr>
-          <w:i/>
-          <w:iCs/>
-        </w:rPr>
         <w:t>Firestore</w:t>
       </w:r>
       <w:proofErr w:type="spellEnd"/>
@@ -4750,7 +4583,7 @@
         <w:t>Web Tokens</w:t>
       </w:r>
       <w:r>
-        <w:t xml:space="preserve"> (JWT) é um padrão aberto (RFC 7519) para a criação de </w:t>
+        <w:t xml:space="preserve"> (JWT) é um padrão aberto para a criação de </w:t>
       </w:r>
       <w:r>
         <w:rPr>
@@ -4760,16 +4593,25 @@
         <w:t>tokens</w:t>
       </w:r>
       <w:r>
-        <w:t xml:space="preserve"> de acesso que permitem a troca segura de informações entre partes </w:t>
-      </w:r>
-      <w:r>
-        <w:rPr>
-          <w:highlight w:val="yellow"/>
-        </w:rPr>
-        <w:t>(IETF, 2015)</w:t>
-      </w:r>
-      <w:r>
-        <w:t xml:space="preserve">. Sua natureza </w:t>
+        <w:t xml:space="preserve"> de acesso que permitem a troca segura de informações entre </w:t>
+      </w:r>
+      <w:r>
+        <w:t>partes (</w:t>
+      </w:r>
+      <w:r>
+        <w:t>BATTISTI</w:t>
+      </w:r>
+      <w:r>
+        <w:t>, 20</w:t>
+      </w:r>
+      <w:r>
+        <w:t>21</w:t>
+      </w:r>
+      <w:r>
+        <w:t>). Sua</w:t>
+      </w:r>
+      <w:r>
+        <w:t xml:space="preserve"> natureza </w:t>
       </w:r>
       <w:proofErr w:type="spellStart"/>
       <w:r>
@@ -4799,7 +4641,10 @@
         <w:t>tokens</w:t>
       </w:r>
       <w:r>
-        <w:t xml:space="preserve"> são assinados digitalmente, garantindo sua integridade e autenticidade.</w:t>
+        <w:t xml:space="preserve"> são assinados digitalmente, garantindo sua integridade e autenticidade</w:t>
+      </w:r>
+      <w:r>
+        <w:t xml:space="preserve"> (IETF, 2015).</w:t>
       </w:r>
     </w:p>
     <w:p>
@@ -5075,16 +4920,13 @@
       </w:r>
       <w:proofErr w:type="spellEnd"/>
       <w:r>
-        <w:t xml:space="preserve"> é um sistema de controle de versão distribuído que permite rastrear mudanças no código-fonte, reverter para versões anteriores e gerenciar o desenvolvimento colaborativo </w:t>
-      </w:r>
-      <w:r>
-        <w:rPr>
-          <w:highlight w:val="yellow"/>
-        </w:rPr>
-        <w:t>(CHACON; STRAUB, 2014)</w:t>
-      </w:r>
-      <w:r>
-        <w:t xml:space="preserve">. O </w:t>
+        <w:t xml:space="preserve"> é um sistema de controle de versão distribuído que permite rastrear mudanças no código-fonte, reverter para versões anteriores e gerenciar o desenvolvimento </w:t>
+      </w:r>
+      <w:r>
+        <w:t>colaborativo (CHACON; STRAUB, 2014).</w:t>
+      </w:r>
+      <w:r>
+        <w:t xml:space="preserve"> O </w:t>
       </w:r>
       <w:r>
         <w:rPr>
@@ -5102,16 +4944,13 @@
       </w:r>
       <w:proofErr w:type="spellEnd"/>
       <w:r>
-        <w:t xml:space="preserve"> que oferece recursos adicionais para colaboração, revisão de código e gerenciamento de projetos </w:t>
-      </w:r>
-      <w:r>
-        <w:rPr>
-          <w:highlight w:val="yellow"/>
-        </w:rPr>
-        <w:t>(GITHUB, [s.d.])</w:t>
-      </w:r>
-      <w:r>
-        <w:t xml:space="preserve">. A combinação dessas ferramentas é um padrão da indústria para garantir a integridade do código, facilitar o trabalho em equipe (mesmo que individual no contexto do TCC, para histórico e organização) e integrar com processos de </w:t>
+        <w:t xml:space="preserve"> que oferece recursos adicionais para colaboração, revisão de código e gerenciamento de </w:t>
+      </w:r>
+      <w:r>
+        <w:t>projetos (GITHUB, [s.d.]).</w:t>
+      </w:r>
+      <w:r>
+        <w:t xml:space="preserve"> A combinação dessas ferramentas é um padrão da indústria para garantir a integridade do código, facilitar o trabalho em equipe (mesmo que individual no contexto do TCC, para histórico e organização) e integrar com processos de </w:t>
       </w:r>
       <w:proofErr w:type="spellStart"/>
       <w:r>
@@ -5176,12 +5015,11 @@
       <w:r>
         <w:t xml:space="preserve"> do </w:t>
       </w:r>
-      <w:r>
-        <w:rPr>
-          <w:highlight w:val="yellow"/>
-        </w:rPr>
-        <w:t>Sistema Colaborativo Cidadão-Governo</w:t>
-      </w:r>
+      <w:proofErr w:type="spellStart"/>
+      <w:r>
+        <w:t>ReqCidadão</w:t>
+      </w:r>
+      <w:proofErr w:type="spellEnd"/>
       <w:r>
         <w:t xml:space="preserve"> são </w:t>
       </w:r>
@@ -5585,7 +5423,7 @@
           </mc:Choice>
           <mc:Fallback>
             <w:pict>
-              <v:line w14:anchorId="36208C5E" id="Line 2" o:spid="_x0000_s1026" style="visibility:visible;mso-wrap-style:square;mso-left-percent:-10001;mso-top-percent:-10001;mso-position-horizontal:absolute;mso-position-horizontal-relative:char;mso-position-vertical:absolute;mso-position-vertical-relative:line;mso-left-percent:-10001;mso-top-percent:-10001" from="0,0" to="108.7pt,0" o:gfxdata="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" strokecolor="#e5cc80" strokeweight="2.25pt">
+              <v:line w14:anchorId="706D8959" id="Line 2" o:spid="_x0000_s1026" style="visibility:visible;mso-wrap-style:square;mso-left-percent:-10001;mso-top-percent:-10001;mso-position-horizontal:absolute;mso-position-horizontal-relative:char;mso-position-vertical:absolute;mso-position-vertical-relative:line;mso-left-percent:-10001;mso-top-percent:-10001" from="0,0" to="108.7pt,0" o:gfxdata="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" strokecolor="#e5cc80" strokeweight="2.25pt">
                 <w10:anchorlock/>
               </v:line>
             </w:pict>
@@ -5880,7 +5718,7 @@
           </mc:Choice>
           <mc:Fallback>
             <w:pict>
-              <v:line w14:anchorId="21C30456" id="Line 2" o:spid="_x0000_s1026" style="visibility:visible;mso-wrap-style:square;mso-left-percent:-10001;mso-top-percent:-10001;mso-position-horizontal:absolute;mso-position-horizontal-relative:char;mso-position-vertical:absolute;mso-position-vertical-relative:line;mso-left-percent:-10001;mso-top-percent:-10001" from="0,0" to="108.7pt,0" o:gfxdata="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" strokecolor="#e5cc80" strokeweight="2.25pt">
+              <v:line w14:anchorId="0915903E" id="Line 2" o:spid="_x0000_s1026" style="visibility:visible;mso-wrap-style:square;mso-left-percent:-10001;mso-top-percent:-10001;mso-position-horizontal:absolute;mso-position-horizontal-relative:char;mso-position-vertical:absolute;mso-position-vertical-relative:line;mso-left-percent:-10001;mso-top-percent:-10001" from="0,0" to="108.7pt,0" o:gfxdata="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" strokecolor="#e5cc80" strokeweight="2.25pt">
                 <w10:anchorlock/>
               </v:line>
             </w:pict>
@@ -6137,7 +5975,7 @@
           </mc:Choice>
           <mc:Fallback>
             <w:pict>
-              <v:line w14:anchorId="170DFA4E" id="Line 2" o:spid="_x0000_s1026" style="visibility:visible;mso-wrap-style:square;mso-left-percent:-10001;mso-top-percent:-10001;mso-position-horizontal:absolute;mso-position-horizontal-relative:char;mso-position-vertical:absolute;mso-position-vertical-relative:line;mso-left-percent:-10001;mso-top-percent:-10001" from="0,0" to="108.7pt,0" o:gfxdata="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" strokecolor="#e5cc80" strokeweight="2.25pt">
+              <v:line w14:anchorId="4C7526E6" id="Line 2" o:spid="_x0000_s1026" style="visibility:visible;mso-wrap-style:square;mso-left-percent:-10001;mso-top-percent:-10001;mso-position-horizontal:absolute;mso-position-horizontal-relative:char;mso-position-vertical:absolute;mso-position-vertical-relative:line;mso-left-percent:-10001;mso-top-percent:-10001" from="0,0" to="108.7pt,0" o:gfxdata="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" strokecolor="#e5cc80" strokeweight="2.25pt">
                 <w10:anchorlock/>
               </v:line>
             </w:pict>
@@ -6161,15 +5999,168 @@
     <w:p>
       <w:pPr>
         <w:pStyle w:val="CorpodaReferncia"/>
-      </w:pPr>
-      <w:r>
-        <w:t>Citar todas as referências utilizadas no trabalho</w:t>
-      </w:r>
+        <w:numPr>
+          <w:ilvl w:val="0"/>
+          <w:numId w:val="20"/>
+        </w:numPr>
+      </w:pPr>
+      <w:r>
+        <w:t>PORTO</w:t>
+      </w:r>
+      <w:r>
+        <w:t>, Dan</w:t>
+      </w:r>
+      <w:r>
+        <w:t>iel</w:t>
+      </w:r>
+      <w:r>
+        <w:t xml:space="preserve">. </w:t>
+      </w:r>
+      <w:r>
+        <w:t xml:space="preserve">O que é </w:t>
+      </w:r>
+      <w:proofErr w:type="spellStart"/>
+      <w:r>
+        <w:t>ReactJ</w:t>
+      </w:r>
+      <w:r>
+        <w:t>s</w:t>
+      </w:r>
+      <w:proofErr w:type="spellEnd"/>
+      <w:r>
+        <w:t>? Como Funciona e Principais Aplicações</w:t>
+      </w:r>
+      <w:r>
+        <w:t>. 20</w:t>
+      </w:r>
+      <w:r>
+        <w:t>24</w:t>
+      </w:r>
+      <w:r>
+        <w:t>. Disponível em: &lt;</w:t>
+      </w:r>
+      <w:r>
+        <w:t>https://www.youtube.com/</w:t>
+      </w:r>
+      <w:proofErr w:type="spellStart"/>
+      <w:r>
+        <w:t>watch?v</w:t>
+      </w:r>
+      <w:proofErr w:type="spellEnd"/>
+      <w:r>
+        <w:t>=J9pFbdtNe1c</w:t>
+      </w:r>
+      <w:r>
+        <w:t xml:space="preserve">&gt;. Acesso em: </w:t>
+      </w:r>
+      <w:r>
+        <w:t>05/02/2026</w:t>
+      </w:r>
+      <w:r>
+        <w:t>.</w:t>
+      </w:r>
+    </w:p>
+    <w:p>
+      <w:pPr>
+        <w:pStyle w:val="CorpodaReferncia"/>
+        <w:numPr>
+          <w:ilvl w:val="0"/>
+          <w:numId w:val="20"/>
+        </w:numPr>
+      </w:pPr>
+      <w:r>
+        <w:rPr>
+          <w:lang w:val="en-US"/>
+        </w:rPr>
+        <w:t>WATHAN</w:t>
+      </w:r>
+      <w:r>
+        <w:rPr>
+          <w:lang w:val="en-US"/>
+        </w:rPr>
+        <w:t xml:space="preserve">, Adam. </w:t>
+      </w:r>
+      <w:r>
+        <w:rPr>
+          <w:lang w:val="en-US"/>
+        </w:rPr>
+        <w:t>CSS Utility Classes and "Separation of Concerns"</w:t>
+      </w:r>
+      <w:r>
+        <w:rPr>
+          <w:lang w:val="en-US"/>
+        </w:rPr>
+        <w:t xml:space="preserve">. 2017. </w:t>
+      </w:r>
+      <w:r>
+        <w:t xml:space="preserve">Disponível em: </w:t>
+      </w:r>
+      <w:r>
+        <w:t>&lt;</w:t>
+      </w:r>
+      <w:r>
+        <w:t>https://adamwathan.me/css-utility-classes-and-separation-of-concerns/</w:t>
+      </w:r>
+      <w:r>
+        <w:t>&gt;</w:t>
+      </w:r>
+      <w:r>
+        <w:t xml:space="preserve">. Acesso em: </w:t>
+      </w:r>
+      <w:r>
+        <w:t>05/02/2026</w:t>
+      </w:r>
+      <w:r>
+        <w:t>.</w:t>
+      </w:r>
+    </w:p>
+    <w:p>
+      <w:pPr>
+        <w:pStyle w:val="CorpodaReferncia"/>
+        <w:numPr>
+          <w:ilvl w:val="0"/>
+          <w:numId w:val="20"/>
+        </w:numPr>
+      </w:pPr>
+      <w:r>
+        <w:rPr>
+          <w:lang w:val="en-US"/>
+        </w:rPr>
+        <w:t xml:space="preserve">DAHL, Ryan. </w:t>
+      </w:r>
+      <w:proofErr w:type="spellStart"/>
+      <w:r>
+        <w:t>Introduction</w:t>
+      </w:r>
+      <w:proofErr w:type="spellEnd"/>
       <w:r>
         <w:t xml:space="preserve"> </w:t>
       </w:r>
-      <w:r>
-        <w:t>(seguir as normas da ABNT)</w:t>
+      <w:proofErr w:type="spellStart"/>
+      <w:r>
+        <w:t>to</w:t>
+      </w:r>
+      <w:proofErr w:type="spellEnd"/>
+      <w:r>
+        <w:t xml:space="preserve"> </w:t>
+      </w:r>
+      <w:r>
+        <w:t>Node.js. 201</w:t>
+      </w:r>
+      <w:r>
+        <w:t>1</w:t>
+      </w:r>
+      <w:r>
+        <w:t>. Disponível em: &lt;</w:t>
+      </w:r>
+      <w:r>
+        <w:t xml:space="preserve"> </w:t>
+      </w:r>
+      <w:r>
+        <w:t xml:space="preserve">https://www.youtube.com/watch?v=jo_B4LTHi3I&gt;. Acesso em: </w:t>
+      </w:r>
+      <w:r>
+        <w:t>06/02/2026</w:t>
       </w:r>
       <w:r>
         <w:t>.</w:t>
@@ -6178,6 +6169,404 @@
     <w:p>
       <w:pPr>
         <w:pStyle w:val="CorpodaReferncia"/>
+        <w:numPr>
+          <w:ilvl w:val="0"/>
+          <w:numId w:val="20"/>
+        </w:numPr>
+        <w:rPr>
+          <w:lang w:val="en-US"/>
+        </w:rPr>
+      </w:pPr>
+      <w:r>
+        <w:rPr>
+          <w:lang w:val="en-US"/>
+        </w:rPr>
+        <w:t xml:space="preserve">CANTELON, Mike; </w:t>
+      </w:r>
+      <w:r>
+        <w:rPr>
+          <w:lang w:val="en-US"/>
+        </w:rPr>
+        <w:t>HARTER, Marc; HOLOWAYCHUK, T.J.; RAJLICH, Nathan</w:t>
+      </w:r>
+      <w:r>
+        <w:rPr>
+          <w:lang w:val="en-US"/>
+        </w:rPr>
+        <w:t xml:space="preserve">. Node.js in Action. </w:t>
+      </w:r>
+      <w:r>
+        <w:rPr>
+          <w:lang w:val="en-US"/>
+        </w:rPr>
+        <w:t>1. ed. Shelter Island, NY: Manning Publications Co., 2013.</w:t>
+      </w:r>
+    </w:p>
+    <w:p>
+      <w:pPr>
+        <w:pStyle w:val="CorpodaReferncia"/>
+        <w:numPr>
+          <w:ilvl w:val="0"/>
+          <w:numId w:val="20"/>
+        </w:numPr>
+      </w:pPr>
+      <w:r>
+        <w:rPr>
+          <w:lang w:val="en-US"/>
+        </w:rPr>
+        <w:t>TJ. Express - Fast, unopinionated, minimalist web framework for Node.js. [</w:t>
+      </w:r>
+      <w:proofErr w:type="spellStart"/>
+      <w:r>
+        <w:rPr>
+          <w:lang w:val="en-US"/>
+        </w:rPr>
+        <w:t>s.d.</w:t>
+      </w:r>
+      <w:proofErr w:type="spellEnd"/>
+      <w:r>
+        <w:rPr>
+          <w:lang w:val="en-US"/>
+        </w:rPr>
+        <w:t xml:space="preserve">]. </w:t>
+      </w:r>
+      <w:r>
+        <w:t>Disponível em: expressjs.com. Acesso em: 06/02/2026.</w:t>
+      </w:r>
+    </w:p>
+    <w:p>
+      <w:pPr>
+        <w:pStyle w:val="CorpodaReferncia"/>
+        <w:numPr>
+          <w:ilvl w:val="0"/>
+          <w:numId w:val="20"/>
+        </w:numPr>
+      </w:pPr>
+      <w:r>
+        <w:t xml:space="preserve">GOOGLE. Cloud </w:t>
+      </w:r>
+      <w:proofErr w:type="spellStart"/>
+      <w:r>
+        <w:t>Firestore</w:t>
+      </w:r>
+      <w:proofErr w:type="spellEnd"/>
+      <w:r>
+        <w:t>: Banco de dados de documentos para desenvolvimento de apps. [</w:t>
+      </w:r>
+      <w:proofErr w:type="gramStart"/>
+      <w:r>
+        <w:t>s.d.]b.</w:t>
+      </w:r>
+      <w:proofErr w:type="gramEnd"/>
+      <w:r>
+        <w:t xml:space="preserve"> Disponível em: firebase.google.com. Acesso em: </w:t>
+      </w:r>
+      <w:r>
+        <w:t>07/02/2026</w:t>
+      </w:r>
+      <w:r>
+        <w:t>.</w:t>
+      </w:r>
+    </w:p>
+    <w:p>
+      <w:pPr>
+        <w:pStyle w:val="CorpodaReferncia"/>
+        <w:numPr>
+          <w:ilvl w:val="0"/>
+          <w:numId w:val="20"/>
+        </w:numPr>
+      </w:pPr>
+      <w:r>
+        <w:t xml:space="preserve">GOOGLE. </w:t>
+      </w:r>
+      <w:proofErr w:type="spellStart"/>
+      <w:r>
+        <w:t>Firebase</w:t>
+      </w:r>
+      <w:proofErr w:type="spellEnd"/>
+      <w:r>
+        <w:t xml:space="preserve">: Plataforma de desenvolvimento de apps. [s.d.]. Disponível em: firebase.google.com. Acesso em: </w:t>
+      </w:r>
+      <w:r>
+        <w:t>07/02/2026</w:t>
+      </w:r>
+      <w:r>
+        <w:t>.</w:t>
+      </w:r>
+    </w:p>
+    <w:p>
+      <w:pPr>
+        <w:pStyle w:val="CorpodaReferncia"/>
+        <w:numPr>
+          <w:ilvl w:val="0"/>
+          <w:numId w:val="20"/>
+        </w:numPr>
+      </w:pPr>
+      <w:r>
+        <w:t xml:space="preserve">GOOGLE. </w:t>
+      </w:r>
+      <w:proofErr w:type="spellStart"/>
+      <w:r>
+        <w:t>SDKs</w:t>
+      </w:r>
+      <w:proofErr w:type="spellEnd"/>
+      <w:r>
+        <w:t xml:space="preserve"> do </w:t>
+      </w:r>
+      <w:proofErr w:type="spellStart"/>
+      <w:r>
+        <w:t>Firebase</w:t>
+      </w:r>
+      <w:proofErr w:type="spellEnd"/>
+      <w:r>
+        <w:t>. [</w:t>
+      </w:r>
+      <w:proofErr w:type="gramStart"/>
+      <w:r>
+        <w:t>s.d.]a.</w:t>
+      </w:r>
+      <w:proofErr w:type="gramEnd"/>
+      <w:r>
+        <w:t xml:space="preserve"> Disponível em: firebase.google.com. Acesso em: </w:t>
+      </w:r>
+      <w:r>
+        <w:t>07/02/2026</w:t>
+      </w:r>
+      <w:r>
+        <w:t>.</w:t>
+      </w:r>
+    </w:p>
+    <w:p>
+      <w:pPr>
+        <w:pStyle w:val="CorpodaReferncia"/>
+        <w:numPr>
+          <w:ilvl w:val="0"/>
+          <w:numId w:val="20"/>
+        </w:numPr>
+      </w:pPr>
+      <w:r>
+        <w:t>BATTISTI</w:t>
+      </w:r>
+      <w:r>
+        <w:t xml:space="preserve">, </w:t>
+      </w:r>
+      <w:r>
+        <w:t>Matheus</w:t>
+      </w:r>
+      <w:r>
+        <w:t xml:space="preserve">. </w:t>
+      </w:r>
+      <w:r>
+        <w:t>O que é JWT? Aprenda tudo sobre JSON Web Token</w:t>
+      </w:r>
+      <w:r>
+        <w:t>. Disponível em: &lt;https://www.youtube.com/</w:t>
+      </w:r>
+      <w:proofErr w:type="spellStart"/>
+      <w:r>
+        <w:t>watch?v</w:t>
+      </w:r>
+      <w:proofErr w:type="spellEnd"/>
+      <w:r>
+        <w:t>=</w:t>
+      </w:r>
+      <w:proofErr w:type="spellStart"/>
+      <w:r>
+        <w:t>sHyoMWnnLGU</w:t>
+      </w:r>
+      <w:proofErr w:type="spellEnd"/>
+      <w:r>
+        <w:t>&gt;. Acesso em: 0</w:t>
+      </w:r>
+      <w:r>
+        <w:t>8</w:t>
+      </w:r>
+      <w:r>
+        <w:t>/02/2026.</w:t>
+      </w:r>
+    </w:p>
+    <w:p>
+      <w:pPr>
+        <w:pStyle w:val="CorpodaReferncia"/>
+        <w:numPr>
+          <w:ilvl w:val="0"/>
+          <w:numId w:val="20"/>
+        </w:numPr>
+      </w:pPr>
+      <w:r>
+        <w:rPr>
+          <w:lang w:val="en-US"/>
+        </w:rPr>
+        <w:t xml:space="preserve">IETF. RFC 7519: JSON Web Token (JWT). 2015. </w:t>
+      </w:r>
+      <w:r>
+        <w:t xml:space="preserve">Disponível em: datatracker.ietf.org. Acesso em: </w:t>
+      </w:r>
+      <w:r>
+        <w:t>08/02/2026</w:t>
+      </w:r>
+      <w:r>
+        <w:t>.</w:t>
+      </w:r>
+    </w:p>
+    <w:p>
+      <w:pPr>
+        <w:pStyle w:val="CorpodaReferncia"/>
+        <w:numPr>
+          <w:ilvl w:val="0"/>
+          <w:numId w:val="20"/>
+        </w:numPr>
+        <w:rPr>
+          <w:lang w:val="en-US"/>
+        </w:rPr>
+      </w:pPr>
+      <w:r>
+        <w:rPr>
+          <w:lang w:val="en-US"/>
+        </w:rPr>
+        <w:t xml:space="preserve">CHACON, Scott; STRAUB, Ben. Pro Git. 2. ed. New York, NY: </w:t>
+      </w:r>
+      <w:proofErr w:type="spellStart"/>
+      <w:r>
+        <w:rPr>
+          <w:lang w:val="en-US"/>
+        </w:rPr>
+        <w:t>Apress</w:t>
+      </w:r>
+      <w:proofErr w:type="spellEnd"/>
+      <w:r>
+        <w:rPr>
+          <w:lang w:val="en-US"/>
+        </w:rPr>
+        <w:t>, 2014.</w:t>
+      </w:r>
+    </w:p>
+    <w:p>
+      <w:pPr>
+        <w:pStyle w:val="CorpodaReferncia"/>
+        <w:numPr>
+          <w:ilvl w:val="0"/>
+          <w:numId w:val="20"/>
+        </w:numPr>
+      </w:pPr>
+      <w:r>
+        <w:t xml:space="preserve">GITHUB. </w:t>
+      </w:r>
+      <w:proofErr w:type="spellStart"/>
+      <w:r>
+        <w:t>About</w:t>
+      </w:r>
+      <w:proofErr w:type="spellEnd"/>
+      <w:r>
+        <w:t xml:space="preserve"> GitHub. [s.d.]. Disponível em: github.com. Acesso em: </w:t>
+      </w:r>
+      <w:r>
+        <w:t>12/02/2026</w:t>
+      </w:r>
+      <w:r>
+        <w:t>.</w:t>
+      </w:r>
+    </w:p>
+    <w:p>
+      <w:pPr>
+        <w:pStyle w:val="CorpodaReferncia"/>
+        <w:numPr>
+          <w:ilvl w:val="0"/>
+          <w:numId w:val="20"/>
+        </w:numPr>
+      </w:pPr>
+      <w:r>
+        <w:rPr>
+          <w:lang w:val="en-US"/>
+        </w:rPr>
+        <w:t xml:space="preserve">DOCKER. What is a </w:t>
+      </w:r>
+      <w:proofErr w:type="gramStart"/>
+      <w:r>
+        <w:rPr>
+          <w:lang w:val="en-US"/>
+        </w:rPr>
+        <w:t>Container?.</w:t>
+      </w:r>
+      <w:proofErr w:type="gramEnd"/>
+      <w:r>
+        <w:rPr>
+          <w:lang w:val="en-US"/>
+        </w:rPr>
+        <w:t xml:space="preserve"> </w:t>
+      </w:r>
+      <w:r>
+        <w:t xml:space="preserve">[s.d.]. Disponível em: www.docker.com. Acesso em: </w:t>
+      </w:r>
+      <w:r>
+        <w:t>14/02/2026</w:t>
+      </w:r>
+      <w:r>
+        <w:t>.</w:t>
+      </w:r>
+    </w:p>
+    <w:p>
+      <w:pPr>
+        <w:pStyle w:val="CorpodaReferncia"/>
+        <w:numPr>
+          <w:ilvl w:val="0"/>
+          <w:numId w:val="20"/>
+        </w:numPr>
+      </w:pPr>
+      <w:r>
+        <w:rPr>
+          <w:lang w:val="en-US"/>
+        </w:rPr>
+        <w:t xml:space="preserve">FACEBOOK. React – A JavaScript library for building user interfaces. </w:t>
+      </w:r>
+      <w:r>
+        <w:t xml:space="preserve">[s.d.]. Disponível em: </w:t>
+      </w:r>
+      <w:proofErr w:type="spellStart"/>
+      <w:r>
+        <w:t>react.dev</w:t>
+      </w:r>
+      <w:proofErr w:type="spellEnd"/>
+      <w:r>
+        <w:t xml:space="preserve">. Acesso em: </w:t>
+      </w:r>
+      <w:r>
+        <w:t>05/02/2026</w:t>
+      </w:r>
+      <w:r>
+        <w:t>.</w:t>
+      </w:r>
+    </w:p>
+    <w:p>
+      <w:pPr>
+        <w:pStyle w:val="CorpodaReferncia"/>
+        <w:numPr>
+          <w:ilvl w:val="0"/>
+          <w:numId w:val="20"/>
+        </w:numPr>
+      </w:pPr>
+      <w:r>
+        <w:rPr>
+          <w:lang w:val="en-US"/>
+        </w:rPr>
+        <w:t xml:space="preserve">TAILWIND LABS. Tailwind CSS: A utility-first CSS framework. </w:t>
+      </w:r>
+      <w:r>
+        <w:t xml:space="preserve">[s.d.]. Disponível em: tailwindcss.com. Acesso em: </w:t>
+      </w:r>
+      <w:r>
+        <w:t>05/02/2026</w:t>
+      </w:r>
+      <w:r>
+        <w:t>.</w:t>
+      </w:r>
+    </w:p>
+    <w:p>
+      <w:pPr>
+        <w:pStyle w:val="CorpodaReferncia"/>
+        <w:rPr>
+          <w:color w:val="auto"/>
+        </w:rPr>
       </w:pPr>
     </w:p>
     <w:p>
@@ -6294,16 +6683,6 @@
 </file>
 
 <file path=word/footer1.xml><?xml version="1.0" encoding="utf-8"?>
-<w:ftr xmlns:wpc="http://schemas.microsoft.com/office/word/2010/wordprocessingCanvas" xmlns:cx="http://schemas.microsoft.com/office/drawing/2014/chartex" xmlns:cx1="http://schemas.microsoft.com/office/drawing/2015/9/8/chartex" xmlns:cx2="http://schemas.microsoft.com/office/drawing/2015/10/21/chartex" xmlns:cx3="http://schemas.microsoft.com/office/drawing/2016/5/9/chartex" xmlns:cx4="http://schemas.microsoft.com/office/drawing/2016/5/10/chartex" xmlns:cx5="http://schemas.microsoft.com/office/drawing/2016/5/11/chartex" xmlns:cx6="http://schemas.microsoft.com/office/drawing/2016/5/12/chartex" xmlns:cx7="http://schemas.microsoft.com/office/drawing/2016/5/13/chartex" xmlns:cx8="http://schemas.microsoft.com/office/drawing/2016/5/14/chartex" xmlns:mc="http://schemas.openxmlformats.org/markup-compatibility/2006" xmlns:aink="http://schemas.microsoft.com/office/drawing/2016/ink" xmlns:am3d="http://schemas.microsoft.com/office/drawing/2017/model3d" xmlns:o="urn:schemas-microsoft-com:office:office" xmlns:oel="http://schemas.microsoft.com/office/2019/extlst" xmlns:r="http://schemas.openxmlformats.org/officeDocument/2006/relationships" xmlns:m="http://schemas.openxmlformats.org/officeDocument/2006/math" xmlns:v="urn:schemas-microsoft-com:vml" xmlns:wp14="http://schemas.microsoft.com/office/word/2010/wordprocessingDrawing" xmlns:wp="http://schemas.openxmlformats.org/drawingml/2006/wordprocessingDrawing" xmlns:w10="urn:schemas-microsoft-com:office:word" xmlns:w="http://schemas.openxmlformats.org/wordprocessingml/2006/main" xmlns:w14="http://schemas.microsoft.com/office/word/2010/wordml" xmlns:w15="http://schemas.microsoft.com/office/word/2012/wordml" xmlns:w16cex="http://schemas.microsoft.com/office/word/2018/wordml/cex" xmlns:w16cid="http://schemas.microsoft.com/office/word/2016/wordml/cid" xmlns:w16="http://schemas.microsoft.com/office/word/2018/wordml" xmlns:w16du="http://schemas.microsoft.com/office/word/2023/wordml/word16du" xmlns:w16sdtdh="http://schemas.microsoft.com/office/word/2020/wordml/sdtdatahash" xmlns:w16sdtfl="http://schemas.microsoft.com/office/word/2024/wordml/sdtformatlock" xmlns:w16se="http://schemas.microsoft.com/office/word/2015/wordml/symex" xmlns:wpg="http://schemas.microsoft.com/office/word/2010/wordprocessingGroup" xmlns:wpi="http://schemas.microsoft.com/office/word/2010/wordprocessingInk" xmlns:wne="http://schemas.microsoft.com/office/word/2006/wordml" xmlns:wps="http://schemas.microsoft.com/office/word/2010/wordprocessingShape" mc:Ignorable="w14 w15 w16se w16cid w16 w16cex w16sdtdh w16sdtfl w16du wp14">
-  <w:p>
-    <w:pPr>
-      <w:pStyle w:val="Rodap"/>
-    </w:pPr>
-  </w:p>
-</w:ftr>
-</file>
-
-<file path=word/footer2.xml><?xml version="1.0" encoding="utf-8"?>
 <w:ftr xmlns:wpc="http://schemas.microsoft.com/office/word/2010/wordprocessingCanvas" xmlns:cx="http://schemas.microsoft.com/office/drawing/2014/chartex" xmlns:cx1="http://schemas.microsoft.com/office/drawing/2015/9/8/chartex" xmlns:cx2="http://schemas.microsoft.com/office/drawing/2015/10/21/chartex" xmlns:cx3="http://schemas.microsoft.com/office/drawing/2016/5/9/chartex" xmlns:cx4="http://schemas.microsoft.com/office/drawing/2016/5/10/chartex" xmlns:cx5="http://schemas.microsoft.com/office/drawing/2016/5/11/chartex" xmlns:cx6="http://schemas.microsoft.com/office/drawing/2016/5/12/chartex" xmlns:cx7="http://schemas.microsoft.com/office/drawing/2016/5/13/chartex" xmlns:cx8="http://schemas.microsoft.com/office/drawing/2016/5/14/chartex" xmlns:mc="http://schemas.openxmlformats.org/markup-compatibility/2006" xmlns:aink="http://schemas.microsoft.com/office/drawing/2016/ink" xmlns:am3d="http://schemas.microsoft.com/office/drawing/2017/model3d" xmlns:o="urn:schemas-microsoft-com:office:office" xmlns:oel="http://schemas.microsoft.com/office/2019/extlst" xmlns:r="http://schemas.openxmlformats.org/officeDocument/2006/relationships" xmlns:m="http://schemas.openxmlformats.org/officeDocument/2006/math" xmlns:v="urn:schemas-microsoft-com:vml" xmlns:wp14="http://schemas.microsoft.com/office/word/2010/wordprocessingDrawing" xmlns:wp="http://schemas.openxmlformats.org/drawingml/2006/wordprocessingDrawing" xmlns:w10="urn:schemas-microsoft-com:office:word" xmlns:w="http://schemas.openxmlformats.org/wordprocessingml/2006/main" xmlns:w14="http://schemas.microsoft.com/office/word/2010/wordml" xmlns:w15="http://schemas.microsoft.com/office/word/2012/wordml" xmlns:w16cex="http://schemas.microsoft.com/office/word/2018/wordml/cex" xmlns:w16cid="http://schemas.microsoft.com/office/word/2016/wordml/cid" xmlns:w16="http://schemas.microsoft.com/office/word/2018/wordml" xmlns:w16du="http://schemas.microsoft.com/office/word/2023/wordml/word16du" xmlns:w16sdtdh="http://schemas.microsoft.com/office/word/2020/wordml/sdtdatahash" xmlns:w16sdtfl="http://schemas.microsoft.com/office/word/2024/wordml/sdtformatlock" xmlns:w16se="http://schemas.microsoft.com/office/word/2015/wordml/symex" xmlns:wpg="http://schemas.microsoft.com/office/word/2010/wordprocessingGroup" xmlns:wpi="http://schemas.microsoft.com/office/word/2010/wordprocessingInk" xmlns:wne="http://schemas.microsoft.com/office/word/2006/wordml" xmlns:wps="http://schemas.microsoft.com/office/word/2010/wordprocessingShape" mc:Ignorable="w14 w15 w16se w16cid w16 w16cex w16sdtdh w16sdtfl w16du wp14">
   <w:p>
     <w:pPr>
@@ -6387,7 +6766,7 @@
         </mc:Choice>
         <mc:Fallback>
           <w:pict>
-            <v:rect w14:anchorId="2A73B71E" id="Retângulo 6" o:spid="_x0000_s1026" style="position:absolute;margin-left:-100.25pt;margin-top:11.45pt;width:613.25pt;height:36.4pt;z-index:-251654144;visibility:visible;mso-wrap-style:square;mso-width-percent:0;mso-height-percent:0;mso-wrap-distance-left:9pt;mso-wrap-distance-top:0;mso-wrap-distance-right:9pt;mso-wrap-distance-bottom:0;mso-position-horizontal:absolute;mso-position-horizontal-relative:text;mso-position-vertical:absolute;mso-position-vertical-relative:text;mso-width-percent:0;mso-height-percent:0;mso-width-relative:margin;mso-height-relative:margin;v-text-anchor:middle" o:gfxdata="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" fillcolor="#203644" stroked="f" strokeweight="1pt"/>
+            <v:rect w14:anchorId="03FF9BD5" id="Retângulo 6" o:spid="_x0000_s1026" style="position:absolute;margin-left:-100.25pt;margin-top:11.45pt;width:613.25pt;height:36.4pt;z-index:-251654144;visibility:visible;mso-wrap-style:square;mso-width-percent:0;mso-height-percent:0;mso-wrap-distance-left:9pt;mso-wrap-distance-top:0;mso-wrap-distance-right:9pt;mso-wrap-distance-bottom:0;mso-position-horizontal:absolute;mso-position-horizontal-relative:text;mso-position-vertical:absolute;mso-position-vertical-relative:text;mso-width-percent:0;mso-height-percent:0;mso-width-relative:margin;mso-height-relative:margin;v-text-anchor:middle" o:gfxdata="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" fillcolor="#203644" stroked="f" strokeweight="1pt"/>
           </w:pict>
         </mc:Fallback>
       </mc:AlternateContent>
@@ -6467,17 +6846,7 @@
 </w:ftr>
 </file>
 
-<file path=word/footer3.xml><?xml version="1.0" encoding="utf-8"?>
-<w:ftr xmlns:wpc="http://schemas.microsoft.com/office/word/2010/wordprocessingCanvas" xmlns:cx="http://schemas.microsoft.com/office/drawing/2014/chartex" xmlns:cx1="http://schemas.microsoft.com/office/drawing/2015/9/8/chartex" xmlns:cx2="http://schemas.microsoft.com/office/drawing/2015/10/21/chartex" xmlns:cx3="http://schemas.microsoft.com/office/drawing/2016/5/9/chartex" xmlns:cx4="http://schemas.microsoft.com/office/drawing/2016/5/10/chartex" xmlns:cx5="http://schemas.microsoft.com/office/drawing/2016/5/11/chartex" xmlns:cx6="http://schemas.microsoft.com/office/drawing/2016/5/12/chartex" xmlns:cx7="http://schemas.microsoft.com/office/drawing/2016/5/13/chartex" xmlns:cx8="http://schemas.microsoft.com/office/drawing/2016/5/14/chartex" xmlns:mc="http://schemas.openxmlformats.org/markup-compatibility/2006" xmlns:aink="http://schemas.microsoft.com/office/drawing/2016/ink" xmlns:am3d="http://schemas.microsoft.com/office/drawing/2017/model3d" xmlns:o="urn:schemas-microsoft-com:office:office" xmlns:oel="http://schemas.microsoft.com/office/2019/extlst" xmlns:r="http://schemas.openxmlformats.org/officeDocument/2006/relationships" xmlns:m="http://schemas.openxmlformats.org/officeDocument/2006/math" xmlns:v="urn:schemas-microsoft-com:vml" xmlns:wp14="http://schemas.microsoft.com/office/word/2010/wordprocessingDrawing" xmlns:wp="http://schemas.openxmlformats.org/drawingml/2006/wordprocessingDrawing" xmlns:w10="urn:schemas-microsoft-com:office:word" xmlns:w="http://schemas.openxmlformats.org/wordprocessingml/2006/main" xmlns:w14="http://schemas.microsoft.com/office/word/2010/wordml" xmlns:w15="http://schemas.microsoft.com/office/word/2012/wordml" xmlns:w16cex="http://schemas.microsoft.com/office/word/2018/wordml/cex" xmlns:w16cid="http://schemas.microsoft.com/office/word/2016/wordml/cid" xmlns:w16="http://schemas.microsoft.com/office/word/2018/wordml" xmlns:w16du="http://schemas.microsoft.com/office/word/2023/wordml/word16du" xmlns:w16sdtdh="http://schemas.microsoft.com/office/word/2020/wordml/sdtdatahash" xmlns:w16sdtfl="http://schemas.microsoft.com/office/word/2024/wordml/sdtformatlock" xmlns:w16se="http://schemas.microsoft.com/office/word/2015/wordml/symex" xmlns:wpg="http://schemas.microsoft.com/office/word/2010/wordprocessingGroup" xmlns:wpi="http://schemas.microsoft.com/office/word/2010/wordprocessingInk" xmlns:wne="http://schemas.microsoft.com/office/word/2006/wordml" xmlns:wps="http://schemas.microsoft.com/office/word/2010/wordprocessingShape" mc:Ignorable="w14 w15 w16se w16cid w16 w16cex w16sdtdh w16sdtfl w16du wp14">
-  <w:p>
-    <w:pPr>
-      <w:pStyle w:val="Rodap"/>
-    </w:pPr>
-  </w:p>
-</w:ftr>
-</file>
-
-<file path=word/footer4.xml><?xml version="1.0" encoding="utf-8"?>
+<file path=word/footer2.xml><?xml version="1.0" encoding="utf-8"?>
 <w:ftr xmlns:wpc="http://schemas.microsoft.com/office/word/2010/wordprocessingCanvas" xmlns:cx="http://schemas.microsoft.com/office/drawing/2014/chartex" xmlns:cx1="http://schemas.microsoft.com/office/drawing/2015/9/8/chartex" xmlns:cx2="http://schemas.microsoft.com/office/drawing/2015/10/21/chartex" xmlns:cx3="http://schemas.microsoft.com/office/drawing/2016/5/9/chartex" xmlns:cx4="http://schemas.microsoft.com/office/drawing/2016/5/10/chartex" xmlns:cx5="http://schemas.microsoft.com/office/drawing/2016/5/11/chartex" xmlns:cx6="http://schemas.microsoft.com/office/drawing/2016/5/12/chartex" xmlns:cx7="http://schemas.microsoft.com/office/drawing/2016/5/13/chartex" xmlns:cx8="http://schemas.microsoft.com/office/drawing/2016/5/14/chartex" xmlns:mc="http://schemas.openxmlformats.org/markup-compatibility/2006" xmlns:aink="http://schemas.microsoft.com/office/drawing/2016/ink" xmlns:am3d="http://schemas.microsoft.com/office/drawing/2017/model3d" xmlns:o="urn:schemas-microsoft-com:office:office" xmlns:oel="http://schemas.microsoft.com/office/2019/extlst" xmlns:r="http://schemas.openxmlformats.org/officeDocument/2006/relationships" xmlns:m="http://schemas.openxmlformats.org/officeDocument/2006/math" xmlns:v="urn:schemas-microsoft-com:vml" xmlns:wp14="http://schemas.microsoft.com/office/word/2010/wordprocessingDrawing" xmlns:wp="http://schemas.openxmlformats.org/drawingml/2006/wordprocessingDrawing" xmlns:w10="urn:schemas-microsoft-com:office:word" xmlns:w="http://schemas.openxmlformats.org/wordprocessingml/2006/main" xmlns:w14="http://schemas.microsoft.com/office/word/2010/wordml" xmlns:w15="http://schemas.microsoft.com/office/word/2012/wordml" xmlns:w16cex="http://schemas.microsoft.com/office/word/2018/wordml/cex" xmlns:w16cid="http://schemas.microsoft.com/office/word/2016/wordml/cid" xmlns:w16="http://schemas.microsoft.com/office/word/2018/wordml" xmlns:w16du="http://schemas.microsoft.com/office/word/2023/wordml/word16du" xmlns:w16sdtdh="http://schemas.microsoft.com/office/word/2020/wordml/sdtdatahash" xmlns:w16sdtfl="http://schemas.microsoft.com/office/word/2024/wordml/sdtformatlock" xmlns:w16se="http://schemas.microsoft.com/office/word/2015/wordml/symex" xmlns:wpg="http://schemas.microsoft.com/office/word/2010/wordprocessingGroup" xmlns:wpi="http://schemas.microsoft.com/office/word/2010/wordprocessingInk" xmlns:wne="http://schemas.microsoft.com/office/word/2006/wordml" xmlns:wps="http://schemas.microsoft.com/office/word/2010/wordprocessingShape" mc:Ignorable="w14 w15 w16se w16cid w16 w16cex w16sdtdh w16sdtfl w16du wp14">
   <w:p>
     <w:pPr>
@@ -6561,7 +6930,7 @@
         </mc:Choice>
         <mc:Fallback>
           <w:pict>
-            <v:rect w14:anchorId="047EB9CB" id="Retângulo 13" o:spid="_x0000_s1026" style="position:absolute;margin-left:-102.85pt;margin-top:12.15pt;width:613.25pt;height:36.4pt;z-index:-251657216;visibility:visible;mso-wrap-style:square;mso-width-percent:0;mso-height-percent:0;mso-wrap-distance-left:9pt;mso-wrap-distance-top:0;mso-wrap-distance-right:9pt;mso-wrap-distance-bottom:0;mso-position-horizontal:absolute;mso-position-horizontal-relative:text;mso-position-vertical:absolute;mso-position-vertical-relative:text;mso-width-percent:0;mso-height-percent:0;mso-width-relative:margin;mso-height-relative:margin;v-text-anchor:middle" o:gfxdata="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" fillcolor="#203644" stroked="f" strokeweight="1pt"/>
+            <v:rect w14:anchorId="52317E54" id="Retângulo 13" o:spid="_x0000_s1026" style="position:absolute;margin-left:-102.85pt;margin-top:12.15pt;width:613.25pt;height:36.4pt;z-index:-251657216;visibility:visible;mso-wrap-style:square;mso-width-percent:0;mso-height-percent:0;mso-wrap-distance-left:9pt;mso-wrap-distance-top:0;mso-wrap-distance-right:9pt;mso-wrap-distance-bottom:0;mso-position-horizontal:absolute;mso-position-horizontal-relative:text;mso-position-vertical:absolute;mso-position-vertical-relative:text;mso-width-percent:0;mso-height-percent:0;mso-width-relative:margin;mso-height-relative:margin;v-text-anchor:middle" o:gfxdata="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" fillcolor="#203644" stroked="f" strokeweight="1pt"/>
           </w:pict>
         </mc:Fallback>
       </mc:AlternateContent>
@@ -6669,36 +7038,6 @@
 </file>
 
 <file path=word/header1.xml><?xml version="1.0" encoding="utf-8"?>
-<w:hdr xmlns:wpc="http://schemas.microsoft.com/office/word/2010/wordprocessingCanvas" xmlns:cx="http://schemas.microsoft.com/office/drawing/2014/chartex" xmlns:cx1="http://schemas.microsoft.com/office/drawing/2015/9/8/chartex" xmlns:cx2="http://schemas.microsoft.com/office/drawing/2015/10/21/chartex" xmlns:cx3="http://schemas.microsoft.com/office/drawing/2016/5/9/chartex" xmlns:cx4="http://schemas.microsoft.com/office/drawing/2016/5/10/chartex" xmlns:cx5="http://schemas.microsoft.com/office/drawing/2016/5/11/chartex" xmlns:cx6="http://schemas.microsoft.com/office/drawing/2016/5/12/chartex" xmlns:cx7="http://schemas.microsoft.com/office/drawing/2016/5/13/chartex" xmlns:cx8="http://schemas.microsoft.com/office/drawing/2016/5/14/chartex" xmlns:mc="http://schemas.openxmlformats.org/markup-compatibility/2006" xmlns:aink="http://schemas.microsoft.com/office/drawing/2016/ink" xmlns:am3d="http://schemas.microsoft.com/office/drawing/2017/model3d" xmlns:o="urn:schemas-microsoft-com:office:office" xmlns:oel="http://schemas.microsoft.com/office/2019/extlst" xmlns:r="http://schemas.openxmlformats.org/officeDocument/2006/relationships" xmlns:m="http://schemas.openxmlformats.org/officeDocument/2006/math" xmlns:v="urn:schemas-microsoft-com:vml" xmlns:wp14="http://schemas.microsoft.com/office/word/2010/wordprocessingDrawing" xmlns:wp="http://schemas.openxmlformats.org/drawingml/2006/wordprocessingDrawing" xmlns:w10="urn:schemas-microsoft-com:office:word" xmlns:w="http://schemas.openxmlformats.org/wordprocessingml/2006/main" xmlns:w14="http://schemas.microsoft.com/office/word/2010/wordml" xmlns:w15="http://schemas.microsoft.com/office/word/2012/wordml" xmlns:w16cex="http://schemas.microsoft.com/office/word/2018/wordml/cex" xmlns:w16cid="http://schemas.microsoft.com/office/word/2016/wordml/cid" xmlns:w16="http://schemas.microsoft.com/office/word/2018/wordml" xmlns:w16du="http://schemas.microsoft.com/office/word/2023/wordml/word16du" xmlns:w16sdtdh="http://schemas.microsoft.com/office/word/2020/wordml/sdtdatahash" xmlns:w16sdtfl="http://schemas.microsoft.com/office/word/2024/wordml/sdtformatlock" xmlns:w16se="http://schemas.microsoft.com/office/word/2015/wordml/symex" xmlns:wpg="http://schemas.microsoft.com/office/word/2010/wordprocessingGroup" xmlns:wpi="http://schemas.microsoft.com/office/word/2010/wordprocessingInk" xmlns:wne="http://schemas.microsoft.com/office/word/2006/wordml" xmlns:wps="http://schemas.microsoft.com/office/word/2010/wordprocessingShape" mc:Ignorable="w14 w15 w16se w16cid w16 w16cex w16sdtdh w16sdtfl w16du wp14">
-  <w:p>
-    <w:pPr>
-      <w:pStyle w:val="Cabealho"/>
-    </w:pPr>
-  </w:p>
-</w:hdr>
-</file>
-
-<file path=word/header2.xml><?xml version="1.0" encoding="utf-8"?>
-<w:hdr xmlns:wpc="http://schemas.microsoft.com/office/word/2010/wordprocessingCanvas" xmlns:cx="http://schemas.microsoft.com/office/drawing/2014/chartex" xmlns:cx1="http://schemas.microsoft.com/office/drawing/2015/9/8/chartex" xmlns:cx2="http://schemas.microsoft.com/office/drawing/2015/10/21/chartex" xmlns:cx3="http://schemas.microsoft.com/office/drawing/2016/5/9/chartex" xmlns:cx4="http://schemas.microsoft.com/office/drawing/2016/5/10/chartex" xmlns:cx5="http://schemas.microsoft.com/office/drawing/2016/5/11/chartex" xmlns:cx6="http://schemas.microsoft.com/office/drawing/2016/5/12/chartex" xmlns:cx7="http://schemas.microsoft.com/office/drawing/2016/5/13/chartex" xmlns:cx8="http://schemas.microsoft.com/office/drawing/2016/5/14/chartex" xmlns:mc="http://schemas.openxmlformats.org/markup-compatibility/2006" xmlns:aink="http://schemas.microsoft.com/office/drawing/2016/ink" xmlns:am3d="http://schemas.microsoft.com/office/drawing/2017/model3d" xmlns:o="urn:schemas-microsoft-com:office:office" xmlns:oel="http://schemas.microsoft.com/office/2019/extlst" xmlns:r="http://schemas.openxmlformats.org/officeDocument/2006/relationships" xmlns:m="http://schemas.openxmlformats.org/officeDocument/2006/math" xmlns:v="urn:schemas-microsoft-com:vml" xmlns:wp14="http://schemas.microsoft.com/office/word/2010/wordprocessingDrawing" xmlns:wp="http://schemas.openxmlformats.org/drawingml/2006/wordprocessingDrawing" xmlns:w10="urn:schemas-microsoft-com:office:word" xmlns:w="http://schemas.openxmlformats.org/wordprocessingml/2006/main" xmlns:w14="http://schemas.microsoft.com/office/word/2010/wordml" xmlns:w15="http://schemas.microsoft.com/office/word/2012/wordml" xmlns:w16cex="http://schemas.microsoft.com/office/word/2018/wordml/cex" xmlns:w16cid="http://schemas.microsoft.com/office/word/2016/wordml/cid" xmlns:w16="http://schemas.microsoft.com/office/word/2018/wordml" xmlns:w16du="http://schemas.microsoft.com/office/word/2023/wordml/word16du" xmlns:w16sdtdh="http://schemas.microsoft.com/office/word/2020/wordml/sdtdatahash" xmlns:w16sdtfl="http://schemas.microsoft.com/office/word/2024/wordml/sdtformatlock" xmlns:w16se="http://schemas.microsoft.com/office/word/2015/wordml/symex" xmlns:wpg="http://schemas.microsoft.com/office/word/2010/wordprocessingGroup" xmlns:wpi="http://schemas.microsoft.com/office/word/2010/wordprocessingInk" xmlns:wne="http://schemas.microsoft.com/office/word/2006/wordml" xmlns:wps="http://schemas.microsoft.com/office/word/2010/wordprocessingShape" mc:Ignorable="w14 w15 w16se w16cid w16 w16cex w16sdtdh w16sdtfl w16du wp14">
-  <w:p>
-    <w:pPr>
-      <w:pStyle w:val="Cabealho"/>
-    </w:pPr>
-  </w:p>
-</w:hdr>
-</file>
-
-<file path=word/header3.xml><?xml version="1.0" encoding="utf-8"?>
-<w:hdr xmlns:wpc="http://schemas.microsoft.com/office/word/2010/wordprocessingCanvas" xmlns:cx="http://schemas.microsoft.com/office/drawing/2014/chartex" xmlns:cx1="http://schemas.microsoft.com/office/drawing/2015/9/8/chartex" xmlns:cx2="http://schemas.microsoft.com/office/drawing/2015/10/21/chartex" xmlns:cx3="http://schemas.microsoft.com/office/drawing/2016/5/9/chartex" xmlns:cx4="http://schemas.microsoft.com/office/drawing/2016/5/10/chartex" xmlns:cx5="http://schemas.microsoft.com/office/drawing/2016/5/11/chartex" xmlns:cx6="http://schemas.microsoft.com/office/drawing/2016/5/12/chartex" xmlns:cx7="http://schemas.microsoft.com/office/drawing/2016/5/13/chartex" xmlns:cx8="http://schemas.microsoft.com/office/drawing/2016/5/14/chartex" xmlns:mc="http://schemas.openxmlformats.org/markup-compatibility/2006" xmlns:aink="http://schemas.microsoft.com/office/drawing/2016/ink" xmlns:am3d="http://schemas.microsoft.com/office/drawing/2017/model3d" xmlns:o="urn:schemas-microsoft-com:office:office" xmlns:oel="http://schemas.microsoft.com/office/2019/extlst" xmlns:r="http://schemas.openxmlformats.org/officeDocument/2006/relationships" xmlns:m="http://schemas.openxmlformats.org/officeDocument/2006/math" xmlns:v="urn:schemas-microsoft-com:vml" xmlns:wp14="http://schemas.microsoft.com/office/word/2010/wordprocessingDrawing" xmlns:wp="http://schemas.openxmlformats.org/drawingml/2006/wordprocessingDrawing" xmlns:w10="urn:schemas-microsoft-com:office:word" xmlns:w="http://schemas.openxmlformats.org/wordprocessingml/2006/main" xmlns:w14="http://schemas.microsoft.com/office/word/2010/wordml" xmlns:w15="http://schemas.microsoft.com/office/word/2012/wordml" xmlns:w16cex="http://schemas.microsoft.com/office/word/2018/wordml/cex" xmlns:w16cid="http://schemas.microsoft.com/office/word/2016/wordml/cid" xmlns:w16="http://schemas.microsoft.com/office/word/2018/wordml" xmlns:w16du="http://schemas.microsoft.com/office/word/2023/wordml/word16du" xmlns:w16sdtdh="http://schemas.microsoft.com/office/word/2020/wordml/sdtdatahash" xmlns:w16sdtfl="http://schemas.microsoft.com/office/word/2024/wordml/sdtformatlock" xmlns:w16se="http://schemas.microsoft.com/office/word/2015/wordml/symex" xmlns:wpg="http://schemas.microsoft.com/office/word/2010/wordprocessingGroup" xmlns:wpi="http://schemas.microsoft.com/office/word/2010/wordprocessingInk" xmlns:wne="http://schemas.microsoft.com/office/word/2006/wordml" xmlns:wps="http://schemas.microsoft.com/office/word/2010/wordprocessingShape" mc:Ignorable="w14 w15 w16se w16cid w16 w16cex w16sdtdh w16sdtfl w16du wp14">
-  <w:p>
-    <w:pPr>
-      <w:pStyle w:val="Cabealho"/>
-    </w:pPr>
-  </w:p>
-</w:hdr>
-</file>
-
-<file path=word/header4.xml><?xml version="1.0" encoding="utf-8"?>
 <w:hdr xmlns:wpc="http://schemas.microsoft.com/office/word/2010/wordprocessingCanvas" xmlns:cx="http://schemas.microsoft.com/office/drawing/2014/chartex" xmlns:cx1="http://schemas.microsoft.com/office/drawing/2015/9/8/chartex" xmlns:cx2="http://schemas.microsoft.com/office/drawing/2015/10/21/chartex" xmlns:cx3="http://schemas.microsoft.com/office/drawing/2016/5/9/chartex" xmlns:cx4="http://schemas.microsoft.com/office/drawing/2016/5/10/chartex" xmlns:cx5="http://schemas.microsoft.com/office/drawing/2016/5/11/chartex" xmlns:cx6="http://schemas.microsoft.com/office/drawing/2016/5/12/chartex" xmlns:cx7="http://schemas.microsoft.com/office/drawing/2016/5/13/chartex" xmlns:cx8="http://schemas.microsoft.com/office/drawing/2016/5/14/chartex" xmlns:mc="http://schemas.openxmlformats.org/markup-compatibility/2006" xmlns:aink="http://schemas.microsoft.com/office/drawing/2016/ink" xmlns:am3d="http://schemas.microsoft.com/office/drawing/2017/model3d" xmlns:o="urn:schemas-microsoft-com:office:office" xmlns:oel="http://schemas.microsoft.com/office/2019/extlst" xmlns:r="http://schemas.openxmlformats.org/officeDocument/2006/relationships" xmlns:m="http://schemas.openxmlformats.org/officeDocument/2006/math" xmlns:v="urn:schemas-microsoft-com:vml" xmlns:wp14="http://schemas.microsoft.com/office/word/2010/wordprocessingDrawing" xmlns:wp="http://schemas.openxmlformats.org/drawingml/2006/wordprocessingDrawing" xmlns:w10="urn:schemas-microsoft-com:office:word" xmlns:w="http://schemas.openxmlformats.org/wordprocessingml/2006/main" xmlns:w14="http://schemas.microsoft.com/office/word/2010/wordml" xmlns:w15="http://schemas.microsoft.com/office/word/2012/wordml" xmlns:w16cex="http://schemas.microsoft.com/office/word/2018/wordml/cex" xmlns:w16cid="http://schemas.microsoft.com/office/word/2016/wordml/cid" xmlns:w16="http://schemas.microsoft.com/office/word/2018/wordml" xmlns:w16du="http://schemas.microsoft.com/office/word/2023/wordml/word16du" xmlns:w16sdtdh="http://schemas.microsoft.com/office/word/2020/wordml/sdtdatahash" xmlns:w16sdtfl="http://schemas.microsoft.com/office/word/2024/wordml/sdtformatlock" xmlns:w16se="http://schemas.microsoft.com/office/word/2015/wordml/symex" xmlns:wpg="http://schemas.microsoft.com/office/word/2010/wordprocessingGroup" xmlns:wpi="http://schemas.microsoft.com/office/word/2010/wordprocessingInk" xmlns:wne="http://schemas.microsoft.com/office/word/2006/wordml" xmlns:wps="http://schemas.microsoft.com/office/word/2010/wordprocessingShape" mc:Ignorable="w14 w15 w16se w16cid w16 w16cex w16sdtdh w16sdtfl w16du wp14">
   <w:sdt>
     <w:sdtPr>
@@ -7042,6 +7381,92 @@
     </w:lvl>
   </w:abstractNum>
   <w:abstractNum w:abstractNumId="2" w15:restartNumberingAfterBreak="0">
+    <w:nsid w:val="4ADC118D"/>
+    <w:multiLevelType w:val="hybridMultilevel"/>
+    <w:tmpl w:val="F57E748C"/>
+    <w:lvl w:ilvl="0" w:tplc="0416000F">
+      <w:start w:val="1"/>
+      <w:numFmt w:val="decimal"/>
+      <w:lvlText w:val="%1."/>
+      <w:lvlJc w:val="left"/>
+      <w:pPr>
+        <w:ind w:left="720" w:hanging="360"/>
+      </w:pPr>
+    </w:lvl>
+    <w:lvl w:ilvl="1" w:tplc="04160019" w:tentative="1">
+      <w:start w:val="1"/>
+      <w:numFmt w:val="lowerLetter"/>
+      <w:lvlText w:val="%2."/>
+      <w:lvlJc w:val="left"/>
+      <w:pPr>
+        <w:ind w:left="1440" w:hanging="360"/>
+      </w:pPr>
+    </w:lvl>
+    <w:lvl w:ilvl="2" w:tplc="0416001B" w:tentative="1">
+      <w:start w:val="1"/>
+      <w:numFmt w:val="lowerRoman"/>
+      <w:lvlText w:val="%3."/>
+      <w:lvlJc w:val="right"/>
+      <w:pPr>
+        <w:ind w:left="2160" w:hanging="180"/>
+      </w:pPr>
+    </w:lvl>
+    <w:lvl w:ilvl="3" w:tplc="0416000F" w:tentative="1">
+      <w:start w:val="1"/>
+      <w:numFmt w:val="decimal"/>
+      <w:lvlText w:val="%4."/>
+      <w:lvlJc w:val="left"/>
+      <w:pPr>
+        <w:ind w:left="2880" w:hanging="360"/>
+      </w:pPr>
+    </w:lvl>
+    <w:lvl w:ilvl="4" w:tplc="04160019" w:tentative="1">
+      <w:start w:val="1"/>
+      <w:numFmt w:val="lowerLetter"/>
+      <w:lvlText w:val="%5."/>
+      <w:lvlJc w:val="left"/>
+      <w:pPr>
+        <w:ind w:left="3600" w:hanging="360"/>
+      </w:pPr>
+    </w:lvl>
+    <w:lvl w:ilvl="5" w:tplc="0416001B" w:tentative="1">
+      <w:start w:val="1"/>
+      <w:numFmt w:val="lowerRoman"/>
+      <w:lvlText w:val="%6."/>
+      <w:lvlJc w:val="right"/>
+      <w:pPr>
+        <w:ind w:left="4320" w:hanging="180"/>
+      </w:pPr>
+    </w:lvl>
+    <w:lvl w:ilvl="6" w:tplc="0416000F" w:tentative="1">
+      <w:start w:val="1"/>
+      <w:numFmt w:val="decimal"/>
+      <w:lvlText w:val="%7."/>
+      <w:lvlJc w:val="left"/>
+      <w:pPr>
+        <w:ind w:left="5040" w:hanging="360"/>
+      </w:pPr>
+    </w:lvl>
+    <w:lvl w:ilvl="7" w:tplc="04160019" w:tentative="1">
+      <w:start w:val="1"/>
+      <w:numFmt w:val="lowerLetter"/>
+      <w:lvlText w:val="%8."/>
+      <w:lvlJc w:val="left"/>
+      <w:pPr>
+        <w:ind w:left="5760" w:hanging="360"/>
+      </w:pPr>
+    </w:lvl>
+    <w:lvl w:ilvl="8" w:tplc="0416001B" w:tentative="1">
+      <w:start w:val="1"/>
+      <w:numFmt w:val="lowerRoman"/>
+      <w:lvlText w:val="%9."/>
+      <w:lvlJc w:val="right"/>
+      <w:pPr>
+        <w:ind w:left="6480" w:hanging="180"/>
+      </w:pPr>
+    </w:lvl>
+  </w:abstractNum>
+  <w:abstractNum w:abstractNumId="3" w15:restartNumberingAfterBreak="0">
     <w:nsid w:val="6AF57636"/>
     <w:multiLevelType w:val="multilevel"/>
     <w:tmpl w:val="C526C646"/>
@@ -7172,7 +7597,7 @@
       </w:rPr>
     </w:lvl>
   </w:abstractNum>
-  <w:abstractNum w:abstractNumId="3" w15:restartNumberingAfterBreak="0">
+  <w:abstractNum w:abstractNumId="4" w15:restartNumberingAfterBreak="0">
     <w:nsid w:val="78720726"/>
     <w:multiLevelType w:val="hybridMultilevel"/>
     <w:tmpl w:val="D08883C4"/>
@@ -7285,7 +7710,7 @@
       </w:rPr>
     </w:lvl>
   </w:abstractNum>
-  <w:abstractNum w:abstractNumId="4" w15:restartNumberingAfterBreak="0">
+  <w:abstractNum w:abstractNumId="5" w15:restartNumberingAfterBreak="0">
     <w:nsid w:val="7C2F5DF5"/>
     <w:multiLevelType w:val="hybridMultilevel"/>
     <w:tmpl w:val="B7CA7724"/>
@@ -7399,60 +7824,63 @@
     </w:lvl>
   </w:abstractNum>
   <w:num w:numId="1" w16cid:durableId="560824303">
-    <w:abstractNumId w:val="2"/>
+    <w:abstractNumId w:val="3"/>
   </w:num>
   <w:num w:numId="2" w16cid:durableId="1180509139">
-    <w:abstractNumId w:val="4"/>
+    <w:abstractNumId w:val="5"/>
   </w:num>
   <w:num w:numId="3" w16cid:durableId="500586901">
     <w:abstractNumId w:val="0"/>
   </w:num>
   <w:num w:numId="4" w16cid:durableId="174809497">
-    <w:abstractNumId w:val="2"/>
+    <w:abstractNumId w:val="3"/>
   </w:num>
   <w:num w:numId="5" w16cid:durableId="989754168">
-    <w:abstractNumId w:val="2"/>
+    <w:abstractNumId w:val="3"/>
   </w:num>
   <w:num w:numId="6" w16cid:durableId="988748899">
-    <w:abstractNumId w:val="2"/>
+    <w:abstractNumId w:val="3"/>
   </w:num>
   <w:num w:numId="7" w16cid:durableId="166795585">
-    <w:abstractNumId w:val="2"/>
+    <w:abstractNumId w:val="3"/>
   </w:num>
   <w:num w:numId="8" w16cid:durableId="1627392089">
+    <w:abstractNumId w:val="4"/>
+  </w:num>
+  <w:num w:numId="9" w16cid:durableId="485441320">
     <w:abstractNumId w:val="3"/>
   </w:num>
-  <w:num w:numId="9" w16cid:durableId="485441320">
-    <w:abstractNumId w:val="2"/>
-  </w:num>
   <w:num w:numId="10" w16cid:durableId="1930388155">
-    <w:abstractNumId w:val="2"/>
+    <w:abstractNumId w:val="3"/>
   </w:num>
   <w:num w:numId="11" w16cid:durableId="490951797">
-    <w:abstractNumId w:val="2"/>
+    <w:abstractNumId w:val="3"/>
   </w:num>
   <w:num w:numId="12" w16cid:durableId="2132551927">
-    <w:abstractNumId w:val="2"/>
+    <w:abstractNumId w:val="3"/>
   </w:num>
   <w:num w:numId="13" w16cid:durableId="109009057">
-    <w:abstractNumId w:val="2"/>
+    <w:abstractNumId w:val="3"/>
   </w:num>
   <w:num w:numId="14" w16cid:durableId="294794431">
-    <w:abstractNumId w:val="2"/>
+    <w:abstractNumId w:val="3"/>
   </w:num>
   <w:num w:numId="15" w16cid:durableId="250437619">
     <w:abstractNumId w:val="1"/>
   </w:num>
   <w:num w:numId="16" w16cid:durableId="769934979">
-    <w:abstractNumId w:val="2"/>
+    <w:abstractNumId w:val="3"/>
   </w:num>
   <w:num w:numId="17" w16cid:durableId="391075376">
-    <w:abstractNumId w:val="2"/>
+    <w:abstractNumId w:val="3"/>
   </w:num>
   <w:num w:numId="18" w16cid:durableId="226261706">
-    <w:abstractNumId w:val="2"/>
+    <w:abstractNumId w:val="3"/>
   </w:num>
   <w:num w:numId="19" w16cid:durableId="1148207479">
+    <w:abstractNumId w:val="3"/>
+  </w:num>
+  <w:num w:numId="20" w16cid:durableId="27680345">
     <w:abstractNumId w:val="2"/>
   </w:num>
 </w:numbering>

--- a/TCC/Memorial.docx
+++ b/TCC/Memorial.docx
@@ -717,14 +717,6 @@
               <w:color w:val="2F5496" w:themeColor="accent1" w:themeShade="BF"/>
               <w:sz w:val="24"/>
               <w:szCs w:val="24"/>
-              <w14:textFill>
-                <w14:solidFill>
-                  <w14:schemeClr w14:val="accent1">
-                    <w14:lumMod w14:val="75000"/>
-                    <w14:lumMod w14:val="75000"/>
-                  </w14:schemeClr>
-                </w14:solidFill>
-              </w14:textFill>
             </w:rPr>
           </w:pPr>
         </w:p>
@@ -2992,13 +2984,11 @@
         <w:t>onde o cidadão pode registrar um problema ou ocorrência de forma simplificada</w:t>
       </w:r>
       <w:r>
-        <w:t xml:space="preserve">, o Requerimento do Cidadão – </w:t>
-      </w:r>
-      <w:proofErr w:type="spellStart"/>
-      <w:r>
-        <w:t>ReqCidadão</w:t>
-      </w:r>
-      <w:proofErr w:type="spellEnd"/>
+        <w:t xml:space="preserve">, o </w:t>
+      </w:r>
+      <w:r>
+        <w:t>Sistema Colaborativo Cidadão-Governo</w:t>
+      </w:r>
       <w:r>
         <w:t>. Em contrapartida, um gestor público de uma esfera determinada (municipal, estadual ou até federal) poderia atuar e responder sobre essa questão, oferecendo uma solução ou um plano de ação claro e transparente. Este sistema não só democratiza o acesso à comunicação com o poder público, como também fornece à gestão uma rica base de dados para entender as necessidades da população e direcionar esforços de forma mais estratégica, pavimentando o caminho para futuras otimizações baseadas em análise de dados e, quem sabe, inteligência artificial.</w:t>
       </w:r>
@@ -3265,11 +3255,9 @@
       <w:r>
         <w:t xml:space="preserve">E, claro, com um significado especial, temos o projeto que resume toda essa formação: o </w:t>
       </w:r>
-      <w:proofErr w:type="spellStart"/>
-      <w:r>
-        <w:t>ReqCidadão</w:t>
-      </w:r>
-      <w:proofErr w:type="spellEnd"/>
+      <w:r>
+        <w:t>Sistema Colaborativo Cidadão-Governo</w:t>
+      </w:r>
       <w:r>
         <w:t xml:space="preserve">, cujo repositório está em </w:t>
       </w:r>
@@ -3462,13 +3450,22 @@
       <w:r>
         <w:t xml:space="preserve">A construção de uma solução completa como o </w:t>
       </w:r>
+      <w:r>
+        <w:t>Sistema Colaborativo Cidadão-Governo</w:t>
+      </w:r>
+      <w:r>
+        <w:t xml:space="preserve"> exige a seleção cuidadosa de tecnologias e ferramentas que garantam robustez, escalabilidade, segurança e uma excelente experiência de usuário. Para atender a esses requisitos, optou-se por uma </w:t>
+      </w:r>
       <w:proofErr w:type="spellStart"/>
       <w:r>
-        <w:t>ReqCidadão</w:t>
+        <w:t>stack</w:t>
       </w:r>
       <w:proofErr w:type="spellEnd"/>
       <w:r>
-        <w:t xml:space="preserve"> exige a seleção cuidadosa de tecnologias e ferramentas que garantam robustez, escalabilidade, segurança e uma excelente experiência de usuário. Para atender a esses requisitos, optou-se por uma </w:t>
+        <w:t xml:space="preserve"> tecnológica </w:t>
+      </w:r>
+      <w:r>
+        <w:t xml:space="preserve">full </w:t>
       </w:r>
       <w:proofErr w:type="spellStart"/>
       <w:r>
@@ -3476,18 +3473,13 @@
       </w:r>
       <w:proofErr w:type="spellEnd"/>
       <w:r>
-        <w:t xml:space="preserve"> tecnológica </w:t>
-      </w:r>
-      <w:r>
-        <w:t xml:space="preserve">full </w:t>
-      </w:r>
-      <w:proofErr w:type="spellStart"/>
-      <w:r>
-        <w:t>stack</w:t>
-      </w:r>
-      <w:proofErr w:type="spellEnd"/>
-      <w:r>
-        <w:t xml:space="preserve"> moderna e amplamente utilizada no mercado, compreendendo tecnologias de </w:t>
+        <w:t xml:space="preserve"> moderna e </w:t>
+      </w:r>
+      <w:r>
+        <w:t xml:space="preserve">principalmente porque é </w:t>
+      </w:r>
+      <w:r>
+        <w:t xml:space="preserve">amplamente utilizada no mercado, compreendendo tecnologias de </w:t>
       </w:r>
       <w:r>
         <w:t>f</w:t>
@@ -3575,13 +3567,7 @@
         <w:pStyle w:val="CorpodoTexto"/>
       </w:pPr>
       <w:r>
-        <w:t xml:space="preserve">O </w:t>
-      </w:r>
-      <w:r>
-        <w:t>f</w:t>
-      </w:r>
-      <w:r>
-        <w:t>ront-</w:t>
+        <w:t>A camada de front-</w:t>
       </w:r>
       <w:proofErr w:type="spellStart"/>
       <w:r>
@@ -3589,24 +3575,7 @@
       </w:r>
       <w:proofErr w:type="spellEnd"/>
       <w:r>
-        <w:t xml:space="preserve"> da aplicação, responsável pela interação direta com o usuário (cidadão e gestor), foi desenvolvido com </w:t>
-      </w:r>
-      <w:r>
-        <w:t>React.js</w:t>
-      </w:r>
-      <w:r>
-        <w:t xml:space="preserve"> e estilizado com </w:t>
-      </w:r>
-      <w:proofErr w:type="spellStart"/>
-      <w:r>
-        <w:t>Tailwind</w:t>
-      </w:r>
-      <w:proofErr w:type="spellEnd"/>
-      <w:r>
-        <w:t xml:space="preserve"> CSS</w:t>
-      </w:r>
-      <w:r>
-        <w:t>.</w:t>
+        <w:t xml:space="preserve"> foi concebida como o ponto de contato direto entre o sistema e seus usuários — cidadãos e gestores públicos. Por essa razão, priorizei tecnologias que proporcionassem organização estrutural do código, desempenho e adaptabilidade.</w:t>
       </w:r>
     </w:p>
     <w:p>
@@ -3637,10 +3606,7 @@
         <w:t xml:space="preserve">Justificativa: </w:t>
       </w:r>
       <w:r>
-        <w:t>React.js</w:t>
-      </w:r>
-      <w:r>
-        <w:t xml:space="preserve">, uma biblioteca </w:t>
+        <w:t xml:space="preserve">O React.js, biblioteca </w:t>
       </w:r>
       <w:proofErr w:type="spellStart"/>
       <w:r>
@@ -3648,43 +3614,16 @@
       </w:r>
       <w:proofErr w:type="spellEnd"/>
       <w:r>
-        <w:t xml:space="preserve"> desenvolvida pelo Facebook, foi escolhida por sua abordagem baseada em componentes, que promove a modularidade, reutilização de código e facilita a manutenção de interfaces complexas. Sua natureza declarativa simplifica o desenvolvimento de </w:t>
-      </w:r>
-      <w:proofErr w:type="spellStart"/>
-      <w:r>
-        <w:t>UIs</w:t>
-      </w:r>
-      <w:proofErr w:type="spellEnd"/>
-      <w:r>
-        <w:t xml:space="preserve"> interativas e eficientes, enquanto o conceito de Virtual DOM otimiza a atualização da interface, resultando em uma experiência de usuário fluida e responsiva </w:t>
-      </w:r>
-      <w:r>
-        <w:t>(</w:t>
-      </w:r>
-      <w:r>
-        <w:t>PORTO</w:t>
-      </w:r>
-      <w:r>
-        <w:t>, 20</w:t>
-      </w:r>
-      <w:r>
-        <w:t>24</w:t>
-      </w:r>
-      <w:r>
-        <w:t>)</w:t>
-      </w:r>
-      <w:r>
-        <w:t xml:space="preserve">. Além disso, a vasta comunidade e o ecossistema maduro do </w:t>
-      </w:r>
-      <w:r>
-        <w:rPr>
-          <w:i/>
-          <w:iCs/>
-        </w:rPr>
-        <w:t>React.js</w:t>
-      </w:r>
-      <w:r>
-        <w:t xml:space="preserve"> oferecem inúmeros recursos, bibliotecas e suporte, acelerando o processo de desenvolvimento.</w:t>
+        <w:t xml:space="preserve"> desenvolvida pelo Facebook, foi adotado por sua arquitetura baseada em componentes, que favorece modularidade e reaproveitamento de código, além de facilitar a manutenção evolutiva da aplicação (PORTO, 2024). Sua abordagem declarativa contribui para maior previsibilidade na construção das interfaces, enquanto o Virtual DOM otimiza a atualização de elementos na tela, melhorando a performance e a experiência do usuário.</w:t>
+      </w:r>
+    </w:p>
+    <w:p>
+      <w:pPr>
+        <w:pStyle w:val="CorpodoTexto"/>
+        <w:ind w:left="1429" w:firstLine="0"/>
+      </w:pPr>
+      <w:r>
+        <w:t>A escolha também se fundamenta na maturidade do ecossistema e na ampla documentação disponível, fatores relevantes quando se pensa em sustentabilidade tecnológica do projeto.</w:t>
       </w:r>
     </w:p>
     <w:p>
@@ -3696,37 +3635,19 @@
         </w:numPr>
       </w:pPr>
       <w:r>
-        <w:t xml:space="preserve">Aplicação: No </w:t>
+        <w:lastRenderedPageBreak/>
+        <w:t xml:space="preserve">Aplicação: </w:t>
+      </w:r>
+      <w:r>
+        <w:t xml:space="preserve">No sistema, o React.js estrutura todas as interfaces, desde autenticação até os painéis de acompanhamento de ocorrências. A </w:t>
       </w:r>
       <w:proofErr w:type="spellStart"/>
       <w:r>
-        <w:t>ReqCidadão</w:t>
+        <w:t>componentização</w:t>
       </w:r>
       <w:proofErr w:type="spellEnd"/>
       <w:r>
-        <w:t xml:space="preserve">, o </w:t>
-      </w:r>
-      <w:r>
-        <w:t>React.js</w:t>
-      </w:r>
-      <w:r>
-        <w:t xml:space="preserve"> é empregado na construção de todas as interfaces do usuário, desde as telas de </w:t>
-      </w:r>
-      <w:r>
-        <w:t>login</w:t>
-      </w:r>
-      <w:r>
-        <w:t xml:space="preserve"> e cadastro até os </w:t>
-      </w:r>
-      <w:r>
-        <w:t>dashboards</w:t>
-      </w:r>
-      <w:r>
-        <w:t xml:space="preserve"> de visualização e gerenciamento de ocorrências para cidadãos e gestores. A arquitetura de componentes permitiu criar </w:t>
-      </w:r>
-      <w:r>
-        <w:lastRenderedPageBreak/>
-        <w:t>elementos reutilizáveis para formulários de registro de ocorrências, listas de notificações, e painéis de controle, garantindo consistência visual e funcional em toda a aplicação.</w:t>
+        <w:t xml:space="preserve"> permitiu padronizar formulários, listas e painéis administrativos, garantindo uniformidade visual e facilitando futuras expansões da plataforma.</w:t>
       </w:r>
     </w:p>
     <w:p>
@@ -3760,7 +3681,10 @@
         </w:numPr>
       </w:pPr>
       <w:r>
-        <w:t xml:space="preserve">Justificativa: O </w:t>
+        <w:t xml:space="preserve">Justificativa: </w:t>
+      </w:r>
+      <w:r>
+        <w:t xml:space="preserve">O </w:t>
       </w:r>
       <w:proofErr w:type="spellStart"/>
       <w:r>
@@ -3768,23 +3692,7 @@
       </w:r>
       <w:proofErr w:type="spellEnd"/>
       <w:r>
-        <w:rPr>
-          <w:i/>
-          <w:iCs/>
-        </w:rPr>
-        <w:t xml:space="preserve"> </w:t>
-      </w:r>
-      <w:r>
-        <w:t>CSS</w:t>
-      </w:r>
-      <w:r>
-        <w:t xml:space="preserve"> é um </w:t>
-      </w:r>
-      <w:r>
-        <w:t>framework</w:t>
-      </w:r>
-      <w:r>
-        <w:t xml:space="preserve"> CSS </w:t>
+        <w:t xml:space="preserve"> CSS adota a abordagem </w:t>
       </w:r>
       <w:proofErr w:type="spellStart"/>
       <w:r>
@@ -3792,43 +3700,16 @@
       </w:r>
       <w:proofErr w:type="spellEnd"/>
       <w:r>
-        <w:t xml:space="preserve">, o que significa que ele oferece uma vasta gama de classes utilitárias de baixo nível diretamente no HTML/JSX para estilizar </w:t>
-      </w:r>
-      <w:r>
-        <w:t>elementos (</w:t>
-      </w:r>
-      <w:r>
-        <w:t>WATHAN, 2017</w:t>
-      </w:r>
-      <w:r>
-        <w:t>). Essa abordagem acelera significativamen</w:t>
-      </w:r>
-      <w:r>
-        <w:t xml:space="preserve">te o processo de </w:t>
-      </w:r>
-      <w:r>
-        <w:t>design</w:t>
-      </w:r>
-      <w:r>
-        <w:t xml:space="preserve"> e desenvolvimento, eliminando a necessidade de escrever CSS customizado para a maioria dos componentes. Ele também facilita a criação de </w:t>
-      </w:r>
-      <w:r>
-        <w:t>designs</w:t>
-      </w:r>
-      <w:r>
-        <w:t xml:space="preserve"> responsivos por padrão, com classes específicas para diferentes tamanhos de tela, garantindo que a aplicação se adapte perfeitamente a dispositivos móveis, </w:t>
-      </w:r>
-      <w:r>
-        <w:t xml:space="preserve">tablets e </w:t>
-      </w:r>
-      <w:r>
-        <w:t>desktops (</w:t>
-      </w:r>
-      <w:r>
-        <w:t>WATHAN</w:t>
-      </w:r>
-      <w:r>
-        <w:t>, 2017).</w:t>
+        <w:t>, disponibilizando classes utilitárias que permitem estilização direta nos componentes (WATHAN, 2017). Essa estratégia reduz a necessidade de folhas de estilo extensas e melhora a legibilidade estrutural do front-end.</w:t>
+      </w:r>
+    </w:p>
+    <w:p>
+      <w:pPr>
+        <w:pStyle w:val="CorpodoTexto"/>
+        <w:ind w:left="1429" w:firstLine="0"/>
+      </w:pPr>
+      <w:r>
+        <w:t>Além disso, seus recursos nativos de responsividade simplificam a adaptação da interface para diferentes dispositivos, o que é essencial em um sistema voltado ao cidadão, que frequentemente acessa serviços públicos por meio de dispositivos móveis (WATHAN, 2017).</w:t>
       </w:r>
     </w:p>
     <w:p>
@@ -3840,7 +3721,10 @@
         </w:numPr>
       </w:pPr>
       <w:r>
-        <w:t xml:space="preserve">Aplicação: No projeto, o </w:t>
+        <w:t xml:space="preserve">Aplicação: </w:t>
+      </w:r>
+      <w:r>
+        <w:t xml:space="preserve">O </w:t>
       </w:r>
       <w:proofErr w:type="spellStart"/>
       <w:r>
@@ -3848,19 +3732,7 @@
       </w:r>
       <w:proofErr w:type="spellEnd"/>
       <w:r>
-        <w:t xml:space="preserve"> CSS é utilizado para estilizar todos os componentes da interface do usuário do </w:t>
-      </w:r>
-      <w:r>
-        <w:t>React.js</w:t>
-      </w:r>
-      <w:r>
-        <w:t xml:space="preserve">. Ele garante a aplicação de um </w:t>
-      </w:r>
-      <w:r>
-        <w:t>design</w:t>
-      </w:r>
-      <w:r>
-        <w:t xml:space="preserve"> moderno, limpo e, crucialmente, assegura que o sistema seja totalmente responsivo, proporcionando uma experiência de uso otimizada para cidadãos e gestores que acessam a plataforma via navegador web em qualquer dispositivo.</w:t>
+        <w:t xml:space="preserve"> foi empregado na padronização visual da aplicação, assegurando layout limpo, coerente e responsivo. Essa escolha contribui para acessibilidade e usabilidade, aspectos que dialogam diretamente com o princípio da eficiência na administração pública.</w:t>
       </w:r>
     </w:p>
     <w:p>
@@ -3942,10 +3814,7 @@
         <w:t xml:space="preserve">Justificativa: </w:t>
       </w:r>
       <w:r>
-        <w:t>Node.js</w:t>
-      </w:r>
-      <w:r>
-        <w:t xml:space="preserve"> é um ambiente de execução </w:t>
+        <w:t xml:space="preserve">O Node.js é um ambiente de execução </w:t>
       </w:r>
       <w:proofErr w:type="spellStart"/>
       <w:r>
@@ -3953,100 +3822,33 @@
       </w:r>
       <w:proofErr w:type="spellEnd"/>
       <w:r>
-        <w:t xml:space="preserve"> </w:t>
+        <w:t xml:space="preserve"> orientado a eventos e não bloqueante, baseado no motor V8 do Google Chrome (DAHL, 2011). Sua arquitetura favorece aplicações com múltiplas conexões simultâneas, característica relevante em sistemas com potencial uso concorrente.</w:t>
+      </w:r>
+    </w:p>
+    <w:p>
+      <w:pPr>
+        <w:pStyle w:val="CorpodoTexto"/>
+        <w:ind w:left="1429" w:firstLine="0"/>
+      </w:pPr>
+      <w:r>
+        <w:lastRenderedPageBreak/>
+        <w:t xml:space="preserve">Outro fator determinante foi a possibilidade de utilizar </w:t>
       </w:r>
       <w:proofErr w:type="spellStart"/>
       <w:r>
-        <w:t>event-driven</w:t>
+        <w:t>JavaScript</w:t>
       </w:r>
       <w:proofErr w:type="spellEnd"/>
       <w:r>
-        <w:t xml:space="preserve"> e não</w:t>
-      </w:r>
-      <w:r>
-        <w:t xml:space="preserve"> </w:t>
-      </w:r>
-      <w:r>
-        <w:t xml:space="preserve">bloqueante construído sobre o motor V8 do </w:t>
-      </w:r>
-      <w:r>
-        <w:t>Google Chrome (DAHL, 201</w:t>
-      </w:r>
-      <w:r>
-        <w:t>1</w:t>
-      </w:r>
-      <w:r>
-        <w:t>)</w:t>
-      </w:r>
-      <w:r>
-        <w:t xml:space="preserve">. Sua escolha se justifica pela capacidade de lidar com um grande número de conexões simultâneas de forma eficiente, ideal para aplicações que exigem tempo real ou alta concorrência. Permite o uso </w:t>
-      </w:r>
-      <w:r>
-        <w:lastRenderedPageBreak/>
-        <w:t xml:space="preserve">de </w:t>
+        <w:t xml:space="preserve"> em toda a </w:t>
       </w:r>
       <w:proofErr w:type="spellStart"/>
       <w:r>
-        <w:t>JavaScript</w:t>
+        <w:t>stack</w:t>
       </w:r>
       <w:proofErr w:type="spellEnd"/>
       <w:r>
-        <w:t xml:space="preserve"> em toda a </w:t>
-      </w:r>
-      <w:proofErr w:type="spellStart"/>
-      <w:r>
-        <w:t>stack</w:t>
-      </w:r>
-      <w:proofErr w:type="spellEnd"/>
-      <w:r>
-        <w:t xml:space="preserve"> (</w:t>
-      </w:r>
-      <w:r>
-        <w:t xml:space="preserve">full </w:t>
-      </w:r>
-      <w:proofErr w:type="spellStart"/>
-      <w:r>
-        <w:t>stack</w:t>
-      </w:r>
-      <w:proofErr w:type="spellEnd"/>
-      <w:r>
-        <w:t xml:space="preserve"> </w:t>
-      </w:r>
-      <w:proofErr w:type="spellStart"/>
-      <w:r>
-        <w:t>JavaScript</w:t>
-      </w:r>
-      <w:proofErr w:type="spellEnd"/>
-      <w:r>
-        <w:t xml:space="preserve">), o que otimiza o aprendizado e a troca de contexto para o desenvolvedor. É altamente escalável e possui um ecossistema robusto de pacotes </w:t>
-      </w:r>
-      <w:r>
-        <w:t>(CANTELON</w:t>
-      </w:r>
-      <w:r>
-        <w:t xml:space="preserve">; HARTER; </w:t>
-      </w:r>
-      <w:r>
-        <w:t>HOLOWAYCHUK</w:t>
-      </w:r>
-      <w:r>
-        <w:t xml:space="preserve">; </w:t>
-      </w:r>
-      <w:r>
-        <w:t>RAJLICH</w:t>
-      </w:r>
-      <w:r>
-        <w:t>, 2013</w:t>
-      </w:r>
-      <w:r>
-        <w:rPr>
-          <w:i/>
-          <w:iCs/>
-        </w:rPr>
-        <w:t>)</w:t>
-      </w:r>
-      <w:r>
-        <w:t>.</w:t>
+        <w:t>, o que reduz complexidade estrutural e facilita manutenção. O amplo ecossistema de pacotes reforça sua viabilidade técnica (CANTELON; HARTER; HOLOWAYCHUK; RAJLICH, 2013).</w:t>
       </w:r>
     </w:p>
     <w:p>
@@ -4058,43 +3860,10 @@
         </w:numPr>
       </w:pPr>
       <w:r>
-        <w:t xml:space="preserve">Aplicação: O </w:t>
-      </w:r>
-      <w:r>
-        <w:t>Node.js</w:t>
-      </w:r>
-      <w:r>
-        <w:t xml:space="preserve"> serve como a base para o servidor da aplicação, executando toda a lógica de negócio do </w:t>
-      </w:r>
-      <w:proofErr w:type="spellStart"/>
-      <w:r>
-        <w:t>ReqCidadão</w:t>
-      </w:r>
-      <w:proofErr w:type="spellEnd"/>
-      <w:r>
-        <w:t xml:space="preserve">. Ele gerencia as requisições HTTP do </w:t>
-      </w:r>
-      <w:r>
-        <w:t>f</w:t>
-      </w:r>
-      <w:r>
-        <w:t>ront-</w:t>
-      </w:r>
-      <w:proofErr w:type="spellStart"/>
-      <w:r>
-        <w:t>end</w:t>
-      </w:r>
-      <w:proofErr w:type="spellEnd"/>
-      <w:r>
-        <w:t xml:space="preserve">, processa as operações de autenticação e autorização, e coordena a interação com o banco de dados </w:t>
-      </w:r>
-      <w:proofErr w:type="spellStart"/>
-      <w:r>
-        <w:t>Firebase</w:t>
-      </w:r>
-      <w:proofErr w:type="spellEnd"/>
-      <w:r>
-        <w:t xml:space="preserve"> para persistir e recuperar informações.</w:t>
+        <w:t xml:space="preserve">Aplicação: </w:t>
+      </w:r>
+      <w:r>
+        <w:t>No projeto, o Node.js executa a lógica de negócio, processa requisições HTTP, realiza validações e coordena a comunicação com o banco de dados. Ele centraliza as regras que disciplinam o fluxo das ocorrências registradas.</w:t>
       </w:r>
     </w:p>
     <w:p>
@@ -4122,7 +3891,10 @@
         </w:numPr>
       </w:pPr>
       <w:r>
-        <w:t xml:space="preserve">Justificativa: Express é um framework web minimalista e flexível para Node.js, amplamente utilizado para construir APIs </w:t>
+        <w:t xml:space="preserve">Justificativa: </w:t>
+      </w:r>
+      <w:r>
+        <w:t xml:space="preserve">O Express é um framework minimalista para Node.js amplamente utilizado na construção de APIs </w:t>
       </w:r>
       <w:proofErr w:type="spellStart"/>
       <w:r>
@@ -4130,24 +3902,16 @@
       </w:r>
       <w:proofErr w:type="spellEnd"/>
       <w:r>
-        <w:t xml:space="preserve"> e aplicações </w:t>
-      </w:r>
-      <w:r>
-        <w:t>web (TJ, [s.d.]). Sua</w:t>
-      </w:r>
-      <w:r>
-        <w:t xml:space="preserve"> leveza e extensibilidade permitem criar uma estrutura personalizada para o </w:t>
-      </w:r>
-      <w:proofErr w:type="spellStart"/>
-      <w:r>
-        <w:t>b</w:t>
-      </w:r>
-      <w:r>
-        <w:t>ack-end</w:t>
-      </w:r>
-      <w:proofErr w:type="spellEnd"/>
-      <w:r>
-        <w:t>, focando nas funcionalidades específicas do projeto sem a sobrecarga de frameworks mais opinativos. É conhecido por sua facilidade de uso e pela vasta quantidade de middlewares disponíveis para diversas funcionalidades.</w:t>
+        <w:t xml:space="preserve"> (TJ, [s.d.]). Sua leveza permite estruturar apenas os módulos necessários ao projeto, evitando complexidades desnecessárias.</w:t>
+      </w:r>
+    </w:p>
+    <w:p>
+      <w:pPr>
+        <w:pStyle w:val="CorpodoTexto"/>
+        <w:ind w:left="1429" w:firstLine="0"/>
+      </w:pPr>
+      <w:r>
+        <w:t>A clareza na definição de rotas e a possibilidade de utilização de middlewares contribuem para organização e segurança da aplicação.</w:t>
       </w:r>
     </w:p>
     <w:p>
@@ -4159,21 +3923,10 @@
         </w:numPr>
       </w:pPr>
       <w:r>
-        <w:t xml:space="preserve">Aplicação: O Express é utilizado para definir as rotas da API REST que o </w:t>
-      </w:r>
-      <w:r>
-        <w:t>f</w:t>
-      </w:r>
-      <w:r>
-        <w:t>ront-</w:t>
-      </w:r>
-      <w:proofErr w:type="spellStart"/>
-      <w:r>
-        <w:t>end</w:t>
-      </w:r>
-      <w:proofErr w:type="spellEnd"/>
-      <w:r>
-        <w:t xml:space="preserve"> consome. Ele trata as requisições HTTP para operações como registro e atualização de ocorrências, cadastro de usuários, gestão de entes federados e unidades gestoras, e todas as interações necessárias para o funcionamento do sistema.</w:t>
+        <w:t xml:space="preserve">Aplicação: </w:t>
+      </w:r>
+      <w:r>
+        <w:t>Foi utilizado na definição das rotas responsáveis pelo cadastro de usuários, registro de ocorrências, atualização de status e gestão administrativa. Também possibilita a aplicação de camadas de validação e controle de acesso.</w:t>
       </w:r>
     </w:p>
     <w:p>
@@ -4230,11 +3983,6 @@
       <w:r>
         <w:t>, foi selecionado.</w:t>
       </w:r>
-    </w:p>
-    <w:p>
-      <w:pPr>
-        <w:pStyle w:val="CorpodoTexto"/>
-      </w:pPr>
     </w:p>
     <w:p>
       <w:pPr>
@@ -4245,10 +3993,10 @@
         </w:numPr>
       </w:pPr>
       <w:r>
-        <w:t xml:space="preserve">Justificativa: O </w:t>
-      </w:r>
-      <w:r>
-        <w:t xml:space="preserve">Google </w:t>
+        <w:t xml:space="preserve">Justificativa: </w:t>
+      </w:r>
+      <w:r>
+        <w:t xml:space="preserve">O Google </w:t>
       </w:r>
       <w:proofErr w:type="spellStart"/>
       <w:r>
@@ -4256,7 +4004,7 @@
       </w:r>
       <w:proofErr w:type="spellEnd"/>
       <w:r>
-        <w:t xml:space="preserve"> é uma plataforma de desenvolvimento de aplicativos que oferece uma variedade de serviços </w:t>
+        <w:t xml:space="preserve"> oferece serviços de </w:t>
       </w:r>
       <w:proofErr w:type="spellStart"/>
       <w:r>
@@ -4272,16 +4020,7 @@
       </w:r>
       <w:proofErr w:type="spellEnd"/>
       <w:r>
-        <w:t xml:space="preserve">), incluindo autenticação, armazenamento e banco de dados </w:t>
-      </w:r>
-      <w:r>
-        <w:t>(GOOGLE, [s.d.])</w:t>
-      </w:r>
-      <w:r>
-        <w:t xml:space="preserve">. A escolha do </w:t>
-      </w:r>
-      <w:r>
-        <w:t xml:space="preserve">Cloud </w:t>
+        <w:t xml:space="preserve">), incluindo banco de dados e autenticação (GOOGLE, [s.d.]). O Cloud </w:t>
       </w:r>
       <w:proofErr w:type="spellStart"/>
       <w:r>
@@ -4289,7 +4028,7 @@
       </w:r>
       <w:proofErr w:type="spellEnd"/>
       <w:r>
-        <w:t xml:space="preserve">, um banco de dados </w:t>
+        <w:t xml:space="preserve">, banco </w:t>
       </w:r>
       <w:proofErr w:type="spellStart"/>
       <w:r>
@@ -4297,25 +4036,16 @@
       </w:r>
       <w:proofErr w:type="spellEnd"/>
       <w:r>
-        <w:t xml:space="preserve"> orientado a documentos e otimizado para escalabilidade e desempenho em tempo real, justifica-se pela sua facilidade de </w:t>
-      </w:r>
-      <w:r>
-        <w:lastRenderedPageBreak/>
-        <w:t xml:space="preserve">integração, escalabilidade automática e recursos de sincronização de dados em tempo real, que são cruciais para um sistema onde as atualizações de ocorrências e respostas precisam ser rapidamente refletidas para os usuários </w:t>
-      </w:r>
-      <w:r>
-        <w:t>(GOOGLE, [</w:t>
-      </w:r>
-      <w:proofErr w:type="gramStart"/>
-      <w:r>
-        <w:t>s.d.]b</w:t>
-      </w:r>
-      <w:proofErr w:type="gramEnd"/>
-      <w:r>
-        <w:t>)</w:t>
-      </w:r>
-      <w:r>
-        <w:t xml:space="preserve">. A arquitetura </w:t>
+        <w:t xml:space="preserve"> orientado a documentos, apresenta sincronização em tempo real e escalabilidade automática (GOOGLE, [s.d.]b).</w:t>
+      </w:r>
+    </w:p>
+    <w:p>
+      <w:pPr>
+        <w:pStyle w:val="CorpodoTexto"/>
+        <w:ind w:left="1429" w:firstLine="0"/>
+      </w:pPr>
+      <w:r>
+        <w:t xml:space="preserve">Sua arquitetura </w:t>
       </w:r>
       <w:proofErr w:type="spellStart"/>
       <w:r>
@@ -4323,15 +4053,7 @@
       </w:r>
       <w:proofErr w:type="spellEnd"/>
       <w:r>
-        <w:t xml:space="preserve"> do </w:t>
-      </w:r>
-      <w:proofErr w:type="spellStart"/>
-      <w:r>
-        <w:t>Firebase</w:t>
-      </w:r>
-      <w:proofErr w:type="spellEnd"/>
-      <w:r>
-        <w:t xml:space="preserve"> também simplifica a gestão da infraestrutura, permitindo que o foco seja totalmente no desenvolvimento da aplicação.</w:t>
+        <w:t xml:space="preserve"> reduz a necessidade de gerenciamento de infraestrutura, permitindo concentrar esforços na lógica da aplicação.</w:t>
       </w:r>
     </w:p>
     <w:p>
@@ -4343,7 +4065,10 @@
         </w:numPr>
       </w:pPr>
       <w:r>
-        <w:t xml:space="preserve">Aplicação: O </w:t>
+        <w:t xml:space="preserve">Aplicação: </w:t>
+      </w:r>
+      <w:r>
+        <w:t xml:space="preserve">O </w:t>
       </w:r>
       <w:proofErr w:type="spellStart"/>
       <w:r>
@@ -4351,7 +4076,11 @@
       </w:r>
       <w:proofErr w:type="spellEnd"/>
       <w:r>
-        <w:t xml:space="preserve"> armazena todos os dados do sistema, incluindo informações de cidadãos e gestores, detalhes de ocorrências (descrição, localização, tipo, status, mídias anexadas), histórico de interações, dados de entes federados e unidades gestoras. Sua capacidade de sincronização em tempo real facilita a notificação de atualizações e o acompanhamento do status das ocorrências por cidadãos e gestores.</w:t>
+        <w:t xml:space="preserve"> armazena dados de usuários, registros de ocorrências, histórico de interações e informações institucionais. A </w:t>
+      </w:r>
+      <w:r>
+        <w:lastRenderedPageBreak/>
+        <w:t>sincronização em tempo real permite atualização quase imediata do status das demandas.</w:t>
       </w:r>
     </w:p>
     <w:p>
@@ -4364,31 +4093,39 @@
         <w:pStyle w:val="Ttulo3"/>
         <w:ind w:left="1701" w:hanging="709"/>
       </w:pPr>
-      <w:bookmarkStart w:id="17" w:name="_Toc222648866"/>
-      <w:r>
-        <w:t>ORM (</w:t>
+      <w:r>
+        <w:t xml:space="preserve">Sobre o uso de ORM no contexto do </w:t>
       </w:r>
       <w:proofErr w:type="spellStart"/>
       <w:r>
-        <w:t>Object-Relational</w:t>
+        <w:t>Firestore</w:t>
       </w:r>
       <w:proofErr w:type="spellEnd"/>
-      <w:r>
-        <w:t xml:space="preserve"> </w:t>
+    </w:p>
+    <w:p>
+      <w:pPr>
+        <w:pStyle w:val="CorpodoTexto"/>
+        <w:ind w:firstLine="993"/>
+      </w:pPr>
+      <w:r>
+        <w:t xml:space="preserve">Diferentemente de bancos relacionais, o </w:t>
       </w:r>
       <w:proofErr w:type="spellStart"/>
       <w:r>
-        <w:t>Mapper</w:t>
+        <w:t>Firestore</w:t>
       </w:r>
       <w:proofErr w:type="spellEnd"/>
       <w:r>
-        <w:t xml:space="preserve">) no </w:t>
-      </w:r>
-      <w:r>
-        <w:t>c</w:t>
-      </w:r>
-      <w:r>
-        <w:t xml:space="preserve">ontexto do </w:t>
+        <w:t xml:space="preserve"> não opera sob paradigma relacional tradicional, razão pela qual o conceito clássico de ORM não se aplica diretamente.</w:t>
+      </w:r>
+    </w:p>
+    <w:p>
+      <w:pPr>
+        <w:pStyle w:val="CorpodoTexto"/>
+        <w:ind w:firstLine="993"/>
+      </w:pPr>
+      <w:r>
+        <w:t xml:space="preserve">A interação ocorre por meio do </w:t>
       </w:r>
       <w:proofErr w:type="spellStart"/>
       <w:r>
@@ -4396,151 +4133,24 @@
       </w:r>
       <w:proofErr w:type="spellEnd"/>
       <w:r>
-        <w:t>:</w:t>
-      </w:r>
-      <w:bookmarkEnd w:id="17"/>
-    </w:p>
-    <w:p>
-      <w:pPr>
-        <w:pStyle w:val="CorpodoTexto"/>
-      </w:pPr>
-      <w:r>
-        <w:t xml:space="preserve">É importante ressaltar que o conceito de ORM, tradicionalmente aplicado a bancos de dados relacionais para mapear objetos de código a tabelas de banco de dados, não se aplica diretamente ao </w:t>
-      </w:r>
-      <w:r>
-        <w:t xml:space="preserve">Cloud </w:t>
+        <w:t xml:space="preserve"> SDK para Node.js, que disponibiliza métodos para operações CRUD (GOOGLE, [s.d.]a).</w:t>
+      </w:r>
+    </w:p>
+    <w:p>
+      <w:pPr>
+        <w:pStyle w:val="CorpodoTexto"/>
+        <w:ind w:firstLine="993"/>
+      </w:pPr>
+      <w:r>
+        <w:t xml:space="preserve">Para organização do código, foram estruturadas camadas de acesso a dados (Data Access </w:t>
       </w:r>
       <w:proofErr w:type="spellStart"/>
       <w:r>
-        <w:t>Firestore</w:t>
+        <w:t>Layers</w:t>
       </w:r>
       <w:proofErr w:type="spellEnd"/>
       <w:r>
-        <w:t xml:space="preserve">, que é um banco de dados </w:t>
-      </w:r>
-      <w:proofErr w:type="spellStart"/>
-      <w:r>
-        <w:t>NoSQL</w:t>
-      </w:r>
-      <w:proofErr w:type="spellEnd"/>
-      <w:r>
-        <w:t xml:space="preserve"> orientado a documentos.</w:t>
-      </w:r>
-    </w:p>
-    <w:p>
-      <w:pPr>
-        <w:pStyle w:val="CorpodoTexto"/>
-      </w:pPr>
-      <w:r>
-        <w:t xml:space="preserve">Em vez de um ORM, a interação com o </w:t>
-      </w:r>
-      <w:proofErr w:type="spellStart"/>
-      <w:r>
-        <w:t>Firestore</w:t>
-      </w:r>
-      <w:proofErr w:type="spellEnd"/>
-      <w:r>
-        <w:t xml:space="preserve"> é realizada diretamente através do </w:t>
-      </w:r>
-      <w:proofErr w:type="spellStart"/>
-      <w:r>
-        <w:t>Firebase</w:t>
-      </w:r>
-      <w:proofErr w:type="spellEnd"/>
-      <w:r>
-        <w:t xml:space="preserve"> SDK (Software </w:t>
-      </w:r>
-      <w:proofErr w:type="spellStart"/>
-      <w:r>
-        <w:t>Development</w:t>
-      </w:r>
-      <w:proofErr w:type="spellEnd"/>
-      <w:r>
-        <w:t xml:space="preserve"> Kit) para Node.js</w:t>
-      </w:r>
-      <w:r>
-        <w:t>. Este SDK fornece métodos e interfaces que permitem realizar operações de CRUD (</w:t>
-      </w:r>
-      <w:proofErr w:type="spellStart"/>
-      <w:r>
-        <w:t>Create</w:t>
-      </w:r>
-      <w:proofErr w:type="spellEnd"/>
-      <w:r>
-        <w:t xml:space="preserve">, </w:t>
-      </w:r>
-      <w:proofErr w:type="spellStart"/>
-      <w:r>
-        <w:t>Read</w:t>
-      </w:r>
-      <w:proofErr w:type="spellEnd"/>
-      <w:r>
-        <w:t xml:space="preserve">, Update, Delete) em coleções e documentos de forma programática, abstraindo as complexidades da comunicação com o banco de dados </w:t>
-      </w:r>
-      <w:r>
-        <w:t>(GOOGLE, [</w:t>
-      </w:r>
-      <w:proofErr w:type="gramStart"/>
-      <w:r>
-        <w:t>s.d.]a</w:t>
-      </w:r>
-      <w:proofErr w:type="gramEnd"/>
-      <w:r>
-        <w:t>)</w:t>
-      </w:r>
-      <w:r>
-        <w:t>.</w:t>
-      </w:r>
-    </w:p>
-    <w:p>
-      <w:pPr>
-        <w:pStyle w:val="CorpodoTexto"/>
-      </w:pPr>
-      <w:r>
-        <w:t>Para manter a organização e facilitar a manutenção do código, são utilizadas camadas de acesso a dados (</w:t>
-      </w:r>
-      <w:r>
-        <w:t xml:space="preserve">Data Access </w:t>
-      </w:r>
-      <w:proofErr w:type="spellStart"/>
-      <w:r>
-        <w:t>Layers</w:t>
-      </w:r>
-      <w:proofErr w:type="spellEnd"/>
-      <w:r>
-        <w:t xml:space="preserve">) ou padrões de repositório, que encapsulam a lógica de interação com o SDK do </w:t>
-      </w:r>
-      <w:proofErr w:type="spellStart"/>
-      <w:r>
-        <w:t>Firebase</w:t>
-      </w:r>
-      <w:proofErr w:type="spellEnd"/>
-      <w:r>
-        <w:t xml:space="preserve">. Essas camadas definem modelos de dados (interfaces ou classes em </w:t>
-      </w:r>
-      <w:proofErr w:type="spellStart"/>
-      <w:r>
-        <w:t>TypeScript</w:t>
-      </w:r>
-      <w:proofErr w:type="spellEnd"/>
-      <w:r>
-        <w:t>/</w:t>
-      </w:r>
-      <w:proofErr w:type="spellStart"/>
-      <w:r>
-        <w:t>JavaScript</w:t>
-      </w:r>
-      <w:proofErr w:type="spellEnd"/>
-      <w:r>
-        <w:t xml:space="preserve">) que representam a estrutura dos documentos armazenados no </w:t>
-      </w:r>
-      <w:proofErr w:type="spellStart"/>
-      <w:r>
-        <w:t>Firestore</w:t>
-      </w:r>
-      <w:proofErr w:type="spellEnd"/>
-      <w:r>
-        <w:t>, garantindo consistência e tipagem forte no manuseio dos dados dentro da aplicação.</w:t>
+        <w:t>), que centralizam a comunicação com o banco e padronizam os modelos utilizados na aplicação, garantindo consistência e previsibilidade.</w:t>
       </w:r>
     </w:p>
     <w:p>
@@ -4549,18 +4159,18 @@
         <w:spacing w:before="240"/>
         <w:ind w:left="1145"/>
       </w:pPr>
-      <w:bookmarkStart w:id="18" w:name="_Toc222648867"/>
+      <w:bookmarkStart w:id="17" w:name="_Toc222648867"/>
       <w:r>
         <w:t>Autenticação: JSON Web Tokens (JWT)</w:t>
       </w:r>
-      <w:bookmarkEnd w:id="18"/>
-    </w:p>
-    <w:p>
-      <w:pPr>
-        <w:pStyle w:val="CorpodoTexto"/>
-      </w:pPr>
-      <w:r>
-        <w:t>A segurança e a integridade do acesso ao sistema são garantidas por um robusto mecanismo de autenticação.</w:t>
+      <w:bookmarkEnd w:id="17"/>
+    </w:p>
+    <w:p>
+      <w:pPr>
+        <w:pStyle w:val="CorpodoTexto"/>
+      </w:pPr>
+      <w:r>
+        <w:t>A segurança do sistema foi tratada como requisito essencial.</w:t>
       </w:r>
     </w:p>
     <w:p>
@@ -4572,79 +4182,27 @@
         </w:numPr>
       </w:pPr>
       <w:r>
-        <w:lastRenderedPageBreak/>
-        <w:t xml:space="preserve">Justificativa: JSON </w:t>
-      </w:r>
-      <w:r>
-        <w:rPr>
-          <w:i/>
-          <w:iCs/>
-        </w:rPr>
-        <w:t>Web Tokens</w:t>
-      </w:r>
-      <w:r>
-        <w:t xml:space="preserve"> (JWT) é um padrão aberto para a criação de </w:t>
-      </w:r>
-      <w:r>
-        <w:rPr>
-          <w:i/>
-          <w:iCs/>
-        </w:rPr>
-        <w:t>tokens</w:t>
-      </w:r>
-      <w:r>
-        <w:t xml:space="preserve"> de acesso que permitem a troca segura de informações entre </w:t>
-      </w:r>
-      <w:r>
-        <w:t>partes (</w:t>
-      </w:r>
-      <w:r>
-        <w:t>BATTISTI</w:t>
-      </w:r>
-      <w:r>
-        <w:t>, 20</w:t>
-      </w:r>
-      <w:r>
-        <w:t>21</w:t>
-      </w:r>
-      <w:r>
-        <w:t>). Sua</w:t>
-      </w:r>
-      <w:r>
-        <w:t xml:space="preserve"> natureza </w:t>
+        <w:t xml:space="preserve">Justificativa: </w:t>
+      </w:r>
+      <w:r>
+        <w:t xml:space="preserve">O JWT é um padrão aberto para criação de tokens de acesso que permitem a troca segura de informações entre partes (BATTISTI, 2021). Seu modelo </w:t>
       </w:r>
       <w:proofErr w:type="spellStart"/>
       <w:r>
-        <w:rPr>
-          <w:i/>
-          <w:iCs/>
-        </w:rPr>
         <w:t>stateless</w:t>
       </w:r>
       <w:proofErr w:type="spellEnd"/>
       <w:r>
-        <w:t xml:space="preserve"> (sem estado) é ideal para APIs </w:t>
-      </w:r>
-      <w:proofErr w:type="spellStart"/>
-      <w:r>
-        <w:t>RESTful</w:t>
-      </w:r>
-      <w:proofErr w:type="spellEnd"/>
-      <w:r>
-        <w:t xml:space="preserve">, pois o servidor não precisa armazenar informações de sessão, tornando a autenticação escalável e eficiente. Os </w:t>
-      </w:r>
-      <w:r>
-        <w:rPr>
-          <w:i/>
-          <w:iCs/>
-        </w:rPr>
-        <w:t>tokens</w:t>
-      </w:r>
-      <w:r>
-        <w:t xml:space="preserve"> são assinados digitalmente, garantindo sua integridade e autenticidade</w:t>
-      </w:r>
-      <w:r>
-        <w:t xml:space="preserve"> (IETF, 2015).</w:t>
+        <w:t xml:space="preserve"> favorece APIs REST, eliminando a necessidade de controle de sessão no servidor.</w:t>
+      </w:r>
+    </w:p>
+    <w:p>
+      <w:pPr>
+        <w:pStyle w:val="CorpodoTexto"/>
+        <w:ind w:left="1429" w:firstLine="0"/>
+      </w:pPr>
+      <w:r>
+        <w:t>Os tokens são assinados digitalmente, assegurando integridade e autenticidade das informações (IETF, 2015).</w:t>
       </w:r>
     </w:p>
     <w:p>
@@ -4656,190 +4214,18 @@
         </w:numPr>
       </w:pPr>
       <w:r>
-        <w:t xml:space="preserve">Aplicação: Após o processo de login (que pode ser integrado com o serviço de autenticação do </w:t>
+        <w:t xml:space="preserve">Aplicação: </w:t>
+      </w:r>
+      <w:r>
+        <w:t xml:space="preserve">Após autenticação, o servidor gera um token JWT, que é enviado ao cliente e utilizado nas requisições subsequentes. O </w:t>
       </w:r>
       <w:proofErr w:type="spellStart"/>
       <w:r>
-        <w:rPr>
-          <w:i/>
-          <w:iCs/>
-        </w:rPr>
-        <w:t>Firebase</w:t>
+        <w:t>back-end</w:t>
       </w:r>
       <w:proofErr w:type="spellEnd"/>
       <w:r>
-        <w:t xml:space="preserve"> ou um sistema de autenticação próprio no </w:t>
-      </w:r>
-      <w:r>
-        <w:rPr>
-          <w:i/>
-          <w:iCs/>
-        </w:rPr>
-        <w:t>Back-</w:t>
-      </w:r>
-      <w:proofErr w:type="spellStart"/>
-      <w:r>
-        <w:rPr>
-          <w:i/>
-          <w:iCs/>
-        </w:rPr>
-        <w:t>end</w:t>
-      </w:r>
-      <w:proofErr w:type="spellEnd"/>
-      <w:r>
-        <w:t xml:space="preserve">), o servidor </w:t>
-      </w:r>
-      <w:r>
-        <w:rPr>
-          <w:i/>
-          <w:iCs/>
-        </w:rPr>
-        <w:t>Node.js</w:t>
-      </w:r>
-      <w:r>
-        <w:t>/</w:t>
-      </w:r>
-      <w:r>
-        <w:rPr>
-          <w:i/>
-          <w:iCs/>
-        </w:rPr>
-        <w:t>Express</w:t>
-      </w:r>
-      <w:r>
-        <w:t xml:space="preserve"> gera um JWT. Este </w:t>
-      </w:r>
-      <w:r>
-        <w:rPr>
-          <w:i/>
-          <w:iCs/>
-        </w:rPr>
-        <w:t>token</w:t>
-      </w:r>
-      <w:r>
-        <w:t xml:space="preserve"> é então enviado ao </w:t>
-      </w:r>
-      <w:r>
-        <w:rPr>
-          <w:i/>
-          <w:iCs/>
-        </w:rPr>
-        <w:t>Front-</w:t>
-      </w:r>
-      <w:proofErr w:type="spellStart"/>
-      <w:r>
-        <w:rPr>
-          <w:i/>
-          <w:iCs/>
-        </w:rPr>
-        <w:t>end</w:t>
-      </w:r>
-      <w:proofErr w:type="spellEnd"/>
-      <w:r>
-        <w:t xml:space="preserve"> e armazenado de forma segura (por exemplo, em </w:t>
-      </w:r>
-      <w:proofErr w:type="spellStart"/>
-      <w:r>
-        <w:rPr>
-          <w:i/>
-          <w:iCs/>
-        </w:rPr>
-        <w:t>localStorage</w:t>
-      </w:r>
-      <w:proofErr w:type="spellEnd"/>
-      <w:r>
-        <w:t xml:space="preserve"> ou </w:t>
-      </w:r>
-      <w:proofErr w:type="spellStart"/>
-      <w:r>
-        <w:rPr>
-          <w:i/>
-          <w:iCs/>
-        </w:rPr>
-        <w:t>sessionStorage</w:t>
-      </w:r>
-      <w:proofErr w:type="spellEnd"/>
-      <w:r>
-        <w:t xml:space="preserve">). Em todas as requisições subsequentes do </w:t>
-      </w:r>
-      <w:r>
-        <w:rPr>
-          <w:i/>
-          <w:iCs/>
-        </w:rPr>
-        <w:t>Front-</w:t>
-      </w:r>
-      <w:proofErr w:type="spellStart"/>
-      <w:r>
-        <w:rPr>
-          <w:i/>
-          <w:iCs/>
-        </w:rPr>
-        <w:t>end</w:t>
-      </w:r>
-      <w:proofErr w:type="spellEnd"/>
-      <w:r>
-        <w:t xml:space="preserve"> para o </w:t>
-      </w:r>
-      <w:r>
-        <w:rPr>
-          <w:i/>
-          <w:iCs/>
-        </w:rPr>
-        <w:t>Back-</w:t>
-      </w:r>
-      <w:proofErr w:type="spellStart"/>
-      <w:r>
-        <w:rPr>
-          <w:i/>
-          <w:iCs/>
-        </w:rPr>
-        <w:t>end</w:t>
-      </w:r>
-      <w:proofErr w:type="spellEnd"/>
-      <w:r>
-        <w:t xml:space="preserve"> que exigem autenticação, o JWT é enviado no cabeçalho </w:t>
-      </w:r>
-      <w:proofErr w:type="spellStart"/>
-      <w:r>
-        <w:rPr>
-          <w:i/>
-          <w:iCs/>
-        </w:rPr>
-        <w:t>Authorization</w:t>
-      </w:r>
-      <w:proofErr w:type="spellEnd"/>
-      <w:r>
-        <w:t xml:space="preserve">. O </w:t>
-      </w:r>
-      <w:r>
-        <w:rPr>
-          <w:i/>
-          <w:iCs/>
-        </w:rPr>
-        <w:t>Back-</w:t>
-      </w:r>
-      <w:proofErr w:type="spellStart"/>
-      <w:r>
-        <w:rPr>
-          <w:i/>
-          <w:iCs/>
-        </w:rPr>
-        <w:t>end</w:t>
-      </w:r>
-      <w:proofErr w:type="spellEnd"/>
-      <w:r>
-        <w:t xml:space="preserve"> valida o </w:t>
-      </w:r>
-      <w:r>
-        <w:rPr>
-          <w:i/>
-          <w:iCs/>
-        </w:rPr>
-        <w:t>token</w:t>
-      </w:r>
-      <w:r>
-        <w:t xml:space="preserve"> para verificar a identidade e as permissões do usuário, controlando o acesso a funcionalidades específicas do cidadão ou do gestor.</w:t>
+        <w:t xml:space="preserve"> valida o token antes de permitir acesso a funcionalidades específicas, aplicando controle de permissões conforme o perfil do usuário.</w:t>
       </w:r>
     </w:p>
     <w:p>
@@ -4848,7 +4234,7 @@
         <w:spacing w:before="240"/>
         <w:ind w:left="1145"/>
       </w:pPr>
-      <w:bookmarkStart w:id="19" w:name="_Toc222648868"/>
+      <w:bookmarkStart w:id="18" w:name="_Toc222648868"/>
       <w:r>
         <w:t xml:space="preserve">Ferramentas de Desenvolvimento: </w:t>
       </w:r>
@@ -4860,22 +4246,14 @@
       <w:r>
         <w:t>/GitHub e Docker</w:t>
       </w:r>
-      <w:bookmarkEnd w:id="19"/>
-    </w:p>
-    <w:p>
-      <w:pPr>
-        <w:pStyle w:val="CorpodoTexto"/>
-      </w:pPr>
-      <w:r>
-        <w:t xml:space="preserve">Para garantir a eficiência no desenvolvimento, colaboração e padronização do ambiente, ferramentas modernas de gerenciamento de código e </w:t>
-      </w:r>
-      <w:proofErr w:type="spellStart"/>
-      <w:r>
-        <w:t>containerização</w:t>
-      </w:r>
-      <w:proofErr w:type="spellEnd"/>
-      <w:r>
-        <w:t xml:space="preserve"> são indispensáveis.</w:t>
+      <w:bookmarkEnd w:id="18"/>
+    </w:p>
+    <w:p>
+      <w:pPr>
+        <w:pStyle w:val="CorpodoTexto"/>
+      </w:pPr>
+      <w:r>
+        <w:t>A organização do desenvolvimento também foi considerada parte integrante da qualidade do projeto.</w:t>
       </w:r>
     </w:p>
     <w:p>
@@ -4888,7 +4266,7 @@
         <w:pStyle w:val="Ttulo3"/>
         <w:ind w:left="1701" w:hanging="709"/>
       </w:pPr>
-      <w:bookmarkStart w:id="20" w:name="_Toc222648869"/>
+      <w:bookmarkStart w:id="19" w:name="_Toc222648869"/>
       <w:proofErr w:type="spellStart"/>
       <w:r>
         <w:t>Git</w:t>
@@ -4897,7 +4275,7 @@
       <w:r>
         <w:t xml:space="preserve"> e GitHub:</w:t>
       </w:r>
-      <w:bookmarkEnd w:id="20"/>
+      <w:bookmarkEnd w:id="19"/>
     </w:p>
     <w:p>
       <w:pPr>
@@ -4920,7 +4298,11 @@
       </w:r>
       <w:proofErr w:type="spellEnd"/>
       <w:r>
-        <w:t xml:space="preserve"> é um sistema de controle de versão distribuído que permite rastrear mudanças no código-fonte, reverter para versões anteriores e gerenciar o desenvolvimento </w:t>
+        <w:t xml:space="preserve"> é um sistema de controle de versão distribuído que permite rastrear mudanças no código-fonte, reverter para versões </w:t>
+      </w:r>
+      <w:r>
+        <w:lastRenderedPageBreak/>
+        <w:t xml:space="preserve">anteriores e gerenciar o desenvolvimento </w:t>
       </w:r>
       <w:r>
         <w:t>colaborativo (CHACON; STRAUB, 2014).</w:t>
@@ -4974,96 +4356,26 @@
         </w:numPr>
       </w:pPr>
       <w:r>
-        <w:lastRenderedPageBreak/>
-        <w:t xml:space="preserve">Aplicação: Todos os códigos-fonte do </w:t>
-      </w:r>
-      <w:r>
-        <w:rPr>
-          <w:i/>
-          <w:iCs/>
-        </w:rPr>
-        <w:t>Front-</w:t>
+        <w:t xml:space="preserve">Aplicação: </w:t>
+      </w:r>
+      <w:r>
+        <w:t xml:space="preserve">Todo o código do sistema foi </w:t>
       </w:r>
       <w:proofErr w:type="spellStart"/>
       <w:r>
-        <w:rPr>
-          <w:i/>
-          <w:iCs/>
-        </w:rPr>
-        <w:t>end</w:t>
+        <w:t>versionado</w:t>
       </w:r>
       <w:proofErr w:type="spellEnd"/>
       <w:r>
-        <w:t xml:space="preserve"> e do </w:t>
-      </w:r>
-      <w:r>
-        <w:rPr>
-          <w:i/>
-          <w:iCs/>
-        </w:rPr>
-        <w:t>Back-</w:t>
+        <w:t xml:space="preserve"> e mantido em repositórios privados, permitindo organização por </w:t>
       </w:r>
       <w:proofErr w:type="spellStart"/>
       <w:r>
-        <w:rPr>
-          <w:i/>
-          <w:iCs/>
-        </w:rPr>
-        <w:t>end</w:t>
+        <w:t>branches</w:t>
       </w:r>
       <w:proofErr w:type="spellEnd"/>
       <w:r>
-        <w:t xml:space="preserve"> do </w:t>
-      </w:r>
-      <w:proofErr w:type="spellStart"/>
-      <w:r>
-        <w:t>ReqCidadão</w:t>
-      </w:r>
-      <w:proofErr w:type="spellEnd"/>
-      <w:r>
-        <w:t xml:space="preserve"> são </w:t>
-      </w:r>
-      <w:proofErr w:type="spellStart"/>
-      <w:r>
-        <w:t>versionados</w:t>
-      </w:r>
-      <w:proofErr w:type="spellEnd"/>
-      <w:r>
-        <w:t xml:space="preserve"> utilizando </w:t>
-      </w:r>
-      <w:proofErr w:type="spellStart"/>
-      <w:r>
-        <w:rPr>
-          <w:i/>
-          <w:iCs/>
-        </w:rPr>
-        <w:t>Git</w:t>
-      </w:r>
-      <w:proofErr w:type="spellEnd"/>
-      <w:r>
-        <w:t xml:space="preserve"> e hospedados em repositórios privados no </w:t>
-      </w:r>
-      <w:r>
-        <w:rPr>
-          <w:i/>
-          <w:iCs/>
-        </w:rPr>
-        <w:t>GitHub</w:t>
-      </w:r>
-      <w:r>
-        <w:t xml:space="preserve">. Isso permite um controle rigoroso das alterações, a criação de </w:t>
-      </w:r>
-      <w:proofErr w:type="spellStart"/>
-      <w:r>
-        <w:rPr>
-          <w:i/>
-          <w:iCs/>
-        </w:rPr>
-        <w:t>branches</w:t>
-      </w:r>
-      <w:proofErr w:type="spellEnd"/>
-      <w:r>
-        <w:t xml:space="preserve"> para desenvolvimento de funcionalidades específicas e a facilidade de implantação em ambientes de nuvem.</w:t>
+        <w:t xml:space="preserve"> e controle estruturado de alterações.</w:t>
       </w:r>
     </w:p>
     <w:p>
@@ -5086,47 +4398,7 @@
         <w:t xml:space="preserve">Justificativa: </w:t>
       </w:r>
       <w:r>
-        <w:rPr>
-          <w:i/>
-          <w:iCs/>
-        </w:rPr>
-        <w:t>Docker</w:t>
-      </w:r>
-      <w:r>
-        <w:t xml:space="preserve"> é uma plataforma que permite aos desenvolvedores empacotar aplicações e suas dependências em contêineres (</w:t>
-      </w:r>
-      <w:r>
-        <w:rPr>
-          <w:highlight w:val="yellow"/>
-        </w:rPr>
-        <w:t>DOCKER, [s.d.]</w:t>
-      </w:r>
-      <w:r>
-        <w:t xml:space="preserve">). Contêineres são leves, portáteis e isolados, garantindo que a aplicação funcione de forma consistente em qualquer ambiente (desenvolvimento, teste, produção). Isso resolve o problema comum </w:t>
-      </w:r>
-      <w:r>
-        <w:t xml:space="preserve">reportado por desenvolvedores </w:t>
-      </w:r>
-      <w:r>
-        <w:t xml:space="preserve">de </w:t>
-      </w:r>
-      <w:r>
-        <w:t xml:space="preserve">que </w:t>
-      </w:r>
-      <w:r>
-        <w:t xml:space="preserve">"funciona na minha máquina", padronizando o ambiente de execução e simplificando o processo de </w:t>
-      </w:r>
-      <w:proofErr w:type="spellStart"/>
-      <w:r>
-        <w:rPr>
-          <w:i/>
-          <w:iCs/>
-        </w:rPr>
-        <w:t>deploy</w:t>
-      </w:r>
-      <w:proofErr w:type="spellEnd"/>
-      <w:r>
-        <w:t xml:space="preserve"> e testes.</w:t>
+        <w:t>O Docker possibilita empacotar aplicações em contêineres isolados, garantindo consistência entre ambientes (DOCKER, [s.d.]). Isso reduz divergências entre desenvolvimento e produção.</w:t>
       </w:r>
     </w:p>
     <w:p>
@@ -5138,141 +4410,18 @@
         </w:numPr>
       </w:pPr>
       <w:r>
-        <w:t xml:space="preserve">Aplicação: O Docker é utilizado para </w:t>
+        <w:t xml:space="preserve">Aplicação: </w:t>
+      </w:r>
+      <w:r>
+        <w:t xml:space="preserve">Foi utilizado para padronizar o ambiente do </w:t>
       </w:r>
       <w:proofErr w:type="spellStart"/>
       <w:r>
-        <w:t>containerizar</w:t>
+        <w:t>back-end</w:t>
       </w:r>
       <w:proofErr w:type="spellEnd"/>
       <w:r>
-        <w:t xml:space="preserve"> o ambiente de desenvolvimento e, potencialmente, o </w:t>
-      </w:r>
-      <w:proofErr w:type="spellStart"/>
-      <w:r>
-        <w:rPr>
-          <w:i/>
-          <w:iCs/>
-        </w:rPr>
-        <w:t>deploy</w:t>
-      </w:r>
-      <w:proofErr w:type="spellEnd"/>
-      <w:r>
-        <w:t xml:space="preserve"> do </w:t>
-      </w:r>
-      <w:r>
-        <w:rPr>
-          <w:i/>
-          <w:iCs/>
-        </w:rPr>
-        <w:t>Back-</w:t>
-      </w:r>
-      <w:proofErr w:type="spellStart"/>
-      <w:r>
-        <w:rPr>
-          <w:i/>
-          <w:iCs/>
-        </w:rPr>
-        <w:t>end</w:t>
-      </w:r>
-      <w:proofErr w:type="spellEnd"/>
-      <w:r>
-        <w:t xml:space="preserve"> (</w:t>
-      </w:r>
-      <w:r>
-        <w:rPr>
-          <w:i/>
-          <w:iCs/>
-        </w:rPr>
-        <w:t>Node.js</w:t>
-      </w:r>
-      <w:r>
-        <w:t>/</w:t>
-      </w:r>
-      <w:r>
-        <w:rPr>
-          <w:i/>
-          <w:iCs/>
-        </w:rPr>
-        <w:t>Express</w:t>
-      </w:r>
-      <w:r>
-        <w:t xml:space="preserve">). Embora o </w:t>
-      </w:r>
-      <w:proofErr w:type="spellStart"/>
-      <w:r>
-        <w:rPr>
-          <w:i/>
-          <w:iCs/>
-        </w:rPr>
-        <w:t>Firebase</w:t>
-      </w:r>
-      <w:proofErr w:type="spellEnd"/>
-      <w:r>
-        <w:t xml:space="preserve"> seja </w:t>
-      </w:r>
-      <w:proofErr w:type="spellStart"/>
-      <w:r>
-        <w:rPr>
-          <w:i/>
-          <w:iCs/>
-        </w:rPr>
-        <w:t>serverless</w:t>
-      </w:r>
-      <w:proofErr w:type="spellEnd"/>
-      <w:r>
-        <w:t xml:space="preserve"> e não necessite de </w:t>
-      </w:r>
-      <w:r>
-        <w:rPr>
-          <w:i/>
-          <w:iCs/>
-        </w:rPr>
-        <w:t>Docker</w:t>
-      </w:r>
-      <w:r>
-        <w:t xml:space="preserve"> para o banco de dados em produção, o uso de </w:t>
-      </w:r>
-      <w:r>
-        <w:rPr>
-          <w:i/>
-          <w:iCs/>
-        </w:rPr>
-        <w:t>Docker</w:t>
-      </w:r>
-      <w:r>
-        <w:t xml:space="preserve"> para o </w:t>
-      </w:r>
-      <w:r>
-        <w:rPr>
-          <w:i/>
-          <w:iCs/>
-        </w:rPr>
-        <w:t>Back-</w:t>
-      </w:r>
-      <w:proofErr w:type="spellStart"/>
-      <w:r>
-        <w:rPr>
-          <w:i/>
-          <w:iCs/>
-        </w:rPr>
-        <w:t>end</w:t>
-      </w:r>
-      <w:proofErr w:type="spellEnd"/>
-      <w:r>
-        <w:t xml:space="preserve"> assegura que todas as dependências e configurações do Node.js sejam consistentes entre as máquinas de desenvolvimento e os ambientes de </w:t>
-      </w:r>
-      <w:proofErr w:type="spellStart"/>
-      <w:r>
-        <w:rPr>
-          <w:i/>
-          <w:iCs/>
-        </w:rPr>
-        <w:t>staging</w:t>
-      </w:r>
-      <w:proofErr w:type="spellEnd"/>
-      <w:r>
-        <w:t>/produção, facilitando a replicação do ambiente e a escalabilidade futura.</w:t>
+        <w:t>, assegurando que dependências e configurações permaneçam idênticas em diferentes máquinas e ambientes de execução.</w:t>
       </w:r>
     </w:p>
     <w:p>
@@ -5349,12 +4498,12 @@
           </w14:textFill>
         </w:rPr>
       </w:pPr>
-      <w:bookmarkStart w:id="21" w:name="_Toc222648870"/>
+      <w:bookmarkStart w:id="20" w:name="_Toc222648870"/>
       <w:r>
         <w:lastRenderedPageBreak/>
         <w:t>Lições aprendidas durante a formação</w:t>
       </w:r>
-      <w:bookmarkEnd w:id="21"/>
+      <w:bookmarkEnd w:id="20"/>
     </w:p>
     <w:p>
       <w:pPr>
@@ -5641,12 +4790,12 @@
           </w14:textFill>
         </w:rPr>
       </w:pPr>
-      <w:bookmarkStart w:id="22" w:name="_Toc222648871"/>
+      <w:bookmarkStart w:id="21" w:name="_Toc222648871"/>
       <w:r>
         <w:lastRenderedPageBreak/>
         <w:t>Competências e expectativas</w:t>
       </w:r>
-      <w:bookmarkEnd w:id="22"/>
+      <w:bookmarkEnd w:id="21"/>
       <w:r>
         <w:t xml:space="preserve"> </w:t>
       </w:r>
@@ -5744,15 +4893,7 @@
         <w:pStyle w:val="CorpodoTexto"/>
       </w:pPr>
       <w:r>
-        <w:t xml:space="preserve">Ao iniciar a pós-graduação em Desenvolvimento Full Stack, confesso que me peguei pensando se realmente teria condições de finalizá-la. A verdade é que fazia muito tempo, décadas na verdade, desde o início dos anos 2000, que eu não atuava diretamente como desenvolvedor. O universo da programação mudou drasticamente nesse período; linguagens evoluíram, novas surgiram, e as arquiteturas de sistemas se transformaram de formas que </w:t>
-      </w:r>
-      <w:proofErr w:type="gramStart"/>
-      <w:r>
-        <w:t>eu, na minha atuação como gestor, apenas acompanhava</w:t>
-      </w:r>
-      <w:proofErr w:type="gramEnd"/>
-      <w:r>
-        <w:t xml:space="preserve"> de longe, conceitualmente. Havia um receio genuíno de que a distância entre o que eu sabia e o que era exigido hoje seria grande demais para ser superada em um curso de pós-graduação EAD, com todos os desafios de organização pessoal que mencionei anteriormente.</w:t>
+        <w:t>Ao iniciar a pós-graduação em Desenvolvimento Full Stack, confesso que me peguei pensando se realmente teria condições de finalizá-la. A verdade é que fazia muito tempo, décadas na verdade, desde o início dos anos 2000, que eu não atuava diretamente como desenvolvedor. O universo da programação mudou drasticamente nesse período; linguagens evoluíram, novas surgiram, e as arquiteturas de sistemas se transformaram de formas que eu, na minha atuação como gestor, apenas acompanhava de longe, conceitualmente. Havia um receio genuíno de que a distância entre o que eu sabia e o que era exigido hoje seria grande demais para ser superada em um curso de pós-graduação EAD, com todos os desafios de organização pessoal que mencionei anteriormente.</w:t>
       </w:r>
     </w:p>
     <w:p>
@@ -5829,21 +4970,7 @@
         <w:rPr>
           <w:highlight w:val="yellow"/>
         </w:rPr>
-        <w:t xml:space="preserve">Nesta seção, faça uma autoavaliação pessoal e técnica no decorrer do curso. Traga percepções de sentimentos (empolgação, maturidade, frustrações) com as quais conviveu até chegar neste ponto. Traga também suas percepções com relação a, por exemplo, satisfações ou frustrações de capacidades que alcançou ao longo da sua formação. Por exemplo, qual o primeiro momento em que se sentiu como um profissional capacitado a realizar as atividades esperadas de um egresso do curso, ou quando dedicou </w:t>
-      </w:r>
-      <w:proofErr w:type="gramStart"/>
-      <w:r>
-        <w:rPr>
-          <w:highlight w:val="yellow"/>
-        </w:rPr>
-        <w:t>tempo</w:t>
-      </w:r>
-      <w:proofErr w:type="gramEnd"/>
-      <w:r>
-        <w:rPr>
-          <w:highlight w:val="yellow"/>
-        </w:rPr>
-        <w:t xml:space="preserve"> mas sentia-se longe de tal possibilidade.</w:t>
+        <w:t>Nesta seção, faça uma autoavaliação pessoal e técnica no decorrer do curso. Traga percepções de sentimentos (empolgação, maturidade, frustrações) com as quais conviveu até chegar neste ponto. Traga também suas percepções com relação a, por exemplo, satisfações ou frustrações de capacidades que alcançou ao longo da sua formação. Por exemplo, qual o primeiro momento em que se sentiu como um profissional capacitado a realizar as atividades esperadas de um egresso do curso, ou quando dedicou tempo mas sentia-se longe de tal possibilidade.</w:t>
       </w:r>
     </w:p>
     <w:p>
@@ -5901,12 +5028,12 @@
           </w14:textFill>
         </w:rPr>
       </w:pPr>
-      <w:bookmarkStart w:id="23" w:name="_Toc222648872"/>
+      <w:bookmarkStart w:id="22" w:name="_Toc222648872"/>
       <w:r>
         <w:lastRenderedPageBreak/>
         <w:t>Referências</w:t>
       </w:r>
-      <w:bookmarkEnd w:id="23"/>
+      <w:bookmarkEnd w:id="22"/>
     </w:p>
     <w:p>
       <w:pPr>
@@ -6021,10 +5148,7 @@
       </w:r>
       <w:proofErr w:type="spellStart"/>
       <w:r>
-        <w:t>ReactJ</w:t>
-      </w:r>
-      <w:r>
-        <w:t>s</w:t>
+        <w:t>ReactJs</w:t>
       </w:r>
       <w:proofErr w:type="spellEnd"/>
       <w:r>
@@ -6096,13 +5220,7 @@
         <w:t xml:space="preserve">Disponível em: </w:t>
       </w:r>
       <w:r>
-        <w:t>&lt;</w:t>
-      </w:r>
-      <w:r>
-        <w:t>https://adamwathan.me/css-utility-classes-and-separation-of-concerns/</w:t>
-      </w:r>
-      <w:r>
-        <w:t>&gt;</w:t>
+        <w:t>&lt;https://adamwathan.me/css-utility-classes-and-separation-of-concerns/&gt;</w:t>
       </w:r>
       <w:r>
         <w:t xml:space="preserve">. Acesso em: </w:t>
@@ -6142,28 +5260,7 @@
       </w:r>
       <w:proofErr w:type="spellEnd"/>
       <w:r>
-        <w:t xml:space="preserve"> </w:t>
-      </w:r>
-      <w:r>
-        <w:t>Node.js. 201</w:t>
-      </w:r>
-      <w:r>
-        <w:t>1</w:t>
-      </w:r>
-      <w:r>
-        <w:t>. Disponível em: &lt;</w:t>
-      </w:r>
-      <w:r>
-        <w:t xml:space="preserve"> </w:t>
-      </w:r>
-      <w:r>
-        <w:t xml:space="preserve">https://www.youtube.com/watch?v=jo_B4LTHi3I&gt;. Acesso em: </w:t>
-      </w:r>
-      <w:r>
-        <w:t>06/02/2026</w:t>
-      </w:r>
-      <w:r>
-        <w:t>.</w:t>
+        <w:t xml:space="preserve"> Node.js. 2011. Disponível em: &lt; https://www.youtube.com/watch?v=jo_B4LTHi3I&gt;. Acesso em: 06/02/2026.</w:t>
       </w:r>
     </w:p>
     <w:p>
@@ -6181,13 +5278,7 @@
         <w:rPr>
           <w:lang w:val="en-US"/>
         </w:rPr>
-        <w:t xml:space="preserve">CANTELON, Mike; </w:t>
-      </w:r>
-      <w:r>
-        <w:rPr>
-          <w:lang w:val="en-US"/>
-        </w:rPr>
-        <w:t>HARTER, Marc; HOLOWAYCHUK, T.J.; RAJLICH, Nathan</w:t>
+        <w:t>CANTELON, Mike; HARTER, Marc; HOLOWAYCHUK, T.J.; RAJLICH, Nathan</w:t>
       </w:r>
       <w:r>
         <w:rPr>
@@ -6251,21 +5342,7 @@
       </w:r>
       <w:proofErr w:type="spellEnd"/>
       <w:r>
-        <w:t>: Banco de dados de documentos para desenvolvimento de apps. [</w:t>
-      </w:r>
-      <w:proofErr w:type="gramStart"/>
-      <w:r>
-        <w:t>s.d.]b.</w:t>
-      </w:r>
-      <w:proofErr w:type="gramEnd"/>
-      <w:r>
-        <w:t xml:space="preserve"> Disponível em: firebase.google.com. Acesso em: </w:t>
-      </w:r>
-      <w:r>
-        <w:t>07/02/2026</w:t>
-      </w:r>
-      <w:r>
-        <w:t>.</w:t>
+        <w:t>: Banco de dados de documentos para desenvolvimento de apps. [s.d.]b. Disponível em: firebase.google.com. Acesso em: 07/02/2026.</w:t>
       </w:r>
     </w:p>
     <w:p>
@@ -6285,13 +5362,7 @@
       </w:r>
       <w:proofErr w:type="spellEnd"/>
       <w:r>
-        <w:t xml:space="preserve">: Plataforma de desenvolvimento de apps. [s.d.]. Disponível em: firebase.google.com. Acesso em: </w:t>
-      </w:r>
-      <w:r>
-        <w:t>07/02/2026</w:t>
-      </w:r>
-      <w:r>
-        <w:t>.</w:t>
+        <w:t>: Plataforma de desenvolvimento de apps. [s.d.]. Disponível em: firebase.google.com. Acesso em: 07/02/2026.</w:t>
       </w:r>
     </w:p>
     <w:p>
@@ -6319,21 +5390,7 @@
       </w:r>
       <w:proofErr w:type="spellEnd"/>
       <w:r>
-        <w:t>. [</w:t>
-      </w:r>
-      <w:proofErr w:type="gramStart"/>
-      <w:r>
-        <w:t>s.d.]a.</w:t>
-      </w:r>
-      <w:proofErr w:type="gramEnd"/>
-      <w:r>
-        <w:t xml:space="preserve"> Disponível em: firebase.google.com. Acesso em: </w:t>
-      </w:r>
-      <w:r>
-        <w:t>07/02/2026</w:t>
-      </w:r>
-      <w:r>
-        <w:t>.</w:t>
+        <w:t>. [s.d.]a. Disponível em: firebase.google.com. Acesso em: 07/02/2026.</w:t>
       </w:r>
     </w:p>
     <w:p>
@@ -6345,22 +5402,7 @@
         </w:numPr>
       </w:pPr>
       <w:r>
-        <w:t>BATTISTI</w:t>
-      </w:r>
-      <w:r>
-        <w:t xml:space="preserve">, </w:t>
-      </w:r>
-      <w:r>
-        <w:t>Matheus</w:t>
-      </w:r>
-      <w:r>
-        <w:t xml:space="preserve">. </w:t>
-      </w:r>
-      <w:r>
-        <w:t>O que é JWT? Aprenda tudo sobre JSON Web Token</w:t>
-      </w:r>
-      <w:r>
-        <w:t>. Disponível em: &lt;https://www.youtube.com/</w:t>
+        <w:t>BATTISTI, Matheus. O que é JWT? Aprenda tudo sobre JSON Web Token. Disponível em: &lt;https://www.youtube.com/</w:t>
       </w:r>
       <w:proofErr w:type="spellStart"/>
       <w:r>
@@ -6376,13 +5418,7 @@
       </w:r>
       <w:proofErr w:type="spellEnd"/>
       <w:r>
-        <w:t>&gt;. Acesso em: 0</w:t>
-      </w:r>
-      <w:r>
-        <w:t>8</w:t>
-      </w:r>
-      <w:r>
-        <w:t>/02/2026.</w:t>
+        <w:t>&gt;. Acesso em: 08/02/2026.</w:t>
       </w:r>
     </w:p>
     <w:p>
@@ -6458,13 +5494,7 @@
       </w:r>
       <w:proofErr w:type="spellEnd"/>
       <w:r>
-        <w:t xml:space="preserve"> GitHub. [s.d.]. Disponível em: github.com. Acesso em: </w:t>
-      </w:r>
-      <w:r>
-        <w:t>12/02/2026</w:t>
-      </w:r>
-      <w:r>
-        <w:t>.</w:t>
+        <w:t xml:space="preserve"> GitHub. [s.d.]. Disponível em: github.com. Acesso em: 12/02/2026.</w:t>
       </w:r>
     </w:p>
     <w:p>
@@ -6479,21 +5509,7 @@
         <w:rPr>
           <w:lang w:val="en-US"/>
         </w:rPr>
-        <w:t xml:space="preserve">DOCKER. What is a </w:t>
-      </w:r>
-      <w:proofErr w:type="gramStart"/>
-      <w:r>
-        <w:rPr>
-          <w:lang w:val="en-US"/>
-        </w:rPr>
-        <w:t>Container?.</w:t>
-      </w:r>
-      <w:proofErr w:type="gramEnd"/>
-      <w:r>
-        <w:rPr>
-          <w:lang w:val="en-US"/>
-        </w:rPr>
-        <w:t xml:space="preserve"> </w:t>
+        <w:t xml:space="preserve">DOCKER. What is a Container?. </w:t>
       </w:r>
       <w:r>
         <w:t xml:space="preserve">[s.d.]. Disponível em: www.docker.com. Acesso em: </w:t>
